--- a/L_9-10/Звіт 9-10 В. Стахнюк.docx
+++ b/L_9-10/Звіт 9-10 В. Стахнюк.docx
@@ -370,6 +370,13 @@
           <w:szCs w:val="28"/>
         </w:rPr>
       </w:r>
+      <w:r>
+        <w:rPr>
+          <w:rFonts w:ascii="Times New Roman" w:hAnsi="Times New Roman" w:cs="Times New Roman"/>
+          <w:sz w:val="28"/>
+          <w:szCs w:val="28"/>
+        </w:rPr>
+      </w:r>
     </w:p>
     <w:p>
       <w:pPr>
@@ -430,7 +437,6 @@
         </w:rPr>
         <w:t xml:space="preserve">На тему: «</w:t>
       </w:r>
-      <w:r/>
       <w:r>
         <w:rPr>
           <w:rFonts w:ascii="Times New Roman" w:hAnsi="Times New Roman" w:cs="Times New Roman"/>
@@ -439,7 +445,6 @@
         </w:rPr>
         <w:t xml:space="preserve">Конструювання базових та похідних класів з використанням</w:t>
       </w:r>
-      <w:r/>
       <w:r>
         <w:rPr>
           <w:rFonts w:ascii="Times New Roman" w:hAnsi="Times New Roman" w:cs="Times New Roman"/>
@@ -448,13 +453,6 @@
         </w:rPr>
       </w:r>
       <w:r/>
-      <w:r>
-        <w:rPr>
-          <w:rFonts w:ascii="Times New Roman" w:hAnsi="Times New Roman" w:cs="Times New Roman"/>
-          <w:sz w:val="28"/>
-          <w:szCs w:val="28"/>
-        </w:rPr>
-      </w:r>
     </w:p>
     <w:p>
       <w:pPr>
@@ -471,14 +469,6 @@
           <w:szCs w:val="28"/>
         </w:rPr>
         <w:t xml:space="preserve">віртуальних функцій</w:t>
-      </w:r>
-      <w:r/>
-      <w:r>
-        <w:rPr>
-          <w:rFonts w:ascii="Times New Roman" w:hAnsi="Times New Roman" w:cs="Times New Roman"/>
-          <w:sz w:val="28"/>
-          <w:szCs w:val="28"/>
-        </w:rPr>
       </w:r>
       <w:r>
         <w:rPr>
@@ -488,7 +478,6 @@
         </w:rPr>
         <w:t xml:space="preserve">»</w:t>
       </w:r>
-      <w:r/>
       <w:r/>
     </w:p>
     <w:p>
@@ -901,7 +890,6 @@
         </w:rPr>
         <w:t xml:space="preserve"> </w:t>
       </w:r>
-      <w:r/>
       <w:r>
         <w:rPr>
           <w:rFonts w:ascii="Times New Roman" w:hAnsi="Times New Roman" w:cs="Times New Roman"/>
@@ -944,7 +932,6 @@
         </w:rPr>
         <w:t xml:space="preserve">даних.</w:t>
       </w:r>
-      <w:r/>
       <w:r>
         <w:rPr>
           <w:rFonts w:ascii="Times New Roman" w:hAnsi="Times New Roman" w:cs="Times New Roman"/>
@@ -952,7 +939,6 @@
           <w:szCs w:val="28"/>
         </w:rPr>
       </w:r>
-      <w:r/>
       <w:r/>
     </w:p>
     <w:p>
@@ -997,7 +983,6 @@
         <w:t xml:space="preserve"> (Варіант №22): батьківський клас «Звуковий пристрій», дочірні класи «Мікрофон», «Динамік».</w:t>
         <w:br/>
       </w:r>
-      <w:r/>
       <w:r>
         <w:rPr>
           <w:rFonts w:ascii="Times New Roman" w:hAnsi="Times New Roman" w:cs="Times New Roman"/>
@@ -1006,25 +991,12 @@
         </w:rPr>
       </w:r>
       <w:r/>
-      <w:r>
-        <w:rPr>
-          <w:rFonts w:ascii="Times New Roman" w:hAnsi="Times New Roman" w:cs="Times New Roman"/>
-          <w:sz w:val="28"/>
-          <w:szCs w:val="28"/>
-        </w:rPr>
-      </w:r>
     </w:p>
     <w:p>
       <w:pPr>
         <w:pBdr/>
         <w:spacing/>
         <w:ind/>
-        <w:rPr>
-          <w:b/>
-          <w:bCs/>
-        </w:rPr>
-      </w:pPr>
-      <w:r>
         <w:rPr>
           <w:rFonts w:ascii="Times New Roman" w:hAnsi="Times New Roman" w:cs="Times New Roman"/>
           <w:b/>
@@ -1032,8 +1004,124 @@
           <w:sz w:val="28"/>
           <w:szCs w:val="28"/>
         </w:rPr>
+      </w:pPr>
+      <w:r>
+        <w:rPr>
+          <w:rFonts w:ascii="Times New Roman" w:hAnsi="Times New Roman" w:eastAsia="Times New Roman" w:cs="Times New Roman"/>
+          <w:b/>
+          <w:sz w:val="28"/>
+          <w:szCs w:val="28"/>
+        </w:rPr>
         <w:t xml:space="preserve">Блок-схема алгоритму:</w:t>
       </w:r>
+      <w:r>
+        <w:rPr>
+          <w:rFonts w:ascii="Times New Roman" w:hAnsi="Times New Roman" w:eastAsia="Times New Roman" w:cs="Times New Roman"/>
+          <w:b/>
+          <w:bCs/>
+          <w:sz w:val="28"/>
+          <w:szCs w:val="28"/>
+        </w:rPr>
+      </w:r>
+    </w:p>
+    <w:p>
+      <w:pPr>
+        <w:pBdr/>
+        <w:spacing/>
+        <w:ind/>
+        <w:jc w:val="center"/>
+        <w:rPr>
+          <w:b/>
+          <w:bCs/>
+        </w:rPr>
+      </w:pPr>
+      <w:r>
+        <mc:AlternateContent>
+          <mc:Choice Requires="wpg">
+            <w:drawing>
+              <wp:inline xmlns:wp="http://schemas.openxmlformats.org/drawingml/2006/wordprocessingDrawing" distT="0" distB="0" distL="0" distR="0">
+                <wp:extent cx="5115843" cy="6309540"/>
+                <wp:effectExtent l="0" t="0" r="0" b="0"/>
+                <wp:docPr id="2" name="Picture 2"/>
+                <wp:cNvGraphicFramePr>
+                  <a:graphicFrameLocks xmlns:a="http://schemas.openxmlformats.org/drawingml/2006/main" noChangeAspect="1"/>
+                </wp:cNvGraphicFramePr>
+                <a:graphic xmlns:a="http://schemas.openxmlformats.org/drawingml/2006/main">
+                  <a:graphicData uri="http://schemas.openxmlformats.org/drawingml/2006/picture">
+                    <pic:pic xmlns:pic="http://schemas.openxmlformats.org/drawingml/2006/picture">
+                      <pic:nvPicPr>
+                        <pic:cNvPr id="0" name="L_9-10_1.png"/>
+                        <pic:cNvPicPr>
+                          <a:picLocks noChangeAspect="1"/>
+                        </pic:cNvPicPr>
+                        <pic:nvPr/>
+                      </pic:nvPicPr>
+                      <pic:blipFill rotWithShape="1">
+                        <a:blip r:embed="rId12"/>
+                        <a:stretch/>
+                      </pic:blipFill>
+                      <pic:spPr bwMode="auto">
+                        <a:xfrm flipH="0" flipV="0">
+                          <a:off x="0" y="0"/>
+                          <a:ext cx="5115843" cy="6309539"/>
+                        </a:xfrm>
+                        <a:prstGeom prst="rect">
+                          <a:avLst/>
+                        </a:prstGeom>
+                      </pic:spPr>
+                    </pic:pic>
+                  </a:graphicData>
+                </a:graphic>
+              </wp:inline>
+            </w:drawing>
+          </mc:Choice>
+          <mc:Fallback>
+            <w:pict>
+              <v:shapetype id="_x0000_t75" coordsize="21600,21600" o:spt="75" o:preferrelative="t" path="m@4@5l@4@11@9@11@9@5xe" filled="f" stroked="f">
+                <v:stroke joinstyle="miter"/>
+                <v:formulas>
+                  <v:f eqn="if lineDrawn pixelLineWidth 0"/>
+                  <v:f eqn="sum @0 1 0"/>
+                  <v:f eqn="sum 0 0 @1"/>
+                  <v:f eqn="prod @2 1 2"/>
+                  <v:f eqn="prod @3 21600 pixelWidth"/>
+                  <v:f eqn="prod @3 21600 pixelHeight"/>
+                  <v:f eqn="sum @0 0 1"/>
+                  <v:f eqn="prod @6 1 2"/>
+                  <v:f eqn="prod @7 21600 pixelWidth"/>
+                  <v:f eqn="sum @8 21600 0"/>
+                  <v:f eqn="prod @7 21600 pixelHeight"/>
+                  <v:f eqn="sum @10 21600 0"/>
+                </v:formulas>
+                <v:path o:extrusionok="f" gradientshapeok="t" o:connecttype="rect"/>
+                <o:lock v:ext="edit" aspectratio="t"/>
+              </v:shapetype>
+              <v:shape id="_x0000_i1" o:spid="_x0000_s1" type="#_x0000_t75" style="width:402.82pt;height:496.81pt;mso-wrap-distance-left:0.00pt;mso-wrap-distance-top:0.00pt;mso-wrap-distance-right:0.00pt;mso-wrap-distance-bottom:0.00pt;z-index:1;" stroked="false">
+                <v:imagedata r:id="rId12" o:title=""/>
+                <o:lock v:ext="edit" rotation="t"/>
+              </v:shape>
+            </w:pict>
+          </mc:Fallback>
+        </mc:AlternateContent>
+      </w:r>
+      <w:r>
+        <w:rPr>
+          <w:b/>
+          <w:bCs/>
+        </w:rPr>
+      </w:r>
+    </w:p>
+    <w:p>
+      <w:pPr>
+        <w:pBdr/>
+        <w:spacing/>
+        <w:ind/>
+        <w:jc w:val="center"/>
+        <w:rPr>
+          <w:b/>
+          <w:bCs/>
+        </w:rPr>
+      </w:pPr>
       <w:r>
         <w:rPr>
           <w:b/>
@@ -1042,426 +1130,10 @@
       </w:r>
       <w:r>
         <w:rPr>
-          <w:rFonts w:ascii="Times New Roman" w:hAnsi="Times New Roman" w:cs="Times New Roman"/>
-          <w:sz w:val="28"/>
-          <w:szCs w:val="28"/>
+          <w:b/>
+          <w:bCs/>
         </w:rPr>
       </w:r>
-      <w:r/>
-      <w:r>
-        <w:rPr>
-          <w:rFonts w:ascii="Times New Roman" w:hAnsi="Times New Roman" w:cs="Times New Roman"/>
-          <w:b/>
-          <w:bCs/>
-          <w:sz w:val="28"/>
-          <w:szCs w:val="28"/>
-        </w:rPr>
-      </w:r>
-    </w:p>
-    <w:p>
-      <w:pPr>
-        <w:pBdr/>
-        <w:spacing/>
-        <w:ind/>
-        <w:rPr/>
-      </w:pPr>
-      <w:r>
-        <w:rPr>
-          <w:rFonts w:ascii="Times New Roman" w:hAnsi="Times New Roman" w:cs="Times New Roman"/>
-          <w:sz w:val="28"/>
-          <w:szCs w:val="28"/>
-        </w:rPr>
-        <w:t xml:space="preserve">[Початок]</w:t>
-      </w:r>
-      <w:r/>
-    </w:p>
-    <w:p>
-      <w:pPr>
-        <w:pBdr/>
-        <w:spacing/>
-        <w:ind/>
-        <w:rPr/>
-      </w:pPr>
-      <w:r>
-        <w:rPr>
-          <w:rFonts w:ascii="Times New Roman" w:hAnsi="Times New Roman" w:cs="Times New Roman"/>
-          <w:sz w:val="28"/>
-          <w:szCs w:val="28"/>
-        </w:rPr>
-        <w:t xml:space="preserve">    ↓</w:t>
-      </w:r>
-      <w:r/>
-    </w:p>
-    <w:p>
-      <w:pPr>
-        <w:pBdr/>
-        <w:spacing/>
-        <w:ind/>
-        <w:rPr/>
-      </w:pPr>
-      <w:r>
-        <w:rPr>
-          <w:rFonts w:ascii="Times New Roman" w:hAnsi="Times New Roman" w:cs="Times New Roman"/>
-          <w:sz w:val="28"/>
-          <w:szCs w:val="28"/>
-        </w:rPr>
-        <w:t xml:space="preserve">Створити об’єкти Microphone та Speaker (спочатку конструктор бази, потім нащадка)</w:t>
-      </w:r>
-      <w:r/>
-    </w:p>
-    <w:p>
-      <w:pPr>
-        <w:pBdr/>
-        <w:spacing/>
-        <w:ind/>
-        <w:rPr/>
-      </w:pPr>
-      <w:r>
-        <w:rPr>
-          <w:rFonts w:ascii="Times New Roman" w:hAnsi="Times New Roman" w:cs="Times New Roman"/>
-          <w:sz w:val="28"/>
-          <w:szCs w:val="28"/>
-        </w:rPr>
-        <w:t xml:space="preserve">    ↓</w:t>
-      </w:r>
-      <w:r/>
-    </w:p>
-    <w:p>
-      <w:pPr>
-        <w:pBdr/>
-        <w:spacing/>
-        <w:ind/>
-        <w:rPr/>
-      </w:pPr>
-      <w:r>
-        <w:rPr>
-          <w:rFonts w:ascii="Times New Roman" w:hAnsi="Times New Roman" w:cs="Times New Roman"/>
-          <w:sz w:val="28"/>
-          <w:szCs w:val="28"/>
-        </w:rPr>
-        <w:t xml:space="preserve">Викликати display() через посилання SoundDevice&amp; (віртуальний виклик)</w:t>
-      </w:r>
-      <w:r/>
-    </w:p>
-    <w:p>
-      <w:pPr>
-        <w:pBdr/>
-        <w:spacing/>
-        <w:ind/>
-        <w:rPr/>
-      </w:pPr>
-      <w:r>
-        <w:rPr>
-          <w:rFonts w:ascii="Times New Roman" w:hAnsi="Times New Roman" w:cs="Times New Roman"/>
-          <w:sz w:val="28"/>
-          <w:szCs w:val="28"/>
-        </w:rPr>
-        <w:t xml:space="preserve">    ↓</w:t>
-      </w:r>
-      <w:r/>
-    </w:p>
-    <w:p>
-      <w:pPr>
-        <w:pBdr/>
-        <w:spacing/>
-        <w:ind/>
-        <w:rPr/>
-      </w:pPr>
-      <w:r>
-        <w:rPr>
-          <w:rFonts w:ascii="Times New Roman" w:hAnsi="Times New Roman" w:cs="Times New Roman"/>
-          <w:sz w:val="28"/>
-          <w:szCs w:val="28"/>
-        </w:rPr>
-        <w:t xml:space="preserve">Додати вказівники у DeviceCatalog (vector&lt;SoundDevice*&gt;)</w:t>
-      </w:r>
-      <w:r/>
-    </w:p>
-    <w:p>
-      <w:pPr>
-        <w:pBdr/>
-        <w:spacing/>
-        <w:ind/>
-        <w:rPr/>
-      </w:pPr>
-      <w:r>
-        <w:rPr>
-          <w:rFonts w:ascii="Times New Roman" w:hAnsi="Times New Roman" w:cs="Times New Roman"/>
-          <w:sz w:val="28"/>
-          <w:szCs w:val="28"/>
-        </w:rPr>
-        <w:t xml:space="preserve">    ↓</w:t>
-      </w:r>
-      <w:r/>
-    </w:p>
-    <w:p>
-      <w:pPr>
-        <w:pBdr/>
-        <w:spacing/>
-        <w:ind/>
-        <w:rPr/>
-      </w:pPr>
-      <w:r>
-        <w:rPr>
-          <w:rFonts w:ascii="Times New Roman" w:hAnsi="Times New Roman" w:cs="Times New Roman"/>
-          <w:sz w:val="28"/>
-          <w:szCs w:val="28"/>
-        </w:rPr>
-        <w:t xml:space="preserve">Вивести всі пристрої (поліморфізм: displayAll → display())</w:t>
-      </w:r>
-      <w:r/>
-    </w:p>
-    <w:p>
-      <w:pPr>
-        <w:pBdr/>
-        <w:spacing/>
-        <w:ind/>
-        <w:rPr/>
-      </w:pPr>
-      <w:r>
-        <w:rPr>
-          <w:rFonts w:ascii="Times New Roman" w:hAnsi="Times New Roman" w:cs="Times New Roman"/>
-          <w:sz w:val="28"/>
-          <w:szCs w:val="28"/>
-        </w:rPr>
-        <w:t xml:space="preserve">    ↓</w:t>
-      </w:r>
-      <w:r/>
-    </w:p>
-    <w:p>
-      <w:pPr>
-        <w:pBdr/>
-        <w:spacing/>
-        <w:ind/>
-        <w:rPr/>
-      </w:pPr>
-      <w:r>
-        <w:rPr>
-          <w:rFonts w:ascii="Times New Roman" w:hAnsi="Times New Roman" w:cs="Times New Roman"/>
-          <w:sz w:val="28"/>
-          <w:szCs w:val="28"/>
-        </w:rPr>
-        <w:t xml:space="preserve">◇ Зміна полів (setPower, setPattern, setImpedance, setDiameter)</w:t>
-      </w:r>
-      <w:r/>
-    </w:p>
-    <w:p>
-      <w:pPr>
-        <w:pBdr/>
-        <w:spacing/>
-        <w:ind/>
-        <w:rPr/>
-      </w:pPr>
-      <w:r>
-        <w:rPr>
-          <w:rFonts w:ascii="Times New Roman" w:hAnsi="Times New Roman" w:cs="Times New Roman"/>
-          <w:sz w:val="28"/>
-          <w:szCs w:val="28"/>
-        </w:rPr>
-        <w:t xml:space="preserve">    │</w:t>
-      </w:r>
-      <w:r/>
-    </w:p>
-    <w:p>
-      <w:pPr>
-        <w:pBdr/>
-        <w:spacing/>
-        <w:ind/>
-        <w:rPr/>
-      </w:pPr>
-      <w:r>
-        <w:rPr>
-          <w:rFonts w:ascii="Times New Roman" w:hAnsi="Times New Roman" w:cs="Times New Roman"/>
-          <w:sz w:val="28"/>
-          <w:szCs w:val="28"/>
-        </w:rPr>
-        <w:t xml:space="preserve">    ├─ некоректні дані → повідомлення про помилку, поле не змінювати</w:t>
-      </w:r>
-      <w:r/>
-    </w:p>
-    <w:p>
-      <w:pPr>
-        <w:pBdr/>
-        <w:spacing/>
-        <w:ind/>
-        <w:rPr/>
-      </w:pPr>
-      <w:r>
-        <w:rPr>
-          <w:rFonts w:ascii="Times New Roman" w:hAnsi="Times New Roman" w:cs="Times New Roman"/>
-          <w:sz w:val="28"/>
-          <w:szCs w:val="28"/>
-        </w:rPr>
-        <w:t xml:space="preserve">    └─ коректні дані → зберегти</w:t>
-      </w:r>
-      <w:r/>
-    </w:p>
-    <w:p>
-      <w:pPr>
-        <w:pBdr/>
-        <w:spacing/>
-        <w:ind/>
-        <w:rPr/>
-      </w:pPr>
-      <w:r>
-        <w:rPr>
-          <w:rFonts w:ascii="Times New Roman" w:hAnsi="Times New Roman" w:cs="Times New Roman"/>
-          <w:sz w:val="28"/>
-          <w:szCs w:val="28"/>
-        </w:rPr>
-        <w:t xml:space="preserve">    ↓</w:t>
-      </w:r>
-      <w:r/>
-    </w:p>
-    <w:p>
-      <w:pPr>
-        <w:pBdr/>
-        <w:spacing/>
-        <w:ind/>
-        <w:rPr/>
-      </w:pPr>
-      <w:r>
-        <w:rPr>
-          <w:rFonts w:ascii="Times New Roman" w:hAnsi="Times New Roman" w:cs="Times New Roman"/>
-          <w:sz w:val="28"/>
-          <w:szCs w:val="28"/>
-        </w:rPr>
-        <w:t xml:space="preserve">Обчислити кількість і загальну вартість</w:t>
-      </w:r>
-      <w:r/>
-    </w:p>
-    <w:p>
-      <w:pPr>
-        <w:pBdr/>
-        <w:spacing/>
-        <w:ind/>
-        <w:rPr/>
-      </w:pPr>
-      <w:r>
-        <w:rPr>
-          <w:rFonts w:ascii="Times New Roman" w:hAnsi="Times New Roman" w:cs="Times New Roman"/>
-          <w:sz w:val="28"/>
-          <w:szCs w:val="28"/>
-        </w:rPr>
-        <w:t xml:space="preserve">    ↓</w:t>
-      </w:r>
-      <w:r/>
-    </w:p>
-    <w:p>
-      <w:pPr>
-        <w:pBdr/>
-        <w:spacing/>
-        <w:ind/>
-        <w:rPr/>
-      </w:pPr>
-      <w:r>
-        <w:rPr>
-          <w:rFonts w:ascii="Times New Roman" w:hAnsi="Times New Roman" w:cs="Times New Roman"/>
-          <w:sz w:val="28"/>
-          <w:szCs w:val="28"/>
-        </w:rPr>
-        <w:t xml:space="preserve">Вивести результати</w:t>
-      </w:r>
-      <w:r/>
-    </w:p>
-    <w:p>
-      <w:pPr>
-        <w:pBdr/>
-        <w:spacing/>
-        <w:ind/>
-        <w:rPr/>
-      </w:pPr>
-      <w:r>
-        <w:rPr>
-          <w:rFonts w:ascii="Times New Roman" w:hAnsi="Times New Roman" w:cs="Times New Roman"/>
-          <w:sz w:val="28"/>
-          <w:szCs w:val="28"/>
-        </w:rPr>
-        <w:t xml:space="preserve">    ↓</w:t>
-      </w:r>
-      <w:r/>
-    </w:p>
-    <w:p>
-      <w:pPr>
-        <w:pBdr/>
-        <w:spacing/>
-        <w:ind/>
-        <w:rPr/>
-      </w:pPr>
-      <w:r>
-        <w:rPr>
-          <w:rFonts w:ascii="Times New Roman" w:hAnsi="Times New Roman" w:cs="Times New Roman"/>
-          <w:sz w:val="28"/>
-          <w:szCs w:val="28"/>
-        </w:rPr>
-        <w:t xml:space="preserve">Деструктори (спочатку нащадок, потім база)</w:t>
-      </w:r>
-      <w:r/>
-    </w:p>
-    <w:p>
-      <w:pPr>
-        <w:pBdr/>
-        <w:spacing/>
-        <w:ind/>
-        <w:rPr/>
-      </w:pPr>
-      <w:r>
-        <w:rPr>
-          <w:rFonts w:ascii="Times New Roman" w:hAnsi="Times New Roman" w:cs="Times New Roman"/>
-          <w:sz w:val="28"/>
-          <w:szCs w:val="28"/>
-        </w:rPr>
-        <w:t xml:space="preserve">    ↓</w:t>
-      </w:r>
-      <w:r/>
-    </w:p>
-    <w:p>
-      <w:pPr>
-        <w:pBdr/>
-        <w:spacing/>
-        <w:ind/>
-        <w:rPr/>
-      </w:pPr>
-      <w:r>
-        <w:rPr>
-          <w:rFonts w:ascii="Times New Roman" w:hAnsi="Times New Roman" w:cs="Times New Roman"/>
-          <w:sz w:val="28"/>
-          <w:szCs w:val="28"/>
-        </w:rPr>
-        <w:t xml:space="preserve">[Кінець]</w:t>
-      </w:r>
-      <w:r/>
-      <w:r>
-        <w:rPr>
-          <w:rFonts w:ascii="Times New Roman" w:hAnsi="Times New Roman" w:cs="Times New Roman"/>
-          <w:sz w:val="28"/>
-          <w:szCs w:val="28"/>
-        </w:rPr>
-      </w:r>
-      <w:r/>
-      <w:r>
-        <w:rPr>
-          <w:rFonts w:ascii="Times New Roman" w:hAnsi="Times New Roman" w:cs="Times New Roman"/>
-          <w:sz w:val="28"/>
-          <w:szCs w:val="28"/>
-        </w:rPr>
-      </w:r>
-    </w:p>
-    <w:p>
-      <w:pPr>
-        <w:pBdr/>
-        <w:spacing/>
-        <w:ind/>
-        <w:rPr/>
-      </w:pPr>
-      <w:r>
-        <w:rPr>
-          <w:rFonts w:ascii="Times New Roman" w:hAnsi="Times New Roman" w:cs="Times New Roman"/>
-          <w:sz w:val="28"/>
-          <w:szCs w:val="28"/>
-        </w:rPr>
-      </w:r>
-      <w:r/>
     </w:p>
     <w:p>
       <w:pPr>
@@ -1485,18 +1157,30 @@
       </w:r>
       <w:r>
         <w:rPr>
+          <w:rFonts w:ascii="Times New Roman" w:hAnsi="Times New Roman" w:cs="Times New Roman"/>
+          <w:b/>
+          <w:bCs/>
+          <w:sz w:val="28"/>
+          <w:szCs w:val="28"/>
+        </w:rPr>
+      </w:r>
+      <w:r>
+        <w:rPr>
           <w:b/>
           <w:bCs/>
         </w:rPr>
       </w:r>
-      <w:r>
+    </w:p>
+    <w:p>
+      <w:pPr>
+        <w:pBdr/>
+        <w:spacing/>
+        <w:ind/>
         <w:rPr>
-          <w:rFonts w:ascii="Times New Roman" w:hAnsi="Times New Roman" w:cs="Times New Roman"/>
-          <w:sz w:val="28"/>
-          <w:szCs w:val="28"/>
+          <w:b/>
+          <w:bCs/>
         </w:rPr>
-      </w:r>
-      <w:r/>
+      </w:pPr>
       <w:r>
         <w:rPr>
           <w:rFonts w:ascii="Times New Roman" w:hAnsi="Times New Roman" w:cs="Times New Roman"/>
@@ -1506,6404 +1190,204 @@
           <w:szCs w:val="28"/>
         </w:rPr>
       </w:r>
-    </w:p>
-    <w:p>
-      <w:pPr>
-        <w:pBdr/>
-        <w:spacing/>
-        <w:ind/>
-        <w:rPr/>
-      </w:pPr>
+      <w:hyperlink r:id="rId13" w:tooltip="device_catalog.cpp" w:history="1">
+        <w:r>
+          <w:rPr>
+            <w:rFonts w:ascii="Times New Roman" w:hAnsi="Times New Roman" w:eastAsia="Times New Roman" w:cs="Times New Roman"/>
+            <w:color w:val="5b9bd5" w:themeColor="accent5"/>
+            <w:sz w:val="28"/>
+            <w:szCs w:val="28"/>
+            <w:u w:val="single"/>
+          </w:rPr>
+          <w:t xml:space="preserve">device_catalog.cpp</w:t>
+        </w:r>
+      </w:hyperlink>
       <w:r>
         <w:rPr>
-          <w:rFonts w:ascii="Times New Roman" w:hAnsi="Times New Roman" w:cs="Times New Roman"/>
+          <w:rFonts w:ascii="Times New Roman" w:hAnsi="Times New Roman" w:eastAsia="Times New Roman" w:cs="Times New Roman"/>
+          <w:color w:val="5b9bd5" w:themeColor="accent5"/>
           <w:sz w:val="28"/>
           <w:szCs w:val="28"/>
+          <w:u w:val="single"/>
         </w:rPr>
-        <w:t xml:space="preserve">—— Файл: sound_device.h ———</w:t>
+        <w:br/>
       </w:r>
-      <w:r/>
-    </w:p>
-    <w:p>
-      <w:pPr>
-        <w:pBdr/>
-        <w:spacing/>
-        <w:ind/>
-        <w:rPr/>
-      </w:pPr>
+      <w:hyperlink r:id="rId14" w:tooltip="device_catalog.h" w:history="1">
+        <w:r>
+          <w:rPr>
+            <w:rFonts w:ascii="Times New Roman" w:hAnsi="Times New Roman" w:eastAsia="Times New Roman" w:cs="Times New Roman"/>
+            <w:color w:val="5b9bd5" w:themeColor="accent5"/>
+            <w:sz w:val="28"/>
+            <w:szCs w:val="28"/>
+            <w:u w:val="single"/>
+          </w:rPr>
+          <w:t xml:space="preserve">device_catalog.h</w:t>
+        </w:r>
+      </w:hyperlink>
       <w:r>
         <w:rPr>
-          <w:rFonts w:ascii="Times New Roman" w:hAnsi="Times New Roman" w:cs="Times New Roman"/>
+          <w:rFonts w:ascii="Times New Roman" w:hAnsi="Times New Roman" w:eastAsia="Times New Roman" w:cs="Times New Roman"/>
+          <w:color w:val="5b9bd5" w:themeColor="accent5"/>
           <w:sz w:val="28"/>
           <w:szCs w:val="28"/>
+          <w:u w:val="single"/>
         </w:rPr>
+        <w:br/>
       </w:r>
-      <w:r/>
-    </w:p>
-    <w:p>
-      <w:pPr>
-        <w:pBdr/>
-        <w:spacing/>
-        <w:ind/>
-        <w:rPr/>
-      </w:pPr>
+      <w:hyperlink r:id="rId15" w:tooltip="main.cpp" w:history="1">
+        <w:r>
+          <w:rPr>
+            <w:rFonts w:ascii="Times New Roman" w:hAnsi="Times New Roman" w:eastAsia="Times New Roman" w:cs="Times New Roman"/>
+            <w:color w:val="5b9bd5" w:themeColor="accent5"/>
+            <w:sz w:val="28"/>
+            <w:szCs w:val="28"/>
+            <w:u w:val="single"/>
+          </w:rPr>
+          <w:t xml:space="preserve">main.cpp</w:t>
+        </w:r>
+      </w:hyperlink>
       <w:r>
         <w:rPr>
-          <w:rFonts w:ascii="Times New Roman" w:hAnsi="Times New Roman" w:cs="Times New Roman"/>
+          <w:rFonts w:ascii="Times New Roman" w:hAnsi="Times New Roman" w:eastAsia="Times New Roman" w:cs="Times New Roman"/>
+          <w:color w:val="5b9bd5" w:themeColor="accent5"/>
           <w:sz w:val="28"/>
           <w:szCs w:val="28"/>
+          <w:u w:val="single"/>
         </w:rPr>
-        <w:t xml:space="preserve">#ifndef SOUND_DEVICE_H</w:t>
+        <w:br/>
       </w:r>
-      <w:r/>
-    </w:p>
-    <w:p>
-      <w:pPr>
-        <w:pBdr/>
-        <w:spacing/>
-        <w:ind/>
-        <w:rPr/>
-      </w:pPr>
+      <w:hyperlink r:id="rId16" w:tooltip="microphone.cpp" w:history="1">
+        <w:r>
+          <w:rPr>
+            <w:rFonts w:ascii="Times New Roman" w:hAnsi="Times New Roman" w:eastAsia="Times New Roman" w:cs="Times New Roman"/>
+            <w:color w:val="5b9bd5" w:themeColor="accent5"/>
+            <w:sz w:val="28"/>
+            <w:szCs w:val="28"/>
+            <w:u w:val="single"/>
+          </w:rPr>
+          <w:t xml:space="preserve">microphone.cpp</w:t>
+        </w:r>
+      </w:hyperlink>
       <w:r>
         <w:rPr>
-          <w:rFonts w:ascii="Times New Roman" w:hAnsi="Times New Roman" w:cs="Times New Roman"/>
+          <w:rFonts w:ascii="Times New Roman" w:hAnsi="Times New Roman" w:eastAsia="Times New Roman" w:cs="Times New Roman"/>
+          <w:color w:val="5b9bd5" w:themeColor="accent5"/>
           <w:sz w:val="28"/>
           <w:szCs w:val="28"/>
+          <w:u w:val="single"/>
         </w:rPr>
-        <w:t xml:space="preserve">#define SOUND_DEVICE_H</w:t>
+        <w:br/>
       </w:r>
-      <w:r/>
-    </w:p>
-    <w:p>
-      <w:pPr>
-        <w:pBdr/>
-        <w:spacing/>
-        <w:ind/>
-        <w:rPr/>
-      </w:pPr>
+      <w:hyperlink r:id="rId17" w:tooltip="microphone.h" w:history="1">
+        <w:r>
+          <w:rPr>
+            <w:rFonts w:ascii="Times New Roman" w:hAnsi="Times New Roman" w:eastAsia="Times New Roman" w:cs="Times New Roman"/>
+            <w:color w:val="5b9bd5" w:themeColor="accent5"/>
+            <w:sz w:val="28"/>
+            <w:szCs w:val="28"/>
+            <w:u w:val="single"/>
+          </w:rPr>
+          <w:t xml:space="preserve">microphone.h</w:t>
+        </w:r>
+      </w:hyperlink>
       <w:r>
         <w:rPr>
-          <w:rFonts w:ascii="Times New Roman" w:hAnsi="Times New Roman" w:cs="Times New Roman"/>
+          <w:rFonts w:ascii="Times New Roman" w:hAnsi="Times New Roman" w:eastAsia="Times New Roman" w:cs="Times New Roman"/>
+          <w:color w:val="5b9bd5" w:themeColor="accent5"/>
           <w:sz w:val="28"/>
           <w:szCs w:val="28"/>
+          <w:u w:val="single"/>
         </w:rPr>
+        <w:br/>
       </w:r>
-      <w:r/>
-    </w:p>
-    <w:p>
-      <w:pPr>
-        <w:pBdr/>
-        <w:spacing/>
-        <w:ind/>
-        <w:rPr/>
-      </w:pPr>
+      <w:hyperlink r:id="rId18" w:tooltip="sound_device.cpp" w:history="1">
+        <w:r>
+          <w:rPr>
+            <w:rFonts w:ascii="Times New Roman" w:hAnsi="Times New Roman" w:eastAsia="Times New Roman" w:cs="Times New Roman"/>
+            <w:color w:val="5b9bd5" w:themeColor="accent5"/>
+            <w:sz w:val="28"/>
+            <w:szCs w:val="28"/>
+            <w:u w:val="single"/>
+          </w:rPr>
+          <w:t xml:space="preserve">sound_device.cpp</w:t>
+        </w:r>
+      </w:hyperlink>
       <w:r>
         <w:rPr>
-          <w:rFonts w:ascii="Times New Roman" w:hAnsi="Times New Roman" w:cs="Times New Roman"/>
+          <w:rFonts w:ascii="Times New Roman" w:hAnsi="Times New Roman" w:eastAsia="Times New Roman" w:cs="Times New Roman"/>
+          <w:color w:val="5b9bd5" w:themeColor="accent5"/>
           <w:sz w:val="28"/>
           <w:szCs w:val="28"/>
+          <w:u w:val="single"/>
         </w:rPr>
-        <w:t xml:space="preserve">#include &lt;string&gt;</w:t>
+        <w:br/>
       </w:r>
-      <w:r/>
-    </w:p>
-    <w:p>
-      <w:pPr>
-        <w:pBdr/>
-        <w:spacing/>
-        <w:ind/>
-        <w:rPr/>
-      </w:pPr>
+      <w:hyperlink r:id="rId19" w:tooltip="sound_device.h" w:history="1">
+        <w:r>
+          <w:rPr>
+            <w:rFonts w:ascii="Times New Roman" w:hAnsi="Times New Roman" w:eastAsia="Times New Roman" w:cs="Times New Roman"/>
+            <w:color w:val="5b9bd5" w:themeColor="accent5"/>
+            <w:sz w:val="28"/>
+            <w:szCs w:val="28"/>
+            <w:u w:val="single"/>
+          </w:rPr>
+          <w:t xml:space="preserve">sound_device.h</w:t>
+        </w:r>
+      </w:hyperlink>
       <w:r>
         <w:rPr>
-          <w:rFonts w:ascii="Times New Roman" w:hAnsi="Times New Roman" w:cs="Times New Roman"/>
+          <w:rFonts w:ascii="Times New Roman" w:hAnsi="Times New Roman" w:eastAsia="Times New Roman" w:cs="Times New Roman"/>
+          <w:color w:val="5b9bd5" w:themeColor="accent5"/>
           <w:sz w:val="28"/>
           <w:szCs w:val="28"/>
+          <w:u w:val="single"/>
         </w:rPr>
+        <w:br/>
       </w:r>
-      <w:r/>
-    </w:p>
-    <w:p>
-      <w:pPr>
-        <w:pBdr/>
-        <w:spacing/>
-        <w:ind/>
-        <w:rPr/>
-      </w:pPr>
+      <w:hyperlink r:id="rId20" w:tooltip="speaker.cpp" w:history="1">
+        <w:r>
+          <w:rPr>
+            <w:rFonts w:ascii="Times New Roman" w:hAnsi="Times New Roman" w:eastAsia="Times New Roman" w:cs="Times New Roman"/>
+            <w:color w:val="5b9bd5" w:themeColor="accent5"/>
+            <w:sz w:val="28"/>
+            <w:szCs w:val="28"/>
+            <w:u w:val="single"/>
+          </w:rPr>
+          <w:t xml:space="preserve">speaker.cpp</w:t>
+        </w:r>
+      </w:hyperlink>
       <w:r>
         <w:rPr>
-          <w:rFonts w:ascii="Times New Roman" w:hAnsi="Times New Roman" w:cs="Times New Roman"/>
+          <w:rFonts w:ascii="Times New Roman" w:hAnsi="Times New Roman" w:eastAsia="Times New Roman" w:cs="Times New Roman"/>
+          <w:color w:val="5b9bd5" w:themeColor="accent5"/>
           <w:sz w:val="28"/>
           <w:szCs w:val="28"/>
+          <w:u w:val="single"/>
         </w:rPr>
-        <w:t xml:space="preserve">struct device_s_t {</w:t>
+        <w:br/>
       </w:r>
-      <w:r/>
-    </w:p>
-    <w:p>
-      <w:pPr>
-        <w:pBdr/>
-        <w:spacing/>
-        <w:ind/>
-        <w:rPr/>
-      </w:pPr>
+      <w:hyperlink r:id="rId21" w:tooltip="speaker.h" w:history="1">
+        <w:r>
+          <w:rPr>
+            <w:rFonts w:ascii="Times New Roman" w:hAnsi="Times New Roman" w:eastAsia="Times New Roman" w:cs="Times New Roman"/>
+            <w:color w:val="5b9bd5" w:themeColor="accent5"/>
+            <w:sz w:val="28"/>
+            <w:szCs w:val="28"/>
+            <w:u w:val="single"/>
+          </w:rPr>
+          <w:t xml:space="preserve">speaker.h</w:t>
+        </w:r>
+      </w:hyperlink>
       <w:r>
         <w:rPr>
-          <w:rFonts w:ascii="Times New Roman" w:hAnsi="Times New Roman" w:cs="Times New Roman"/>
+          <w:rFonts w:ascii="Times New Roman" w:hAnsi="Times New Roman" w:eastAsia="Times New Roman" w:cs="Times New Roman"/>
+          <w:color w:val="5b9bd5" w:themeColor="accent5"/>
           <w:sz w:val="28"/>
           <w:szCs w:val="28"/>
+          <w:u w:val="single"/>
         </w:rPr>
-        <w:t xml:space="preserve">    std::string model;</w:t>
+        <w:br/>
       </w:r>
-      <w:r/>
-    </w:p>
-    <w:p>
-      <w:pPr>
-        <w:pBdr/>
-        <w:spacing/>
-        <w:ind/>
-        <w:rPr/>
-      </w:pPr>
-      <w:r>
-        <w:rPr>
-          <w:rFonts w:ascii="Times New Roman" w:hAnsi="Times New Roman" w:cs="Times New Roman"/>
-          <w:sz w:val="28"/>
-          <w:szCs w:val="28"/>
-        </w:rPr>
-        <w:t xml:space="preserve">    int power;</w:t>
-      </w:r>
-      <w:r/>
-    </w:p>
-    <w:p>
-      <w:pPr>
-        <w:pBdr/>
-        <w:spacing/>
-        <w:ind/>
-        <w:rPr/>
-      </w:pPr>
-      <w:r>
-        <w:rPr>
-          <w:rFonts w:ascii="Times New Roman" w:hAnsi="Times New Roman" w:cs="Times New Roman"/>
-          <w:sz w:val="28"/>
-          <w:szCs w:val="28"/>
-        </w:rPr>
-        <w:t xml:space="preserve">    double price;</w:t>
-      </w:r>
-      <w:r/>
-    </w:p>
-    <w:p>
-      <w:pPr>
-        <w:pBdr/>
-        <w:spacing/>
-        <w:ind/>
-        <w:rPr/>
-      </w:pPr>
-      <w:r>
-        <w:rPr>
-          <w:rFonts w:ascii="Times New Roman" w:hAnsi="Times New Roman" w:cs="Times New Roman"/>
-          <w:sz w:val="28"/>
-          <w:szCs w:val="28"/>
-        </w:rPr>
-        <w:t xml:space="preserve">};</w:t>
-      </w:r>
-      <w:r/>
-    </w:p>
-    <w:p>
-      <w:pPr>
-        <w:pBdr/>
-        <w:spacing/>
-        <w:ind/>
-        <w:rPr/>
-      </w:pPr>
-      <w:r>
-        <w:rPr>
-          <w:rFonts w:ascii="Times New Roman" w:hAnsi="Times New Roman" w:cs="Times New Roman"/>
-          <w:sz w:val="28"/>
-          <w:szCs w:val="28"/>
-        </w:rPr>
-      </w:r>
-      <w:r/>
-    </w:p>
-    <w:p>
-      <w:pPr>
-        <w:pBdr/>
-        <w:spacing/>
-        <w:ind/>
-        <w:rPr/>
-      </w:pPr>
-      <w:r>
-        <w:rPr>
-          <w:rFonts w:ascii="Times New Roman" w:hAnsi="Times New Roman" w:cs="Times New Roman"/>
-          <w:sz w:val="28"/>
-          <w:szCs w:val="28"/>
-        </w:rPr>
-        <w:t xml:space="preserve">class SoundDevice {</w:t>
-      </w:r>
-      <w:r/>
-    </w:p>
-    <w:p>
-      <w:pPr>
-        <w:pBdr/>
-        <w:spacing/>
-        <w:ind/>
-        <w:rPr/>
-      </w:pPr>
-      <w:r>
-        <w:rPr>
-          <w:rFonts w:ascii="Times New Roman" w:hAnsi="Times New Roman" w:cs="Times New Roman"/>
-          <w:sz w:val="28"/>
-          <w:szCs w:val="28"/>
-        </w:rPr>
-        <w:t xml:space="preserve">private:</w:t>
-      </w:r>
-      <w:r/>
-    </w:p>
-    <w:p>
-      <w:pPr>
-        <w:pBdr/>
-        <w:spacing/>
-        <w:ind/>
-        <w:rPr/>
-      </w:pPr>
-      <w:r>
-        <w:rPr>
-          <w:rFonts w:ascii="Times New Roman" w:hAnsi="Times New Roman" w:cs="Times New Roman"/>
-          <w:sz w:val="28"/>
-          <w:szCs w:val="28"/>
-        </w:rPr>
-        <w:t xml:space="preserve">    device_s_t data;</w:t>
-      </w:r>
-      <w:r/>
-    </w:p>
-    <w:p>
-      <w:pPr>
-        <w:pBdr/>
-        <w:spacing/>
-        <w:ind/>
-        <w:rPr/>
-      </w:pPr>
-      <w:r>
-        <w:rPr>
-          <w:rFonts w:ascii="Times New Roman" w:hAnsi="Times New Roman" w:cs="Times New Roman"/>
-          <w:sz w:val="28"/>
-          <w:szCs w:val="28"/>
-        </w:rPr>
-      </w:r>
-      <w:r/>
-    </w:p>
-    <w:p>
-      <w:pPr>
-        <w:pBdr/>
-        <w:spacing/>
-        <w:ind/>
-        <w:rPr/>
-      </w:pPr>
-      <w:r>
-        <w:rPr>
-          <w:rFonts w:ascii="Times New Roman" w:hAnsi="Times New Roman" w:cs="Times New Roman"/>
-          <w:sz w:val="28"/>
-          <w:szCs w:val="28"/>
-        </w:rPr>
-        <w:t xml:space="preserve">public:</w:t>
-      </w:r>
-      <w:r/>
-    </w:p>
-    <w:p>
-      <w:pPr>
-        <w:pBdr/>
-        <w:spacing/>
-        <w:ind/>
-        <w:rPr/>
-      </w:pPr>
-      <w:r>
-        <w:rPr>
-          <w:rFonts w:ascii="Times New Roman" w:hAnsi="Times New Roman" w:cs="Times New Roman"/>
-          <w:sz w:val="28"/>
-          <w:szCs w:val="28"/>
-        </w:rPr>
-        <w:t xml:space="preserve">    SoundDevice();</w:t>
-      </w:r>
-      <w:r/>
-    </w:p>
-    <w:p>
-      <w:pPr>
-        <w:pBdr/>
-        <w:spacing/>
-        <w:ind/>
-        <w:rPr/>
-      </w:pPr>
-      <w:r>
-        <w:rPr>
-          <w:rFonts w:ascii="Times New Roman" w:hAnsi="Times New Roman" w:cs="Times New Roman"/>
-          <w:sz w:val="28"/>
-          <w:szCs w:val="28"/>
-        </w:rPr>
-        <w:t xml:space="preserve">    SoundDevice(std::string model, int power, double price);</w:t>
-      </w:r>
-      <w:r/>
-    </w:p>
-    <w:p>
-      <w:pPr>
-        <w:pBdr/>
-        <w:spacing/>
-        <w:ind/>
-        <w:rPr/>
-      </w:pPr>
-      <w:r>
-        <w:rPr>
-          <w:rFonts w:ascii="Times New Roman" w:hAnsi="Times New Roman" w:cs="Times New Roman"/>
-          <w:sz w:val="28"/>
-          <w:szCs w:val="28"/>
-        </w:rPr>
-        <w:t xml:space="preserve">    virtual ~SoundDevice();</w:t>
-      </w:r>
-      <w:r/>
-    </w:p>
-    <w:p>
-      <w:pPr>
-        <w:pBdr/>
-        <w:spacing/>
-        <w:ind/>
-        <w:rPr/>
-      </w:pPr>
-      <w:r>
-        <w:rPr>
-          <w:rFonts w:ascii="Times New Roman" w:hAnsi="Times New Roman" w:cs="Times New Roman"/>
-          <w:sz w:val="28"/>
-          <w:szCs w:val="28"/>
-        </w:rPr>
-      </w:r>
-      <w:r/>
-    </w:p>
-    <w:p>
-      <w:pPr>
-        <w:pBdr/>
-        <w:spacing/>
-        <w:ind/>
-        <w:rPr/>
-      </w:pPr>
-      <w:r>
-        <w:rPr>
-          <w:rFonts w:ascii="Times New Roman" w:hAnsi="Times New Roman" w:cs="Times New Roman"/>
-          <w:sz w:val="28"/>
-          <w:szCs w:val="28"/>
-        </w:rPr>
-        <w:t xml:space="preserve">    void setModel(std::string model);</w:t>
-      </w:r>
-      <w:r/>
-    </w:p>
-    <w:p>
-      <w:pPr>
-        <w:pBdr/>
-        <w:spacing/>
-        <w:ind/>
-        <w:rPr/>
-      </w:pPr>
-      <w:r>
-        <w:rPr>
-          <w:rFonts w:ascii="Times New Roman" w:hAnsi="Times New Roman" w:cs="Times New Roman"/>
-          <w:sz w:val="28"/>
-          <w:szCs w:val="28"/>
-        </w:rPr>
-        <w:t xml:space="preserve">    void setPower(int power);</w:t>
-      </w:r>
-      <w:r/>
-    </w:p>
-    <w:p>
-      <w:pPr>
-        <w:pBdr/>
-        <w:spacing/>
-        <w:ind/>
-        <w:rPr/>
-      </w:pPr>
-      <w:r>
-        <w:rPr>
-          <w:rFonts w:ascii="Times New Roman" w:hAnsi="Times New Roman" w:cs="Times New Roman"/>
-          <w:sz w:val="28"/>
-          <w:szCs w:val="28"/>
-        </w:rPr>
-        <w:t xml:space="preserve">    void setPrice(double price);</w:t>
-      </w:r>
-      <w:r/>
-    </w:p>
-    <w:p>
-      <w:pPr>
-        <w:pBdr/>
-        <w:spacing/>
-        <w:ind/>
-        <w:rPr/>
-      </w:pPr>
-      <w:r>
-        <w:rPr>
-          <w:rFonts w:ascii="Times New Roman" w:hAnsi="Times New Roman" w:cs="Times New Roman"/>
-          <w:sz w:val="28"/>
-          <w:szCs w:val="28"/>
-        </w:rPr>
-      </w:r>
-      <w:r/>
-    </w:p>
-    <w:p>
-      <w:pPr>
-        <w:pBdr/>
-        <w:spacing/>
-        <w:ind/>
-        <w:rPr/>
-      </w:pPr>
-      <w:r>
-        <w:rPr>
-          <w:rFonts w:ascii="Times New Roman" w:hAnsi="Times New Roman" w:cs="Times New Roman"/>
-          <w:sz w:val="28"/>
-          <w:szCs w:val="28"/>
-        </w:rPr>
-        <w:t xml:space="preserve">    std::string getModel() const;</w:t>
-      </w:r>
-      <w:r/>
-    </w:p>
-    <w:p>
-      <w:pPr>
-        <w:pBdr/>
-        <w:spacing/>
-        <w:ind/>
-        <w:rPr/>
-      </w:pPr>
-      <w:r>
-        <w:rPr>
-          <w:rFonts w:ascii="Times New Roman" w:hAnsi="Times New Roman" w:cs="Times New Roman"/>
-          <w:sz w:val="28"/>
-          <w:szCs w:val="28"/>
-        </w:rPr>
-        <w:t xml:space="preserve">    int getPower() const;</w:t>
-      </w:r>
-      <w:r/>
-    </w:p>
-    <w:p>
-      <w:pPr>
-        <w:pBdr/>
-        <w:spacing/>
-        <w:ind/>
-        <w:rPr/>
-      </w:pPr>
-      <w:r>
-        <w:rPr>
-          <w:rFonts w:ascii="Times New Roman" w:hAnsi="Times New Roman" w:cs="Times New Roman"/>
-          <w:sz w:val="28"/>
-          <w:szCs w:val="28"/>
-        </w:rPr>
-        <w:t xml:space="preserve">    double getPrice() const;</w:t>
-      </w:r>
-      <w:r/>
-    </w:p>
-    <w:p>
-      <w:pPr>
-        <w:pBdr/>
-        <w:spacing/>
-        <w:ind/>
-        <w:rPr/>
-      </w:pPr>
-      <w:r>
-        <w:rPr>
-          <w:rFonts w:ascii="Times New Roman" w:hAnsi="Times New Roman" w:cs="Times New Roman"/>
-          <w:sz w:val="28"/>
-          <w:szCs w:val="28"/>
-        </w:rPr>
-      </w:r>
-      <w:r/>
-    </w:p>
-    <w:p>
-      <w:pPr>
-        <w:pBdr/>
-        <w:spacing/>
-        <w:ind/>
-        <w:rPr/>
-      </w:pPr>
-      <w:r>
-        <w:rPr>
-          <w:rFonts w:ascii="Times New Roman" w:hAnsi="Times New Roman" w:cs="Times New Roman"/>
-          <w:sz w:val="28"/>
-          <w:szCs w:val="28"/>
-        </w:rPr>
-        <w:t xml:space="preserve">    virtual void display() const;</w:t>
-      </w:r>
-      <w:r/>
-    </w:p>
-    <w:p>
-      <w:pPr>
-        <w:pBdr/>
-        <w:spacing/>
-        <w:ind/>
-        <w:rPr/>
-      </w:pPr>
-      <w:r>
-        <w:rPr>
-          <w:rFonts w:ascii="Times New Roman" w:hAnsi="Times New Roman" w:cs="Times New Roman"/>
-          <w:sz w:val="28"/>
-          <w:szCs w:val="28"/>
-        </w:rPr>
-        <w:t xml:space="preserve">    virtual std::string getType() const;</w:t>
-      </w:r>
-      <w:r/>
-    </w:p>
-    <w:p>
-      <w:pPr>
-        <w:pBdr/>
-        <w:spacing/>
-        <w:ind/>
-        <w:rPr/>
-      </w:pPr>
-      <w:r>
-        <w:rPr>
-          <w:rFonts w:ascii="Times New Roman" w:hAnsi="Times New Roman" w:cs="Times New Roman"/>
-          <w:sz w:val="28"/>
-          <w:szCs w:val="28"/>
-        </w:rPr>
-        <w:t xml:space="preserve">};</w:t>
-      </w:r>
-      <w:r/>
-    </w:p>
-    <w:p>
-      <w:pPr>
-        <w:pBdr/>
-        <w:spacing/>
-        <w:ind/>
-        <w:rPr/>
-      </w:pPr>
-      <w:r>
-        <w:rPr>
-          <w:rFonts w:ascii="Times New Roman" w:hAnsi="Times New Roman" w:cs="Times New Roman"/>
-          <w:sz w:val="28"/>
-          <w:szCs w:val="28"/>
-        </w:rPr>
-      </w:r>
-      <w:r/>
-    </w:p>
-    <w:p>
-      <w:pPr>
-        <w:pBdr/>
-        <w:spacing/>
-        <w:ind/>
-        <w:rPr/>
-      </w:pPr>
-      <w:r>
-        <w:rPr>
-          <w:rFonts w:ascii="Times New Roman" w:hAnsi="Times New Roman" w:cs="Times New Roman"/>
-          <w:sz w:val="28"/>
-          <w:szCs w:val="28"/>
-        </w:rPr>
-        <w:t xml:space="preserve">#endif</w:t>
-      </w:r>
-      <w:r/>
-    </w:p>
-    <w:p>
-      <w:pPr>
-        <w:pBdr/>
-        <w:spacing/>
-        <w:ind/>
-        <w:rPr/>
-      </w:pPr>
-      <w:r>
-        <w:rPr>
-          <w:rFonts w:ascii="Times New Roman" w:hAnsi="Times New Roman" w:cs="Times New Roman"/>
-          <w:sz w:val="28"/>
-          <w:szCs w:val="28"/>
-        </w:rPr>
-      </w:r>
-      <w:r/>
-    </w:p>
-    <w:p>
-      <w:pPr>
-        <w:pBdr/>
-        <w:spacing/>
-        <w:ind/>
-        <w:rPr/>
-      </w:pPr>
-      <w:r>
-        <w:rPr>
-          <w:rFonts w:ascii="Times New Roman" w:hAnsi="Times New Roman" w:cs="Times New Roman"/>
-          <w:sz w:val="28"/>
-          <w:szCs w:val="28"/>
-        </w:rPr>
-        <w:t xml:space="preserve">—— Файл: sound_device.cpp ———</w:t>
-      </w:r>
-      <w:r/>
-    </w:p>
-    <w:p>
-      <w:pPr>
-        <w:pBdr/>
-        <w:spacing/>
-        <w:ind/>
-        <w:rPr/>
-      </w:pPr>
-      <w:r>
-        <w:rPr>
-          <w:rFonts w:ascii="Times New Roman" w:hAnsi="Times New Roman" w:cs="Times New Roman"/>
-          <w:sz w:val="28"/>
-          <w:szCs w:val="28"/>
-        </w:rPr>
-      </w:r>
-      <w:r/>
-    </w:p>
-    <w:p>
-      <w:pPr>
-        <w:pBdr/>
-        <w:spacing/>
-        <w:ind/>
-        <w:rPr/>
-      </w:pPr>
-      <w:r>
-        <w:rPr>
-          <w:rFonts w:ascii="Times New Roman" w:hAnsi="Times New Roman" w:cs="Times New Roman"/>
-          <w:sz w:val="28"/>
-          <w:szCs w:val="28"/>
-        </w:rPr>
-        <w:t xml:space="preserve">#include "sound_device.h"</w:t>
-      </w:r>
-      <w:r/>
-    </w:p>
-    <w:p>
-      <w:pPr>
-        <w:pBdr/>
-        <w:spacing/>
-        <w:ind/>
-        <w:rPr/>
-      </w:pPr>
-      <w:r>
-        <w:rPr>
-          <w:rFonts w:ascii="Times New Roman" w:hAnsi="Times New Roman" w:cs="Times New Roman"/>
-          <w:sz w:val="28"/>
-          <w:szCs w:val="28"/>
-        </w:rPr>
-        <w:t xml:space="preserve">#include &lt;iostream&gt;</w:t>
-      </w:r>
-      <w:r/>
-    </w:p>
-    <w:p>
-      <w:pPr>
-        <w:pBdr/>
-        <w:spacing/>
-        <w:ind/>
-        <w:rPr/>
-      </w:pPr>
-      <w:r>
-        <w:rPr>
-          <w:rFonts w:ascii="Times New Roman" w:hAnsi="Times New Roman" w:cs="Times New Roman"/>
-          <w:sz w:val="28"/>
-          <w:szCs w:val="28"/>
-        </w:rPr>
-      </w:r>
-      <w:r/>
-    </w:p>
-    <w:p>
-      <w:pPr>
-        <w:pBdr/>
-        <w:spacing/>
-        <w:ind/>
-        <w:rPr/>
-      </w:pPr>
-      <w:r>
-        <w:rPr>
-          <w:rFonts w:ascii="Times New Roman" w:hAnsi="Times New Roman" w:cs="Times New Roman"/>
-          <w:sz w:val="28"/>
-          <w:szCs w:val="28"/>
-        </w:rPr>
-        <w:t xml:space="preserve">using namespace std;</w:t>
-      </w:r>
-      <w:r/>
-    </w:p>
-    <w:p>
-      <w:pPr>
-        <w:pBdr/>
-        <w:spacing/>
-        <w:ind/>
-        <w:rPr/>
-      </w:pPr>
-      <w:r>
-        <w:rPr>
-          <w:rFonts w:ascii="Times New Roman" w:hAnsi="Times New Roman" w:cs="Times New Roman"/>
-          <w:sz w:val="28"/>
-          <w:szCs w:val="28"/>
-        </w:rPr>
-      </w:r>
-      <w:r/>
-    </w:p>
-    <w:p>
-      <w:pPr>
-        <w:pBdr/>
-        <w:spacing/>
-        <w:ind/>
-        <w:rPr/>
-      </w:pPr>
-      <w:r>
-        <w:rPr>
-          <w:rFonts w:ascii="Times New Roman" w:hAnsi="Times New Roman" w:cs="Times New Roman"/>
-          <w:sz w:val="28"/>
-          <w:szCs w:val="28"/>
-        </w:rPr>
-        <w:t xml:space="preserve">SoundDevice::SoundDevice() {</w:t>
-      </w:r>
-      <w:r/>
-    </w:p>
-    <w:p>
-      <w:pPr>
-        <w:pBdr/>
-        <w:spacing/>
-        <w:ind/>
-        <w:rPr/>
-      </w:pPr>
-      <w:r>
-        <w:rPr>
-          <w:rFonts w:ascii="Times New Roman" w:hAnsi="Times New Roman" w:cs="Times New Roman"/>
-          <w:sz w:val="28"/>
-          <w:szCs w:val="28"/>
-        </w:rPr>
-        <w:t xml:space="preserve">    data.model = "unknown";</w:t>
-      </w:r>
-      <w:r/>
-    </w:p>
-    <w:p>
-      <w:pPr>
-        <w:pBdr/>
-        <w:spacing/>
-        <w:ind/>
-        <w:rPr/>
-      </w:pPr>
-      <w:r>
-        <w:rPr>
-          <w:rFonts w:ascii="Times New Roman" w:hAnsi="Times New Roman" w:cs="Times New Roman"/>
-          <w:sz w:val="28"/>
-          <w:szCs w:val="28"/>
-        </w:rPr>
-        <w:t xml:space="preserve">    data.power = 1;</w:t>
-      </w:r>
-      <w:r/>
-    </w:p>
-    <w:p>
-      <w:pPr>
-        <w:pBdr/>
-        <w:spacing/>
-        <w:ind/>
-        <w:rPr/>
-      </w:pPr>
-      <w:r>
-        <w:rPr>
-          <w:rFonts w:ascii="Times New Roman" w:hAnsi="Times New Roman" w:cs="Times New Roman"/>
-          <w:sz w:val="28"/>
-          <w:szCs w:val="28"/>
-        </w:rPr>
-        <w:t xml:space="preserve">    data.price = 1.0;</w:t>
-      </w:r>
-      <w:r/>
-    </w:p>
-    <w:p>
-      <w:pPr>
-        <w:pBdr/>
-        <w:spacing/>
-        <w:ind/>
-        <w:rPr/>
-      </w:pPr>
-      <w:r>
-        <w:rPr>
-          <w:rFonts w:ascii="Times New Roman" w:hAnsi="Times New Roman" w:cs="Times New Roman"/>
-          <w:sz w:val="28"/>
-          <w:szCs w:val="28"/>
-        </w:rPr>
-        <w:t xml:space="preserve">    cout &lt;&lt; "Конструктор SoundDevice\n";</w:t>
-      </w:r>
-      <w:r/>
-    </w:p>
-    <w:p>
-      <w:pPr>
-        <w:pBdr/>
-        <w:spacing/>
-        <w:ind/>
-        <w:rPr/>
-      </w:pPr>
-      <w:r>
-        <w:rPr>
-          <w:rFonts w:ascii="Times New Roman" w:hAnsi="Times New Roman" w:cs="Times New Roman"/>
-          <w:sz w:val="28"/>
-          <w:szCs w:val="28"/>
-        </w:rPr>
-        <w:t xml:space="preserve">}</w:t>
-      </w:r>
-      <w:r/>
-    </w:p>
-    <w:p>
-      <w:pPr>
-        <w:pBdr/>
-        <w:spacing/>
-        <w:ind/>
-        <w:rPr/>
-      </w:pPr>
-      <w:r>
-        <w:rPr>
-          <w:rFonts w:ascii="Times New Roman" w:hAnsi="Times New Roman" w:cs="Times New Roman"/>
-          <w:sz w:val="28"/>
-          <w:szCs w:val="28"/>
-        </w:rPr>
-      </w:r>
-      <w:r/>
-    </w:p>
-    <w:p>
-      <w:pPr>
-        <w:pBdr/>
-        <w:spacing/>
-        <w:ind/>
-        <w:rPr/>
-      </w:pPr>
-      <w:r>
-        <w:rPr>
-          <w:rFonts w:ascii="Times New Roman" w:hAnsi="Times New Roman" w:cs="Times New Roman"/>
-          <w:sz w:val="28"/>
-          <w:szCs w:val="28"/>
-        </w:rPr>
-        <w:t xml:space="preserve">SoundDevice::SoundDevice(string model, int power, double price) {</w:t>
-      </w:r>
-      <w:r/>
-    </w:p>
-    <w:p>
-      <w:pPr>
-        <w:pBdr/>
-        <w:spacing/>
-        <w:ind/>
-        <w:rPr/>
-      </w:pPr>
-      <w:r>
-        <w:rPr>
-          <w:rFonts w:ascii="Times New Roman" w:hAnsi="Times New Roman" w:cs="Times New Roman"/>
-          <w:sz w:val="28"/>
-          <w:szCs w:val="28"/>
-        </w:rPr>
-        <w:t xml:space="preserve">    data.model = "unknown";</w:t>
-      </w:r>
-      <w:r/>
-    </w:p>
-    <w:p>
-      <w:pPr>
-        <w:pBdr/>
-        <w:spacing/>
-        <w:ind/>
-        <w:rPr/>
-      </w:pPr>
-      <w:r>
-        <w:rPr>
-          <w:rFonts w:ascii="Times New Roman" w:hAnsi="Times New Roman" w:cs="Times New Roman"/>
-          <w:sz w:val="28"/>
-          <w:szCs w:val="28"/>
-        </w:rPr>
-        <w:t xml:space="preserve">    data.power = 1;</w:t>
-      </w:r>
-      <w:r/>
-    </w:p>
-    <w:p>
-      <w:pPr>
-        <w:pBdr/>
-        <w:spacing/>
-        <w:ind/>
-        <w:rPr/>
-      </w:pPr>
-      <w:r>
-        <w:rPr>
-          <w:rFonts w:ascii="Times New Roman" w:hAnsi="Times New Roman" w:cs="Times New Roman"/>
-          <w:sz w:val="28"/>
-          <w:szCs w:val="28"/>
-        </w:rPr>
-        <w:t xml:space="preserve">    data.price = 1.0;</w:t>
-      </w:r>
-      <w:r/>
-    </w:p>
-    <w:p>
-      <w:pPr>
-        <w:pBdr/>
-        <w:spacing/>
-        <w:ind/>
-        <w:rPr/>
-      </w:pPr>
-      <w:r>
-        <w:rPr>
-          <w:rFonts w:ascii="Times New Roman" w:hAnsi="Times New Roman" w:cs="Times New Roman"/>
-          <w:sz w:val="28"/>
-          <w:szCs w:val="28"/>
-        </w:rPr>
-        <w:t xml:space="preserve">    setModel(model);</w:t>
-      </w:r>
-      <w:r/>
-    </w:p>
-    <w:p>
-      <w:pPr>
-        <w:pBdr/>
-        <w:spacing/>
-        <w:ind/>
-        <w:rPr/>
-      </w:pPr>
-      <w:r>
-        <w:rPr>
-          <w:rFonts w:ascii="Times New Roman" w:hAnsi="Times New Roman" w:cs="Times New Roman"/>
-          <w:sz w:val="28"/>
-          <w:szCs w:val="28"/>
-        </w:rPr>
-        <w:t xml:space="preserve">    setPower(power);</w:t>
-      </w:r>
-      <w:r/>
-    </w:p>
-    <w:p>
-      <w:pPr>
-        <w:pBdr/>
-        <w:spacing/>
-        <w:ind/>
-        <w:rPr/>
-      </w:pPr>
-      <w:r>
-        <w:rPr>
-          <w:rFonts w:ascii="Times New Roman" w:hAnsi="Times New Roman" w:cs="Times New Roman"/>
-          <w:sz w:val="28"/>
-          <w:szCs w:val="28"/>
-        </w:rPr>
-        <w:t xml:space="preserve">    setPrice(price);</w:t>
-      </w:r>
-      <w:r/>
-    </w:p>
-    <w:p>
-      <w:pPr>
-        <w:pBdr/>
-        <w:spacing/>
-        <w:ind/>
-        <w:rPr/>
-      </w:pPr>
-      <w:r>
-        <w:rPr>
-          <w:rFonts w:ascii="Times New Roman" w:hAnsi="Times New Roman" w:cs="Times New Roman"/>
-          <w:sz w:val="28"/>
-          <w:szCs w:val="28"/>
-        </w:rPr>
-        <w:t xml:space="preserve">    cout &lt;&lt; "Конструктор SoundDevice (з параметрами)\n";</w:t>
-      </w:r>
-      <w:r/>
-    </w:p>
-    <w:p>
-      <w:pPr>
-        <w:pBdr/>
-        <w:spacing/>
-        <w:ind/>
-        <w:rPr/>
-      </w:pPr>
-      <w:r>
-        <w:rPr>
-          <w:rFonts w:ascii="Times New Roman" w:hAnsi="Times New Roman" w:cs="Times New Roman"/>
-          <w:sz w:val="28"/>
-          <w:szCs w:val="28"/>
-        </w:rPr>
-        <w:t xml:space="preserve">}</w:t>
-      </w:r>
-      <w:r/>
-    </w:p>
-    <w:p>
-      <w:pPr>
-        <w:pBdr/>
-        <w:spacing/>
-        <w:ind/>
-        <w:rPr/>
-      </w:pPr>
-      <w:r>
-        <w:rPr>
-          <w:rFonts w:ascii="Times New Roman" w:hAnsi="Times New Roman" w:cs="Times New Roman"/>
-          <w:sz w:val="28"/>
-          <w:szCs w:val="28"/>
-        </w:rPr>
-      </w:r>
-      <w:r/>
-    </w:p>
-    <w:p>
-      <w:pPr>
-        <w:pBdr/>
-        <w:spacing/>
-        <w:ind/>
-        <w:rPr/>
-      </w:pPr>
-      <w:r>
-        <w:rPr>
-          <w:rFonts w:ascii="Times New Roman" w:hAnsi="Times New Roman" w:cs="Times New Roman"/>
-          <w:sz w:val="28"/>
-          <w:szCs w:val="28"/>
-        </w:rPr>
-        <w:t xml:space="preserve">SoundDevice::~SoundDevice() {</w:t>
-      </w:r>
-      <w:r/>
-    </w:p>
-    <w:p>
-      <w:pPr>
-        <w:pBdr/>
-        <w:spacing/>
-        <w:ind/>
-        <w:rPr/>
-      </w:pPr>
-      <w:r>
-        <w:rPr>
-          <w:rFonts w:ascii="Times New Roman" w:hAnsi="Times New Roman" w:cs="Times New Roman"/>
-          <w:sz w:val="28"/>
-          <w:szCs w:val="28"/>
-        </w:rPr>
-        <w:t xml:space="preserve">    cout &lt;&lt; "Деструктор SoundDevice (" &lt;&lt; data.model &lt;&lt; ")\n";</w:t>
-      </w:r>
-      <w:r/>
-    </w:p>
-    <w:p>
-      <w:pPr>
-        <w:pBdr/>
-        <w:spacing/>
-        <w:ind/>
-        <w:rPr/>
-      </w:pPr>
-      <w:r>
-        <w:rPr>
-          <w:rFonts w:ascii="Times New Roman" w:hAnsi="Times New Roman" w:cs="Times New Roman"/>
-          <w:sz w:val="28"/>
-          <w:szCs w:val="28"/>
-        </w:rPr>
-        <w:t xml:space="preserve">}</w:t>
-      </w:r>
-      <w:r/>
-    </w:p>
-    <w:p>
-      <w:pPr>
-        <w:pBdr/>
-        <w:spacing/>
-        <w:ind/>
-        <w:rPr/>
-      </w:pPr>
-      <w:r>
-        <w:rPr>
-          <w:rFonts w:ascii="Times New Roman" w:hAnsi="Times New Roman" w:cs="Times New Roman"/>
-          <w:sz w:val="28"/>
-          <w:szCs w:val="28"/>
-        </w:rPr>
-      </w:r>
-      <w:r/>
-    </w:p>
-    <w:p>
-      <w:pPr>
-        <w:pBdr/>
-        <w:spacing/>
-        <w:ind/>
-        <w:rPr/>
-      </w:pPr>
-      <w:r>
-        <w:rPr>
-          <w:rFonts w:ascii="Times New Roman" w:hAnsi="Times New Roman" w:cs="Times New Roman"/>
-          <w:sz w:val="28"/>
-          <w:szCs w:val="28"/>
-        </w:rPr>
-        <w:t xml:space="preserve">void SoundDevice::setModel(string model) {</w:t>
-      </w:r>
-      <w:r/>
-    </w:p>
-    <w:p>
-      <w:pPr>
-        <w:pBdr/>
-        <w:spacing/>
-        <w:ind/>
-        <w:rPr/>
-      </w:pPr>
-      <w:r>
-        <w:rPr>
-          <w:rFonts w:ascii="Times New Roman" w:hAnsi="Times New Roman" w:cs="Times New Roman"/>
-          <w:sz w:val="28"/>
-          <w:szCs w:val="28"/>
-        </w:rPr>
-        <w:t xml:space="preserve">    if (model.empty()) {</w:t>
-      </w:r>
-      <w:r/>
-    </w:p>
-    <w:p>
-      <w:pPr>
-        <w:pBdr/>
-        <w:spacing/>
-        <w:ind/>
-        <w:rPr/>
-      </w:pPr>
-      <w:r>
-        <w:rPr>
-          <w:rFonts w:ascii="Times New Roman" w:hAnsi="Times New Roman" w:cs="Times New Roman"/>
-          <w:sz w:val="28"/>
-          <w:szCs w:val="28"/>
-        </w:rPr>
-        <w:t xml:space="preserve">        cout &lt;&lt; "Помилка: модель не може бути порожньою!\n";</w:t>
-      </w:r>
-      <w:r/>
-    </w:p>
-    <w:p>
-      <w:pPr>
-        <w:pBdr/>
-        <w:spacing/>
-        <w:ind/>
-        <w:rPr/>
-      </w:pPr>
-      <w:r>
-        <w:rPr>
-          <w:rFonts w:ascii="Times New Roman" w:hAnsi="Times New Roman" w:cs="Times New Roman"/>
-          <w:sz w:val="28"/>
-          <w:szCs w:val="28"/>
-        </w:rPr>
-        <w:t xml:space="preserve">        return;</w:t>
-      </w:r>
-      <w:r/>
-    </w:p>
-    <w:p>
-      <w:pPr>
-        <w:pBdr/>
-        <w:spacing/>
-        <w:ind/>
-        <w:rPr/>
-      </w:pPr>
-      <w:r>
-        <w:rPr>
-          <w:rFonts w:ascii="Times New Roman" w:hAnsi="Times New Roman" w:cs="Times New Roman"/>
-          <w:sz w:val="28"/>
-          <w:szCs w:val="28"/>
-        </w:rPr>
-        <w:t xml:space="preserve">    }</w:t>
-      </w:r>
-      <w:r/>
-    </w:p>
-    <w:p>
-      <w:pPr>
-        <w:pBdr/>
-        <w:spacing/>
-        <w:ind/>
-        <w:rPr/>
-      </w:pPr>
-      <w:r>
-        <w:rPr>
-          <w:rFonts w:ascii="Times New Roman" w:hAnsi="Times New Roman" w:cs="Times New Roman"/>
-          <w:sz w:val="28"/>
-          <w:szCs w:val="28"/>
-        </w:rPr>
-        <w:t xml:space="preserve">    data.model = model;</w:t>
-      </w:r>
-      <w:r/>
-    </w:p>
-    <w:p>
-      <w:pPr>
-        <w:pBdr/>
-        <w:spacing/>
-        <w:ind/>
-        <w:rPr/>
-      </w:pPr>
-      <w:r>
-        <w:rPr>
-          <w:rFonts w:ascii="Times New Roman" w:hAnsi="Times New Roman" w:cs="Times New Roman"/>
-          <w:sz w:val="28"/>
-          <w:szCs w:val="28"/>
-        </w:rPr>
-        <w:t xml:space="preserve">}</w:t>
-      </w:r>
-      <w:r/>
-    </w:p>
-    <w:p>
-      <w:pPr>
-        <w:pBdr/>
-        <w:spacing/>
-        <w:ind/>
-        <w:rPr/>
-      </w:pPr>
-      <w:r>
-        <w:rPr>
-          <w:rFonts w:ascii="Times New Roman" w:hAnsi="Times New Roman" w:cs="Times New Roman"/>
-          <w:sz w:val="28"/>
-          <w:szCs w:val="28"/>
-        </w:rPr>
-      </w:r>
-      <w:r/>
-    </w:p>
-    <w:p>
-      <w:pPr>
-        <w:pBdr/>
-        <w:spacing/>
-        <w:ind/>
-        <w:rPr/>
-      </w:pPr>
-      <w:r>
-        <w:rPr>
-          <w:rFonts w:ascii="Times New Roman" w:hAnsi="Times New Roman" w:cs="Times New Roman"/>
-          <w:sz w:val="28"/>
-          <w:szCs w:val="28"/>
-        </w:rPr>
-        <w:t xml:space="preserve">void SoundDevice::setPower(int power) {</w:t>
-      </w:r>
-      <w:r/>
-    </w:p>
-    <w:p>
-      <w:pPr>
-        <w:pBdr/>
-        <w:spacing/>
-        <w:ind/>
-        <w:rPr/>
-      </w:pPr>
-      <w:r>
-        <w:rPr>
-          <w:rFonts w:ascii="Times New Roman" w:hAnsi="Times New Roman" w:cs="Times New Roman"/>
-          <w:sz w:val="28"/>
-          <w:szCs w:val="28"/>
-        </w:rPr>
-        <w:t xml:space="preserve">    if (power &lt; 1 || power &gt; 10000) {</w:t>
-      </w:r>
-      <w:r/>
-    </w:p>
-    <w:p>
-      <w:pPr>
-        <w:pBdr/>
-        <w:spacing/>
-        <w:ind/>
-        <w:rPr/>
-      </w:pPr>
-      <w:r>
-        <w:rPr>
-          <w:rFonts w:ascii="Times New Roman" w:hAnsi="Times New Roman" w:cs="Times New Roman"/>
-          <w:sz w:val="28"/>
-          <w:szCs w:val="28"/>
-        </w:rPr>
-        <w:t xml:space="preserve">        cout &lt;&lt; "Помилка: потужність має бути від 1 до 10000 Вт!\n";</w:t>
-      </w:r>
-      <w:r/>
-    </w:p>
-    <w:p>
-      <w:pPr>
-        <w:pBdr/>
-        <w:spacing/>
-        <w:ind/>
-        <w:rPr/>
-      </w:pPr>
-      <w:r>
-        <w:rPr>
-          <w:rFonts w:ascii="Times New Roman" w:hAnsi="Times New Roman" w:cs="Times New Roman"/>
-          <w:sz w:val="28"/>
-          <w:szCs w:val="28"/>
-        </w:rPr>
-        <w:t xml:space="preserve">        return;</w:t>
-      </w:r>
-      <w:r/>
-    </w:p>
-    <w:p>
-      <w:pPr>
-        <w:pBdr/>
-        <w:spacing/>
-        <w:ind/>
-        <w:rPr/>
-      </w:pPr>
-      <w:r>
-        <w:rPr>
-          <w:rFonts w:ascii="Times New Roman" w:hAnsi="Times New Roman" w:cs="Times New Roman"/>
-          <w:sz w:val="28"/>
-          <w:szCs w:val="28"/>
-        </w:rPr>
-        <w:t xml:space="preserve">    }</w:t>
-      </w:r>
-      <w:r/>
-    </w:p>
-    <w:p>
-      <w:pPr>
-        <w:pBdr/>
-        <w:spacing/>
-        <w:ind/>
-        <w:rPr/>
-      </w:pPr>
-      <w:r>
-        <w:rPr>
-          <w:rFonts w:ascii="Times New Roman" w:hAnsi="Times New Roman" w:cs="Times New Roman"/>
-          <w:sz w:val="28"/>
-          <w:szCs w:val="28"/>
-        </w:rPr>
-        <w:t xml:space="preserve">    data.power = power;</w:t>
-      </w:r>
-      <w:r/>
-    </w:p>
-    <w:p>
-      <w:pPr>
-        <w:pBdr/>
-        <w:spacing/>
-        <w:ind/>
-        <w:rPr/>
-      </w:pPr>
-      <w:r>
-        <w:rPr>
-          <w:rFonts w:ascii="Times New Roman" w:hAnsi="Times New Roman" w:cs="Times New Roman"/>
-          <w:sz w:val="28"/>
-          <w:szCs w:val="28"/>
-        </w:rPr>
-        <w:t xml:space="preserve">}</w:t>
-      </w:r>
-      <w:r/>
-    </w:p>
-    <w:p>
-      <w:pPr>
-        <w:pBdr/>
-        <w:spacing/>
-        <w:ind/>
-        <w:rPr/>
-      </w:pPr>
-      <w:r>
-        <w:rPr>
-          <w:rFonts w:ascii="Times New Roman" w:hAnsi="Times New Roman" w:cs="Times New Roman"/>
-          <w:sz w:val="28"/>
-          <w:szCs w:val="28"/>
-        </w:rPr>
-      </w:r>
-      <w:r/>
-    </w:p>
-    <w:p>
-      <w:pPr>
-        <w:pBdr/>
-        <w:spacing/>
-        <w:ind/>
-        <w:rPr/>
-      </w:pPr>
-      <w:r>
-        <w:rPr>
-          <w:rFonts w:ascii="Times New Roman" w:hAnsi="Times New Roman" w:cs="Times New Roman"/>
-          <w:sz w:val="28"/>
-          <w:szCs w:val="28"/>
-        </w:rPr>
-        <w:t xml:space="preserve">void SoundDevice::setPrice(double price) {</w:t>
-      </w:r>
-      <w:r/>
-    </w:p>
-    <w:p>
-      <w:pPr>
-        <w:pBdr/>
-        <w:spacing/>
-        <w:ind/>
-        <w:rPr/>
-      </w:pPr>
-      <w:r>
-        <w:rPr>
-          <w:rFonts w:ascii="Times New Roman" w:hAnsi="Times New Roman" w:cs="Times New Roman"/>
-          <w:sz w:val="28"/>
-          <w:szCs w:val="28"/>
-        </w:rPr>
-        <w:t xml:space="preserve">    if (price &lt;= 0) {</w:t>
-      </w:r>
-      <w:r/>
-    </w:p>
-    <w:p>
-      <w:pPr>
-        <w:pBdr/>
-        <w:spacing/>
-        <w:ind/>
-        <w:rPr/>
-      </w:pPr>
-      <w:r>
-        <w:rPr>
-          <w:rFonts w:ascii="Times New Roman" w:hAnsi="Times New Roman" w:cs="Times New Roman"/>
-          <w:sz w:val="28"/>
-          <w:szCs w:val="28"/>
-        </w:rPr>
-        <w:t xml:space="preserve">        cout &lt;&lt; "Помилка: ціна має бути більшою за 0!\n";</w:t>
-      </w:r>
-      <w:r/>
-    </w:p>
-    <w:p>
-      <w:pPr>
-        <w:pBdr/>
-        <w:spacing/>
-        <w:ind/>
-        <w:rPr/>
-      </w:pPr>
-      <w:r>
-        <w:rPr>
-          <w:rFonts w:ascii="Times New Roman" w:hAnsi="Times New Roman" w:cs="Times New Roman"/>
-          <w:sz w:val="28"/>
-          <w:szCs w:val="28"/>
-        </w:rPr>
-        <w:t xml:space="preserve">        return;</w:t>
-      </w:r>
-      <w:r/>
-    </w:p>
-    <w:p>
-      <w:pPr>
-        <w:pBdr/>
-        <w:spacing/>
-        <w:ind/>
-        <w:rPr/>
-      </w:pPr>
-      <w:r>
-        <w:rPr>
-          <w:rFonts w:ascii="Times New Roman" w:hAnsi="Times New Roman" w:cs="Times New Roman"/>
-          <w:sz w:val="28"/>
-          <w:szCs w:val="28"/>
-        </w:rPr>
-        <w:t xml:space="preserve">    }</w:t>
-      </w:r>
-      <w:r/>
-    </w:p>
-    <w:p>
-      <w:pPr>
-        <w:pBdr/>
-        <w:spacing/>
-        <w:ind/>
-        <w:rPr/>
-      </w:pPr>
-      <w:r>
-        <w:rPr>
-          <w:rFonts w:ascii="Times New Roman" w:hAnsi="Times New Roman" w:cs="Times New Roman"/>
-          <w:sz w:val="28"/>
-          <w:szCs w:val="28"/>
-        </w:rPr>
-        <w:t xml:space="preserve">    data.price = price;</w:t>
-      </w:r>
-      <w:r/>
-    </w:p>
-    <w:p>
-      <w:pPr>
-        <w:pBdr/>
-        <w:spacing/>
-        <w:ind/>
-        <w:rPr/>
-      </w:pPr>
-      <w:r>
-        <w:rPr>
-          <w:rFonts w:ascii="Times New Roman" w:hAnsi="Times New Roman" w:cs="Times New Roman"/>
-          <w:sz w:val="28"/>
-          <w:szCs w:val="28"/>
-        </w:rPr>
-        <w:t xml:space="preserve">}</w:t>
-      </w:r>
-      <w:r/>
-    </w:p>
-    <w:p>
-      <w:pPr>
-        <w:pBdr/>
-        <w:spacing/>
-        <w:ind/>
-        <w:rPr/>
-      </w:pPr>
-      <w:r>
-        <w:rPr>
-          <w:rFonts w:ascii="Times New Roman" w:hAnsi="Times New Roman" w:cs="Times New Roman"/>
-          <w:sz w:val="28"/>
-          <w:szCs w:val="28"/>
-        </w:rPr>
-      </w:r>
-      <w:r/>
-    </w:p>
-    <w:p>
-      <w:pPr>
-        <w:pBdr/>
-        <w:spacing/>
-        <w:ind/>
-        <w:rPr/>
-      </w:pPr>
-      <w:r>
-        <w:rPr>
-          <w:rFonts w:ascii="Times New Roman" w:hAnsi="Times New Roman" w:cs="Times New Roman"/>
-          <w:sz w:val="28"/>
-          <w:szCs w:val="28"/>
-        </w:rPr>
-        <w:t xml:space="preserve">string SoundDevice::getModel() const { return data.model; }</w:t>
-      </w:r>
-      <w:r/>
-    </w:p>
-    <w:p>
-      <w:pPr>
-        <w:pBdr/>
-        <w:spacing/>
-        <w:ind/>
-        <w:rPr/>
-      </w:pPr>
-      <w:r>
-        <w:rPr>
-          <w:rFonts w:ascii="Times New Roman" w:hAnsi="Times New Roman" w:cs="Times New Roman"/>
-          <w:sz w:val="28"/>
-          <w:szCs w:val="28"/>
-        </w:rPr>
-        <w:t xml:space="preserve">int SoundDevice::getPower() const { return data.power; }</w:t>
-      </w:r>
-      <w:r/>
-    </w:p>
-    <w:p>
-      <w:pPr>
-        <w:pBdr/>
-        <w:spacing/>
-        <w:ind/>
-        <w:rPr/>
-      </w:pPr>
-      <w:r>
-        <w:rPr>
-          <w:rFonts w:ascii="Times New Roman" w:hAnsi="Times New Roman" w:cs="Times New Roman"/>
-          <w:sz w:val="28"/>
-          <w:szCs w:val="28"/>
-        </w:rPr>
-        <w:t xml:space="preserve">double SoundDevice::getPrice() const { return data.price; }</w:t>
-      </w:r>
-      <w:r/>
-    </w:p>
-    <w:p>
-      <w:pPr>
-        <w:pBdr/>
-        <w:spacing/>
-        <w:ind/>
-        <w:rPr/>
-      </w:pPr>
-      <w:r>
-        <w:rPr>
-          <w:rFonts w:ascii="Times New Roman" w:hAnsi="Times New Roman" w:cs="Times New Roman"/>
-          <w:sz w:val="28"/>
-          <w:szCs w:val="28"/>
-        </w:rPr>
-      </w:r>
-      <w:r/>
-    </w:p>
-    <w:p>
-      <w:pPr>
-        <w:pBdr/>
-        <w:spacing/>
-        <w:ind/>
-        <w:rPr/>
-      </w:pPr>
-      <w:r>
-        <w:rPr>
-          <w:rFonts w:ascii="Times New Roman" w:hAnsi="Times New Roman" w:cs="Times New Roman"/>
-          <w:sz w:val="28"/>
-          <w:szCs w:val="28"/>
-        </w:rPr>
-        <w:t xml:space="preserve">void SoundDevice::display() const {</w:t>
-      </w:r>
-      <w:r/>
-    </w:p>
-    <w:p>
-      <w:pPr>
-        <w:pBdr/>
-        <w:spacing/>
-        <w:ind/>
-        <w:rPr/>
-      </w:pPr>
-      <w:r>
-        <w:rPr>
-          <w:rFonts w:ascii="Times New Roman" w:hAnsi="Times New Roman" w:cs="Times New Roman"/>
-          <w:sz w:val="28"/>
-          <w:szCs w:val="28"/>
-        </w:rPr>
-        <w:t xml:space="preserve">    cout &lt;&lt; "Тип: " &lt;&lt; getType()</w:t>
-      </w:r>
-      <w:r/>
-    </w:p>
-    <w:p>
-      <w:pPr>
-        <w:pBdr/>
-        <w:spacing/>
-        <w:ind/>
-        <w:rPr/>
-      </w:pPr>
-      <w:r>
-        <w:rPr>
-          <w:rFonts w:ascii="Times New Roman" w:hAnsi="Times New Roman" w:cs="Times New Roman"/>
-          <w:sz w:val="28"/>
-          <w:szCs w:val="28"/>
-        </w:rPr>
-        <w:t xml:space="preserve">         &lt;&lt; ", модель: " &lt;&lt; data.model</w:t>
-      </w:r>
-      <w:r/>
-    </w:p>
-    <w:p>
-      <w:pPr>
-        <w:pBdr/>
-        <w:spacing/>
-        <w:ind/>
-        <w:rPr/>
-      </w:pPr>
-      <w:r>
-        <w:rPr>
-          <w:rFonts w:ascii="Times New Roman" w:hAnsi="Times New Roman" w:cs="Times New Roman"/>
-          <w:sz w:val="28"/>
-          <w:szCs w:val="28"/>
-        </w:rPr>
-        <w:t xml:space="preserve">         &lt;&lt; ", потужність: " &lt;&lt; data.power &lt;&lt; " Вт"</w:t>
-      </w:r>
-      <w:r/>
-    </w:p>
-    <w:p>
-      <w:pPr>
-        <w:pBdr/>
-        <w:spacing/>
-        <w:ind/>
-        <w:rPr/>
-      </w:pPr>
-      <w:r>
-        <w:rPr>
-          <w:rFonts w:ascii="Times New Roman" w:hAnsi="Times New Roman" w:cs="Times New Roman"/>
-          <w:sz w:val="28"/>
-          <w:szCs w:val="28"/>
-        </w:rPr>
-        <w:t xml:space="preserve">         &lt;&lt; ", ціна: " &lt;&lt; data.price &lt;&lt; " грн\n";</w:t>
-      </w:r>
-      <w:r/>
-    </w:p>
-    <w:p>
-      <w:pPr>
-        <w:pBdr/>
-        <w:spacing/>
-        <w:ind/>
-        <w:rPr/>
-      </w:pPr>
-      <w:r>
-        <w:rPr>
-          <w:rFonts w:ascii="Times New Roman" w:hAnsi="Times New Roman" w:cs="Times New Roman"/>
-          <w:sz w:val="28"/>
-          <w:szCs w:val="28"/>
-        </w:rPr>
-        <w:t xml:space="preserve">}</w:t>
-      </w:r>
-      <w:r/>
-    </w:p>
-    <w:p>
-      <w:pPr>
-        <w:pBdr/>
-        <w:spacing/>
-        <w:ind/>
-        <w:rPr/>
-      </w:pPr>
-      <w:r>
-        <w:rPr>
-          <w:rFonts w:ascii="Times New Roman" w:hAnsi="Times New Roman" w:cs="Times New Roman"/>
-          <w:sz w:val="28"/>
-          <w:szCs w:val="28"/>
-        </w:rPr>
-      </w:r>
-      <w:r/>
-    </w:p>
-    <w:p>
-      <w:pPr>
-        <w:pBdr/>
-        <w:spacing/>
-        <w:ind/>
-        <w:rPr/>
-      </w:pPr>
-      <w:r>
-        <w:rPr>
-          <w:rFonts w:ascii="Times New Roman" w:hAnsi="Times New Roman" w:cs="Times New Roman"/>
-          <w:sz w:val="28"/>
-          <w:szCs w:val="28"/>
-        </w:rPr>
-        <w:t xml:space="preserve">string SoundDevice::getType() const {</w:t>
-      </w:r>
-      <w:r/>
-    </w:p>
-    <w:p>
-      <w:pPr>
-        <w:pBdr/>
-        <w:spacing/>
-        <w:ind/>
-        <w:rPr/>
-      </w:pPr>
-      <w:r>
-        <w:rPr>
-          <w:rFonts w:ascii="Times New Roman" w:hAnsi="Times New Roman" w:cs="Times New Roman"/>
-          <w:sz w:val="28"/>
-          <w:szCs w:val="28"/>
-        </w:rPr>
-        <w:t xml:space="preserve">    return "Звуковий пристрій";</w:t>
-      </w:r>
-      <w:r/>
-    </w:p>
-    <w:p>
-      <w:pPr>
-        <w:pBdr/>
-        <w:spacing/>
-        <w:ind/>
-        <w:rPr/>
-      </w:pPr>
-      <w:r>
-        <w:rPr>
-          <w:rFonts w:ascii="Times New Roman" w:hAnsi="Times New Roman" w:cs="Times New Roman"/>
-          <w:sz w:val="28"/>
-          <w:szCs w:val="28"/>
-        </w:rPr>
-        <w:t xml:space="preserve">}</w:t>
-      </w:r>
-      <w:r/>
-    </w:p>
-    <w:p>
-      <w:pPr>
-        <w:pBdr/>
-        <w:spacing/>
-        <w:ind/>
-        <w:rPr/>
-      </w:pPr>
-      <w:r>
-        <w:rPr>
-          <w:rFonts w:ascii="Times New Roman" w:hAnsi="Times New Roman" w:cs="Times New Roman"/>
-          <w:sz w:val="28"/>
-          <w:szCs w:val="28"/>
-        </w:rPr>
-      </w:r>
-      <w:r/>
-    </w:p>
-    <w:p>
-      <w:pPr>
-        <w:pBdr/>
-        <w:spacing/>
-        <w:ind/>
-        <w:rPr/>
-      </w:pPr>
-      <w:r>
-        <w:rPr>
-          <w:rFonts w:ascii="Times New Roman" w:hAnsi="Times New Roman" w:cs="Times New Roman"/>
-          <w:sz w:val="28"/>
-          <w:szCs w:val="28"/>
-        </w:rPr>
-        <w:t xml:space="preserve">—— Файл: microphone.h ———</w:t>
-      </w:r>
-      <w:r/>
-    </w:p>
-    <w:p>
-      <w:pPr>
-        <w:pBdr/>
-        <w:spacing/>
-        <w:ind/>
-        <w:rPr/>
-      </w:pPr>
-      <w:r>
-        <w:rPr>
-          <w:rFonts w:ascii="Times New Roman" w:hAnsi="Times New Roman" w:cs="Times New Roman"/>
-          <w:sz w:val="28"/>
-          <w:szCs w:val="28"/>
-        </w:rPr>
-      </w:r>
-      <w:r/>
-    </w:p>
-    <w:p>
-      <w:pPr>
-        <w:pBdr/>
-        <w:spacing/>
-        <w:ind/>
-        <w:rPr/>
-      </w:pPr>
-      <w:r>
-        <w:rPr>
-          <w:rFonts w:ascii="Times New Roman" w:hAnsi="Times New Roman" w:cs="Times New Roman"/>
-          <w:sz w:val="28"/>
-          <w:szCs w:val="28"/>
-        </w:rPr>
-        <w:t xml:space="preserve">#ifndef MICROPHONE_H</w:t>
-      </w:r>
-      <w:r/>
-    </w:p>
-    <w:p>
-      <w:pPr>
-        <w:pBdr/>
-        <w:spacing/>
-        <w:ind/>
-        <w:rPr/>
-      </w:pPr>
-      <w:r>
-        <w:rPr>
-          <w:rFonts w:ascii="Times New Roman" w:hAnsi="Times New Roman" w:cs="Times New Roman"/>
-          <w:sz w:val="28"/>
-          <w:szCs w:val="28"/>
-        </w:rPr>
-        <w:t xml:space="preserve">#define MICROPHONE_H</w:t>
-      </w:r>
-      <w:r/>
-    </w:p>
-    <w:p>
-      <w:pPr>
-        <w:pBdr/>
-        <w:spacing/>
-        <w:ind/>
-        <w:rPr/>
-      </w:pPr>
-      <w:r>
-        <w:rPr>
-          <w:rFonts w:ascii="Times New Roman" w:hAnsi="Times New Roman" w:cs="Times New Roman"/>
-          <w:sz w:val="28"/>
-          <w:szCs w:val="28"/>
-        </w:rPr>
-      </w:r>
-      <w:r/>
-    </w:p>
-    <w:p>
-      <w:pPr>
-        <w:pBdr/>
-        <w:spacing/>
-        <w:ind/>
-        <w:rPr/>
-      </w:pPr>
-      <w:r>
-        <w:rPr>
-          <w:rFonts w:ascii="Times New Roman" w:hAnsi="Times New Roman" w:cs="Times New Roman"/>
-          <w:sz w:val="28"/>
-          <w:szCs w:val="28"/>
-        </w:rPr>
-        <w:t xml:space="preserve">#include "sound_device.h"</w:t>
-      </w:r>
-      <w:r/>
-    </w:p>
-    <w:p>
-      <w:pPr>
-        <w:pBdr/>
-        <w:spacing/>
-        <w:ind/>
-        <w:rPr/>
-      </w:pPr>
-      <w:r>
-        <w:rPr>
-          <w:rFonts w:ascii="Times New Roman" w:hAnsi="Times New Roman" w:cs="Times New Roman"/>
-          <w:sz w:val="28"/>
-          <w:szCs w:val="28"/>
-        </w:rPr>
-        <w:t xml:space="preserve">#include &lt;string&gt;</w:t>
-      </w:r>
-      <w:r/>
-    </w:p>
-    <w:p>
-      <w:pPr>
-        <w:pBdr/>
-        <w:spacing/>
-        <w:ind/>
-        <w:rPr/>
-      </w:pPr>
-      <w:r>
-        <w:rPr>
-          <w:rFonts w:ascii="Times New Roman" w:hAnsi="Times New Roman" w:cs="Times New Roman"/>
-          <w:sz w:val="28"/>
-          <w:szCs w:val="28"/>
-        </w:rPr>
-      </w:r>
-      <w:r/>
-    </w:p>
-    <w:p>
-      <w:pPr>
-        <w:pBdr/>
-        <w:spacing/>
-        <w:ind/>
-        <w:rPr/>
-      </w:pPr>
-      <w:r>
-        <w:rPr>
-          <w:rFonts w:ascii="Times New Roman" w:hAnsi="Times New Roman" w:cs="Times New Roman"/>
-          <w:sz w:val="28"/>
-          <w:szCs w:val="28"/>
-        </w:rPr>
-        <w:t xml:space="preserve">class Microphone : public SoundDevice {</w:t>
-      </w:r>
-      <w:r/>
-    </w:p>
-    <w:p>
-      <w:pPr>
-        <w:pBdr/>
-        <w:spacing/>
-        <w:ind/>
-        <w:rPr/>
-      </w:pPr>
-      <w:r>
-        <w:rPr>
-          <w:rFonts w:ascii="Times New Roman" w:hAnsi="Times New Roman" w:cs="Times New Roman"/>
-          <w:sz w:val="28"/>
-          <w:szCs w:val="28"/>
-        </w:rPr>
-        <w:t xml:space="preserve">private:</w:t>
-      </w:r>
-      <w:r/>
-    </w:p>
-    <w:p>
-      <w:pPr>
-        <w:pBdr/>
-        <w:spacing/>
-        <w:ind/>
-        <w:rPr/>
-      </w:pPr>
-      <w:r>
-        <w:rPr>
-          <w:rFonts w:ascii="Times New Roman" w:hAnsi="Times New Roman" w:cs="Times New Roman"/>
-          <w:sz w:val="28"/>
-          <w:szCs w:val="28"/>
-        </w:rPr>
-        <w:t xml:space="preserve">    bool wireless;</w:t>
-      </w:r>
-      <w:r/>
-    </w:p>
-    <w:p>
-      <w:pPr>
-        <w:pBdr/>
-        <w:spacing/>
-        <w:ind/>
-        <w:rPr/>
-      </w:pPr>
-      <w:r>
-        <w:rPr>
-          <w:rFonts w:ascii="Times New Roman" w:hAnsi="Times New Roman" w:cs="Times New Roman"/>
-          <w:sz w:val="28"/>
-          <w:szCs w:val="28"/>
-        </w:rPr>
-        <w:t xml:space="preserve">    std::string pattern;</w:t>
-      </w:r>
-      <w:r/>
-    </w:p>
-    <w:p>
-      <w:pPr>
-        <w:pBdr/>
-        <w:spacing/>
-        <w:ind/>
-        <w:rPr/>
-      </w:pPr>
-      <w:r>
-        <w:rPr>
-          <w:rFonts w:ascii="Times New Roman" w:hAnsi="Times New Roman" w:cs="Times New Roman"/>
-          <w:sz w:val="28"/>
-          <w:szCs w:val="28"/>
-        </w:rPr>
-      </w:r>
-      <w:r/>
-    </w:p>
-    <w:p>
-      <w:pPr>
-        <w:pBdr/>
-        <w:spacing/>
-        <w:ind/>
-        <w:rPr/>
-      </w:pPr>
-      <w:r>
-        <w:rPr>
-          <w:rFonts w:ascii="Times New Roman" w:hAnsi="Times New Roman" w:cs="Times New Roman"/>
-          <w:sz w:val="28"/>
-          <w:szCs w:val="28"/>
-        </w:rPr>
-        <w:t xml:space="preserve">public:</w:t>
-      </w:r>
-      <w:r/>
-    </w:p>
-    <w:p>
-      <w:pPr>
-        <w:pBdr/>
-        <w:spacing/>
-        <w:ind/>
-        <w:rPr/>
-      </w:pPr>
-      <w:r>
-        <w:rPr>
-          <w:rFonts w:ascii="Times New Roman" w:hAnsi="Times New Roman" w:cs="Times New Roman"/>
-          <w:sz w:val="28"/>
-          <w:szCs w:val="28"/>
-        </w:rPr>
-        <w:t xml:space="preserve">    Microphone();</w:t>
-      </w:r>
-      <w:r/>
-    </w:p>
-    <w:p>
-      <w:pPr>
-        <w:pBdr/>
-        <w:spacing/>
-        <w:ind/>
-        <w:rPr/>
-      </w:pPr>
-      <w:r>
-        <w:rPr>
-          <w:rFonts w:ascii="Times New Roman" w:hAnsi="Times New Roman" w:cs="Times New Roman"/>
-          <w:sz w:val="28"/>
-          <w:szCs w:val="28"/>
-        </w:rPr>
-        <w:t xml:space="preserve">    Microphone(std::string model, int power, double price, bool wireless, std::string pattern);</w:t>
-      </w:r>
-      <w:r/>
-    </w:p>
-    <w:p>
-      <w:pPr>
-        <w:pBdr/>
-        <w:spacing/>
-        <w:ind/>
-        <w:rPr/>
-      </w:pPr>
-      <w:r>
-        <w:rPr>
-          <w:rFonts w:ascii="Times New Roman" w:hAnsi="Times New Roman" w:cs="Times New Roman"/>
-          <w:sz w:val="28"/>
-          <w:szCs w:val="28"/>
-        </w:rPr>
-        <w:t xml:space="preserve">    ~Microphone();</w:t>
-      </w:r>
-      <w:r/>
-    </w:p>
-    <w:p>
-      <w:pPr>
-        <w:pBdr/>
-        <w:spacing/>
-        <w:ind/>
-        <w:rPr/>
-      </w:pPr>
-      <w:r>
-        <w:rPr>
-          <w:rFonts w:ascii="Times New Roman" w:hAnsi="Times New Roman" w:cs="Times New Roman"/>
-          <w:sz w:val="28"/>
-          <w:szCs w:val="28"/>
-        </w:rPr>
-      </w:r>
-      <w:r/>
-    </w:p>
-    <w:p>
-      <w:pPr>
-        <w:pBdr/>
-        <w:spacing/>
-        <w:ind/>
-        <w:rPr/>
-      </w:pPr>
-      <w:r>
-        <w:rPr>
-          <w:rFonts w:ascii="Times New Roman" w:hAnsi="Times New Roman" w:cs="Times New Roman"/>
-          <w:sz w:val="28"/>
-          <w:szCs w:val="28"/>
-        </w:rPr>
-        <w:t xml:space="preserve">    void setWireless(bool wireless);</w:t>
-      </w:r>
-      <w:r/>
-    </w:p>
-    <w:p>
-      <w:pPr>
-        <w:pBdr/>
-        <w:spacing/>
-        <w:ind/>
-        <w:rPr/>
-      </w:pPr>
-      <w:r>
-        <w:rPr>
-          <w:rFonts w:ascii="Times New Roman" w:hAnsi="Times New Roman" w:cs="Times New Roman"/>
-          <w:sz w:val="28"/>
-          <w:szCs w:val="28"/>
-        </w:rPr>
-        <w:t xml:space="preserve">    void setPattern(std::string pattern);</w:t>
-      </w:r>
-      <w:r/>
-    </w:p>
-    <w:p>
-      <w:pPr>
-        <w:pBdr/>
-        <w:spacing/>
-        <w:ind/>
-        <w:rPr/>
-      </w:pPr>
-      <w:r>
-        <w:rPr>
-          <w:rFonts w:ascii="Times New Roman" w:hAnsi="Times New Roman" w:cs="Times New Roman"/>
-          <w:sz w:val="28"/>
-          <w:szCs w:val="28"/>
-        </w:rPr>
-      </w:r>
-      <w:r/>
-    </w:p>
-    <w:p>
-      <w:pPr>
-        <w:pBdr/>
-        <w:spacing/>
-        <w:ind/>
-        <w:rPr/>
-      </w:pPr>
-      <w:r>
-        <w:rPr>
-          <w:rFonts w:ascii="Times New Roman" w:hAnsi="Times New Roman" w:cs="Times New Roman"/>
-          <w:sz w:val="28"/>
-          <w:szCs w:val="28"/>
-        </w:rPr>
-        <w:t xml:space="preserve">    virtual void display() const;</w:t>
-      </w:r>
-      <w:r/>
-    </w:p>
-    <w:p>
-      <w:pPr>
-        <w:pBdr/>
-        <w:spacing/>
-        <w:ind/>
-        <w:rPr/>
-      </w:pPr>
-      <w:r>
-        <w:rPr>
-          <w:rFonts w:ascii="Times New Roman" w:hAnsi="Times New Roman" w:cs="Times New Roman"/>
-          <w:sz w:val="28"/>
-          <w:szCs w:val="28"/>
-        </w:rPr>
-        <w:t xml:space="preserve">    virtual std::string getType() const;</w:t>
-      </w:r>
-      <w:r/>
-    </w:p>
-    <w:p>
-      <w:pPr>
-        <w:pBdr/>
-        <w:spacing/>
-        <w:ind/>
-        <w:rPr/>
-      </w:pPr>
-      <w:r>
-        <w:rPr>
-          <w:rFonts w:ascii="Times New Roman" w:hAnsi="Times New Roman" w:cs="Times New Roman"/>
-          <w:sz w:val="28"/>
-          <w:szCs w:val="28"/>
-        </w:rPr>
-        <w:t xml:space="preserve">};</w:t>
-      </w:r>
-      <w:r/>
-    </w:p>
-    <w:p>
-      <w:pPr>
-        <w:pBdr/>
-        <w:spacing/>
-        <w:ind/>
-        <w:rPr/>
-      </w:pPr>
-      <w:r>
-        <w:rPr>
-          <w:rFonts w:ascii="Times New Roman" w:hAnsi="Times New Roman" w:cs="Times New Roman"/>
-          <w:sz w:val="28"/>
-          <w:szCs w:val="28"/>
-        </w:rPr>
-      </w:r>
-      <w:r/>
-    </w:p>
-    <w:p>
-      <w:pPr>
-        <w:pBdr/>
-        <w:spacing/>
-        <w:ind/>
-        <w:rPr/>
-      </w:pPr>
-      <w:r>
-        <w:rPr>
-          <w:rFonts w:ascii="Times New Roman" w:hAnsi="Times New Roman" w:cs="Times New Roman"/>
-          <w:sz w:val="28"/>
-          <w:szCs w:val="28"/>
-        </w:rPr>
-        <w:t xml:space="preserve">#endif</w:t>
-      </w:r>
-      <w:r/>
-      <w:r>
-        <w:rPr>
-          <w:rFonts w:ascii="Times New Roman" w:hAnsi="Times New Roman" w:cs="Times New Roman"/>
-          <w:sz w:val="28"/>
-          <w:szCs w:val="28"/>
-        </w:rPr>
-      </w:r>
-      <w:r/>
-      <w:r>
-        <w:rPr>
-          <w:rFonts w:ascii="Times New Roman" w:hAnsi="Times New Roman" w:cs="Times New Roman"/>
-          <w:sz w:val="28"/>
-          <w:szCs w:val="28"/>
-        </w:rPr>
-      </w:r>
-    </w:p>
-    <w:p>
-      <w:pPr>
-        <w:pBdr/>
-        <w:spacing/>
-        <w:ind/>
-        <w:rPr/>
-      </w:pPr>
-      <w:r>
-        <w:rPr>
-          <w:rFonts w:ascii="Times New Roman" w:hAnsi="Times New Roman" w:cs="Times New Roman"/>
-          <w:sz w:val="28"/>
-          <w:szCs w:val="28"/>
-        </w:rPr>
-      </w:r>
-      <w:r/>
-    </w:p>
-    <w:p>
-      <w:pPr>
-        <w:pBdr/>
-        <w:spacing/>
-        <w:ind/>
-        <w:rPr/>
-      </w:pPr>
-      <w:r>
-        <w:rPr>
-          <w:rFonts w:ascii="Times New Roman" w:hAnsi="Times New Roman" w:cs="Times New Roman"/>
-          <w:sz w:val="28"/>
-          <w:szCs w:val="28"/>
-        </w:rPr>
-        <w:t xml:space="preserve">—— Файл: microphone.cpp ———</w:t>
-      </w:r>
-      <w:r/>
-    </w:p>
-    <w:p>
-      <w:pPr>
-        <w:pBdr/>
-        <w:spacing/>
-        <w:ind/>
-        <w:rPr/>
-      </w:pPr>
-      <w:r>
-        <w:rPr>
-          <w:rFonts w:ascii="Times New Roman" w:hAnsi="Times New Roman" w:cs="Times New Roman"/>
-          <w:sz w:val="28"/>
-          <w:szCs w:val="28"/>
-        </w:rPr>
-      </w:r>
-      <w:r/>
-    </w:p>
-    <w:p>
-      <w:pPr>
-        <w:pBdr/>
-        <w:spacing/>
-        <w:ind/>
-        <w:rPr/>
-      </w:pPr>
-      <w:r>
-        <w:rPr>
-          <w:rFonts w:ascii="Times New Roman" w:hAnsi="Times New Roman" w:cs="Times New Roman"/>
-          <w:sz w:val="28"/>
-          <w:szCs w:val="28"/>
-        </w:rPr>
-        <w:t xml:space="preserve">#include "microphone.h"</w:t>
-      </w:r>
-      <w:r/>
-    </w:p>
-    <w:p>
-      <w:pPr>
-        <w:pBdr/>
-        <w:spacing/>
-        <w:ind/>
-        <w:rPr/>
-      </w:pPr>
-      <w:r>
-        <w:rPr>
-          <w:rFonts w:ascii="Times New Roman" w:hAnsi="Times New Roman" w:cs="Times New Roman"/>
-          <w:sz w:val="28"/>
-          <w:szCs w:val="28"/>
-        </w:rPr>
-        <w:t xml:space="preserve">#include &lt;iostream&gt;</w:t>
-      </w:r>
-      <w:r/>
-    </w:p>
-    <w:p>
-      <w:pPr>
-        <w:pBdr/>
-        <w:spacing/>
-        <w:ind/>
-        <w:rPr/>
-      </w:pPr>
-      <w:r>
-        <w:rPr>
-          <w:rFonts w:ascii="Times New Roman" w:hAnsi="Times New Roman" w:cs="Times New Roman"/>
-          <w:sz w:val="28"/>
-          <w:szCs w:val="28"/>
-        </w:rPr>
-      </w:r>
-      <w:r/>
-    </w:p>
-    <w:p>
-      <w:pPr>
-        <w:pBdr/>
-        <w:spacing/>
-        <w:ind/>
-        <w:rPr/>
-      </w:pPr>
-      <w:r>
-        <w:rPr>
-          <w:rFonts w:ascii="Times New Roman" w:hAnsi="Times New Roman" w:cs="Times New Roman"/>
-          <w:sz w:val="28"/>
-          <w:szCs w:val="28"/>
-        </w:rPr>
-        <w:t xml:space="preserve">using namespace std;</w:t>
-      </w:r>
-      <w:r/>
-    </w:p>
-    <w:p>
-      <w:pPr>
-        <w:pBdr/>
-        <w:spacing/>
-        <w:ind/>
-        <w:rPr/>
-      </w:pPr>
-      <w:r>
-        <w:rPr>
-          <w:rFonts w:ascii="Times New Roman" w:hAnsi="Times New Roman" w:cs="Times New Roman"/>
-          <w:sz w:val="28"/>
-          <w:szCs w:val="28"/>
-        </w:rPr>
-      </w:r>
-      <w:r/>
-    </w:p>
-    <w:p>
-      <w:pPr>
-        <w:pBdr/>
-        <w:spacing/>
-        <w:ind/>
-        <w:rPr/>
-      </w:pPr>
-      <w:r>
-        <w:rPr>
-          <w:rFonts w:ascii="Times New Roman" w:hAnsi="Times New Roman" w:cs="Times New Roman"/>
-          <w:sz w:val="28"/>
-          <w:szCs w:val="28"/>
-        </w:rPr>
-        <w:t xml:space="preserve">Microphone::Microphone()</w:t>
-      </w:r>
-      <w:r/>
-    </w:p>
-    <w:p>
-      <w:pPr>
-        <w:pBdr/>
-        <w:spacing/>
-        <w:ind/>
-        <w:rPr/>
-      </w:pPr>
-      <w:r>
-        <w:rPr>
-          <w:rFonts w:ascii="Times New Roman" w:hAnsi="Times New Roman" w:cs="Times New Roman"/>
-          <w:sz w:val="28"/>
-          <w:szCs w:val="28"/>
-        </w:rPr>
-        <w:t xml:space="preserve">    : SoundDevice(), wireless(false), pattern("кардіоїдна") {</w:t>
-      </w:r>
-      <w:r/>
-    </w:p>
-    <w:p>
-      <w:pPr>
-        <w:pBdr/>
-        <w:spacing/>
-        <w:ind/>
-        <w:rPr/>
-      </w:pPr>
-      <w:r>
-        <w:rPr>
-          <w:rFonts w:ascii="Times New Roman" w:hAnsi="Times New Roman" w:cs="Times New Roman"/>
-          <w:sz w:val="28"/>
-          <w:szCs w:val="28"/>
-        </w:rPr>
-        <w:t xml:space="preserve">    cout &lt;&lt; "Конструктор Microphone\n";</w:t>
-      </w:r>
-      <w:r/>
-    </w:p>
-    <w:p>
-      <w:pPr>
-        <w:pBdr/>
-        <w:spacing/>
-        <w:ind/>
-        <w:rPr/>
-      </w:pPr>
-      <w:r>
-        <w:rPr>
-          <w:rFonts w:ascii="Times New Roman" w:hAnsi="Times New Roman" w:cs="Times New Roman"/>
-          <w:sz w:val="28"/>
-          <w:szCs w:val="28"/>
-        </w:rPr>
-        <w:t xml:space="preserve">}</w:t>
-      </w:r>
-      <w:r/>
-    </w:p>
-    <w:p>
-      <w:pPr>
-        <w:pBdr/>
-        <w:spacing/>
-        <w:ind/>
-        <w:rPr/>
-      </w:pPr>
-      <w:r>
-        <w:rPr>
-          <w:rFonts w:ascii="Times New Roman" w:hAnsi="Times New Roman" w:cs="Times New Roman"/>
-          <w:sz w:val="28"/>
-          <w:szCs w:val="28"/>
-        </w:rPr>
-      </w:r>
-      <w:r/>
-    </w:p>
-    <w:p>
-      <w:pPr>
-        <w:pBdr/>
-        <w:spacing/>
-        <w:ind/>
-        <w:rPr/>
-      </w:pPr>
-      <w:r>
-        <w:rPr>
-          <w:rFonts w:ascii="Times New Roman" w:hAnsi="Times New Roman" w:cs="Times New Roman"/>
-          <w:sz w:val="28"/>
-          <w:szCs w:val="28"/>
-        </w:rPr>
-        <w:t xml:space="preserve">Microphone::Microphone(string model, int power, double price, bool wireless, string pattern)</w:t>
-      </w:r>
-      <w:r/>
-    </w:p>
-    <w:p>
-      <w:pPr>
-        <w:pBdr/>
-        <w:spacing/>
-        <w:ind/>
-        <w:rPr/>
-      </w:pPr>
-      <w:r>
-        <w:rPr>
-          <w:rFonts w:ascii="Times New Roman" w:hAnsi="Times New Roman" w:cs="Times New Roman"/>
-          <w:sz w:val="28"/>
-          <w:szCs w:val="28"/>
-        </w:rPr>
-        <w:t xml:space="preserve">    : SoundDevice(model, power, price), wireless(false), pattern("кардіоїдна") {</w:t>
-      </w:r>
-      <w:r/>
-    </w:p>
-    <w:p>
-      <w:pPr>
-        <w:pBdr/>
-        <w:spacing/>
-        <w:ind/>
-        <w:rPr/>
-      </w:pPr>
-      <w:r>
-        <w:rPr>
-          <w:rFonts w:ascii="Times New Roman" w:hAnsi="Times New Roman" w:cs="Times New Roman"/>
-          <w:sz w:val="28"/>
-          <w:szCs w:val="28"/>
-        </w:rPr>
-        <w:t xml:space="preserve">    setWireless(wireless);</w:t>
-      </w:r>
-      <w:r/>
-    </w:p>
-    <w:p>
-      <w:pPr>
-        <w:pBdr/>
-        <w:spacing/>
-        <w:ind/>
-        <w:rPr/>
-      </w:pPr>
-      <w:r>
-        <w:rPr>
-          <w:rFonts w:ascii="Times New Roman" w:hAnsi="Times New Roman" w:cs="Times New Roman"/>
-          <w:sz w:val="28"/>
-          <w:szCs w:val="28"/>
-        </w:rPr>
-        <w:t xml:space="preserve">    setPattern(pattern);</w:t>
-      </w:r>
-      <w:r/>
-    </w:p>
-    <w:p>
-      <w:pPr>
-        <w:pBdr/>
-        <w:spacing/>
-        <w:ind/>
-        <w:rPr/>
-      </w:pPr>
-      <w:r>
-        <w:rPr>
-          <w:rFonts w:ascii="Times New Roman" w:hAnsi="Times New Roman" w:cs="Times New Roman"/>
-          <w:sz w:val="28"/>
-          <w:szCs w:val="28"/>
-        </w:rPr>
-        <w:t xml:space="preserve">    cout &lt;&lt; "Конструктор Microphone (з параметрами)\n";</w:t>
-      </w:r>
-      <w:r/>
-    </w:p>
-    <w:p>
-      <w:pPr>
-        <w:pBdr/>
-        <w:spacing/>
-        <w:ind/>
-        <w:rPr/>
-      </w:pPr>
-      <w:r>
-        <w:rPr>
-          <w:rFonts w:ascii="Times New Roman" w:hAnsi="Times New Roman" w:cs="Times New Roman"/>
-          <w:sz w:val="28"/>
-          <w:szCs w:val="28"/>
-        </w:rPr>
-        <w:t xml:space="preserve">}</w:t>
-      </w:r>
-      <w:r/>
-    </w:p>
-    <w:p>
-      <w:pPr>
-        <w:pBdr/>
-        <w:spacing/>
-        <w:ind/>
-        <w:rPr/>
-      </w:pPr>
-      <w:r>
-        <w:rPr>
-          <w:rFonts w:ascii="Times New Roman" w:hAnsi="Times New Roman" w:cs="Times New Roman"/>
-          <w:sz w:val="28"/>
-          <w:szCs w:val="28"/>
-        </w:rPr>
-      </w:r>
-      <w:r/>
-    </w:p>
-    <w:p>
-      <w:pPr>
-        <w:pBdr/>
-        <w:spacing/>
-        <w:ind/>
-        <w:rPr/>
-      </w:pPr>
-      <w:r>
-        <w:rPr>
-          <w:rFonts w:ascii="Times New Roman" w:hAnsi="Times New Roman" w:cs="Times New Roman"/>
-          <w:sz w:val="28"/>
-          <w:szCs w:val="28"/>
-        </w:rPr>
-        <w:t xml:space="preserve">Microphone::~Microphone() {</w:t>
-      </w:r>
-      <w:r/>
-    </w:p>
-    <w:p>
-      <w:pPr>
-        <w:pBdr/>
-        <w:spacing/>
-        <w:ind/>
-        <w:rPr/>
-      </w:pPr>
-      <w:r>
-        <w:rPr>
-          <w:rFonts w:ascii="Times New Roman" w:hAnsi="Times New Roman" w:cs="Times New Roman"/>
-          <w:sz w:val="28"/>
-          <w:szCs w:val="28"/>
-        </w:rPr>
-        <w:t xml:space="preserve">    cout &lt;&lt; "Деструктор Microphone\n";</w:t>
-      </w:r>
-      <w:r/>
-    </w:p>
-    <w:p>
-      <w:pPr>
-        <w:pBdr/>
-        <w:spacing/>
-        <w:ind/>
-        <w:rPr/>
-      </w:pPr>
-      <w:r>
-        <w:rPr>
-          <w:rFonts w:ascii="Times New Roman" w:hAnsi="Times New Roman" w:cs="Times New Roman"/>
-          <w:sz w:val="28"/>
-          <w:szCs w:val="28"/>
-        </w:rPr>
-        <w:t xml:space="preserve">}</w:t>
-      </w:r>
-      <w:r/>
-    </w:p>
-    <w:p>
-      <w:pPr>
-        <w:pBdr/>
-        <w:spacing/>
-        <w:ind/>
-        <w:rPr/>
-      </w:pPr>
-      <w:r>
-        <w:rPr>
-          <w:rFonts w:ascii="Times New Roman" w:hAnsi="Times New Roman" w:cs="Times New Roman"/>
-          <w:sz w:val="28"/>
-          <w:szCs w:val="28"/>
-        </w:rPr>
-      </w:r>
-      <w:r/>
-    </w:p>
-    <w:p>
-      <w:pPr>
-        <w:pBdr/>
-        <w:spacing/>
-        <w:ind/>
-        <w:rPr/>
-      </w:pPr>
-      <w:r>
-        <w:rPr>
-          <w:rFonts w:ascii="Times New Roman" w:hAnsi="Times New Roman" w:cs="Times New Roman"/>
-          <w:sz w:val="28"/>
-          <w:szCs w:val="28"/>
-        </w:rPr>
-        <w:t xml:space="preserve">void Microphone::setWireless(bool w) {</w:t>
-      </w:r>
-      <w:r/>
-    </w:p>
-    <w:p>
-      <w:pPr>
-        <w:pBdr/>
-        <w:spacing/>
-        <w:ind/>
-        <w:rPr/>
-      </w:pPr>
-      <w:r>
-        <w:rPr>
-          <w:rFonts w:ascii="Times New Roman" w:hAnsi="Times New Roman" w:cs="Times New Roman"/>
-          <w:sz w:val="28"/>
-          <w:szCs w:val="28"/>
-        </w:rPr>
-        <w:t xml:space="preserve">    wireless = w;</w:t>
-      </w:r>
-      <w:r/>
-    </w:p>
-    <w:p>
-      <w:pPr>
-        <w:pBdr/>
-        <w:spacing/>
-        <w:ind/>
-        <w:rPr/>
-      </w:pPr>
-      <w:r>
-        <w:rPr>
-          <w:rFonts w:ascii="Times New Roman" w:hAnsi="Times New Roman" w:cs="Times New Roman"/>
-          <w:sz w:val="28"/>
-          <w:szCs w:val="28"/>
-        </w:rPr>
-        <w:t xml:space="preserve">}</w:t>
-      </w:r>
-      <w:r/>
-    </w:p>
-    <w:p>
-      <w:pPr>
-        <w:pBdr/>
-        <w:spacing/>
-        <w:ind/>
-        <w:rPr/>
-      </w:pPr>
-      <w:r>
-        <w:rPr>
-          <w:rFonts w:ascii="Times New Roman" w:hAnsi="Times New Roman" w:cs="Times New Roman"/>
-          <w:sz w:val="28"/>
-          <w:szCs w:val="28"/>
-        </w:rPr>
-      </w:r>
-      <w:r/>
-    </w:p>
-    <w:p>
-      <w:pPr>
-        <w:pBdr/>
-        <w:spacing/>
-        <w:ind/>
-        <w:rPr/>
-      </w:pPr>
-      <w:r>
-        <w:rPr>
-          <w:rFonts w:ascii="Times New Roman" w:hAnsi="Times New Roman" w:cs="Times New Roman"/>
-          <w:sz w:val="28"/>
-          <w:szCs w:val="28"/>
-        </w:rPr>
-        <w:t xml:space="preserve">void Microphone::setPattern(string p) {</w:t>
-      </w:r>
-      <w:r/>
-    </w:p>
-    <w:p>
-      <w:pPr>
-        <w:pBdr/>
-        <w:spacing/>
-        <w:ind/>
-        <w:rPr/>
-      </w:pPr>
-      <w:r>
-        <w:rPr>
-          <w:rFonts w:ascii="Times New Roman" w:hAnsi="Times New Roman" w:cs="Times New Roman"/>
-          <w:sz w:val="28"/>
-          <w:szCs w:val="28"/>
-        </w:rPr>
-        <w:t xml:space="preserve">    if (p.empty()) {</w:t>
-      </w:r>
-      <w:r/>
-    </w:p>
-    <w:p>
-      <w:pPr>
-        <w:pBdr/>
-        <w:spacing/>
-        <w:ind/>
-        <w:rPr/>
-      </w:pPr>
-      <w:r>
-        <w:rPr>
-          <w:rFonts w:ascii="Times New Roman" w:hAnsi="Times New Roman" w:cs="Times New Roman"/>
-          <w:sz w:val="28"/>
-          <w:szCs w:val="28"/>
-        </w:rPr>
-        <w:t xml:space="preserve">        cout &lt;&lt; "Помилка: діаграма спрямованості не може бути порожньою!\n";</w:t>
-      </w:r>
-      <w:r/>
-    </w:p>
-    <w:p>
-      <w:pPr>
-        <w:pBdr/>
-        <w:spacing/>
-        <w:ind/>
-        <w:rPr/>
-      </w:pPr>
-      <w:r>
-        <w:rPr>
-          <w:rFonts w:ascii="Times New Roman" w:hAnsi="Times New Roman" w:cs="Times New Roman"/>
-          <w:sz w:val="28"/>
-          <w:szCs w:val="28"/>
-        </w:rPr>
-        <w:t xml:space="preserve">        return;</w:t>
-      </w:r>
-      <w:r/>
-    </w:p>
-    <w:p>
-      <w:pPr>
-        <w:pBdr/>
-        <w:spacing/>
-        <w:ind/>
-        <w:rPr/>
-      </w:pPr>
-      <w:r>
-        <w:rPr>
-          <w:rFonts w:ascii="Times New Roman" w:hAnsi="Times New Roman" w:cs="Times New Roman"/>
-          <w:sz w:val="28"/>
-          <w:szCs w:val="28"/>
-        </w:rPr>
-        <w:t xml:space="preserve">    }</w:t>
-      </w:r>
-      <w:r/>
-    </w:p>
-    <w:p>
-      <w:pPr>
-        <w:pBdr/>
-        <w:spacing/>
-        <w:ind/>
-        <w:rPr/>
-      </w:pPr>
-      <w:r>
-        <w:rPr>
-          <w:rFonts w:ascii="Times New Roman" w:hAnsi="Times New Roman" w:cs="Times New Roman"/>
-          <w:sz w:val="28"/>
-          <w:szCs w:val="28"/>
-        </w:rPr>
-        <w:t xml:space="preserve">    pattern = p;</w:t>
-      </w:r>
-      <w:r/>
-    </w:p>
-    <w:p>
-      <w:pPr>
-        <w:pBdr/>
-        <w:spacing/>
-        <w:ind/>
-        <w:rPr/>
-      </w:pPr>
-      <w:r>
-        <w:rPr>
-          <w:rFonts w:ascii="Times New Roman" w:hAnsi="Times New Roman" w:cs="Times New Roman"/>
-          <w:sz w:val="28"/>
-          <w:szCs w:val="28"/>
-        </w:rPr>
-        <w:t xml:space="preserve">}</w:t>
-      </w:r>
-      <w:r/>
-    </w:p>
-    <w:p>
-      <w:pPr>
-        <w:pBdr/>
-        <w:spacing/>
-        <w:ind/>
-        <w:rPr/>
-      </w:pPr>
-      <w:r>
-        <w:rPr>
-          <w:rFonts w:ascii="Times New Roman" w:hAnsi="Times New Roman" w:cs="Times New Roman"/>
-          <w:sz w:val="28"/>
-          <w:szCs w:val="28"/>
-        </w:rPr>
-      </w:r>
-      <w:r/>
-    </w:p>
-    <w:p>
-      <w:pPr>
-        <w:pBdr/>
-        <w:spacing/>
-        <w:ind/>
-        <w:rPr/>
-      </w:pPr>
-      <w:r>
-        <w:rPr>
-          <w:rFonts w:ascii="Times New Roman" w:hAnsi="Times New Roman" w:cs="Times New Roman"/>
-          <w:sz w:val="28"/>
-          <w:szCs w:val="28"/>
-        </w:rPr>
-        <w:t xml:space="preserve">void Microphone::display() const {</w:t>
-      </w:r>
-      <w:r/>
-    </w:p>
-    <w:p>
-      <w:pPr>
-        <w:pBdr/>
-        <w:spacing/>
-        <w:ind/>
-        <w:rPr/>
-      </w:pPr>
-      <w:r>
-        <w:rPr>
-          <w:rFonts w:ascii="Times New Roman" w:hAnsi="Times New Roman" w:cs="Times New Roman"/>
-          <w:sz w:val="28"/>
-          <w:szCs w:val="28"/>
-        </w:rPr>
-        <w:t xml:space="preserve">    cout &lt;&lt; "Тип: " &lt;&lt; getType()</w:t>
-      </w:r>
-      <w:r/>
-    </w:p>
-    <w:p>
-      <w:pPr>
-        <w:pBdr/>
-        <w:spacing/>
-        <w:ind/>
-        <w:rPr/>
-      </w:pPr>
-      <w:r>
-        <w:rPr>
-          <w:rFonts w:ascii="Times New Roman" w:hAnsi="Times New Roman" w:cs="Times New Roman"/>
-          <w:sz w:val="28"/>
-          <w:szCs w:val="28"/>
-        </w:rPr>
-        <w:t xml:space="preserve">         &lt;&lt; ", модель: " &lt;&lt; getModel()</w:t>
-      </w:r>
-      <w:r/>
-    </w:p>
-    <w:p>
-      <w:pPr>
-        <w:pBdr/>
-        <w:spacing/>
-        <w:ind/>
-        <w:rPr/>
-      </w:pPr>
-      <w:r>
-        <w:rPr>
-          <w:rFonts w:ascii="Times New Roman" w:hAnsi="Times New Roman" w:cs="Times New Roman"/>
-          <w:sz w:val="28"/>
-          <w:szCs w:val="28"/>
-        </w:rPr>
-        <w:t xml:space="preserve">         &lt;&lt; ", потужність: " &lt;&lt; getPower() &lt;&lt; " Вт"</w:t>
-      </w:r>
-      <w:r/>
-    </w:p>
-    <w:p>
-      <w:pPr>
-        <w:pBdr/>
-        <w:spacing/>
-        <w:ind/>
-        <w:rPr/>
-      </w:pPr>
-      <w:r>
-        <w:rPr>
-          <w:rFonts w:ascii="Times New Roman" w:hAnsi="Times New Roman" w:cs="Times New Roman"/>
-          <w:sz w:val="28"/>
-          <w:szCs w:val="28"/>
-        </w:rPr>
-        <w:t xml:space="preserve">         &lt;&lt; ", ціна: " &lt;&lt; getPrice() &lt;&lt; " грн"</w:t>
-      </w:r>
-      <w:r/>
-    </w:p>
-    <w:p>
-      <w:pPr>
-        <w:pBdr/>
-        <w:spacing/>
-        <w:ind/>
-        <w:rPr/>
-      </w:pPr>
-      <w:r>
-        <w:rPr>
-          <w:rFonts w:ascii="Times New Roman" w:hAnsi="Times New Roman" w:cs="Times New Roman"/>
-          <w:sz w:val="28"/>
-          <w:szCs w:val="28"/>
-        </w:rPr>
-        <w:t xml:space="preserve">         &lt;&lt; ", бездротовий: " &lt;&lt; (wireless ? "так" : "ні")</w:t>
-      </w:r>
-      <w:r/>
-    </w:p>
-    <w:p>
-      <w:pPr>
-        <w:pBdr/>
-        <w:spacing/>
-        <w:ind/>
-        <w:rPr/>
-      </w:pPr>
-      <w:r>
-        <w:rPr>
-          <w:rFonts w:ascii="Times New Roman" w:hAnsi="Times New Roman" w:cs="Times New Roman"/>
-          <w:sz w:val="28"/>
-          <w:szCs w:val="28"/>
-        </w:rPr>
-        <w:t xml:space="preserve">         &lt;&lt; ", діаграма: " &lt;&lt; pattern &lt;&lt; "\n";</w:t>
-      </w:r>
-      <w:r/>
-    </w:p>
-    <w:p>
-      <w:pPr>
-        <w:pBdr/>
-        <w:spacing/>
-        <w:ind/>
-        <w:rPr/>
-      </w:pPr>
-      <w:r>
-        <w:rPr>
-          <w:rFonts w:ascii="Times New Roman" w:hAnsi="Times New Roman" w:cs="Times New Roman"/>
-          <w:sz w:val="28"/>
-          <w:szCs w:val="28"/>
-        </w:rPr>
-        <w:t xml:space="preserve">}</w:t>
-      </w:r>
-      <w:r/>
-    </w:p>
-    <w:p>
-      <w:pPr>
-        <w:pBdr/>
-        <w:spacing/>
-        <w:ind/>
-        <w:rPr/>
-      </w:pPr>
-      <w:r>
-        <w:rPr>
-          <w:rFonts w:ascii="Times New Roman" w:hAnsi="Times New Roman" w:cs="Times New Roman"/>
-          <w:sz w:val="28"/>
-          <w:szCs w:val="28"/>
-        </w:rPr>
-      </w:r>
-      <w:r/>
-    </w:p>
-    <w:p>
-      <w:pPr>
-        <w:pBdr/>
-        <w:spacing/>
-        <w:ind/>
-        <w:rPr/>
-      </w:pPr>
-      <w:r>
-        <w:rPr>
-          <w:rFonts w:ascii="Times New Roman" w:hAnsi="Times New Roman" w:cs="Times New Roman"/>
-          <w:sz w:val="28"/>
-          <w:szCs w:val="28"/>
-        </w:rPr>
-        <w:t xml:space="preserve">string Microphone::getType() const {</w:t>
-      </w:r>
-      <w:r/>
-    </w:p>
-    <w:p>
-      <w:pPr>
-        <w:pBdr/>
-        <w:spacing/>
-        <w:ind/>
-        <w:rPr/>
-      </w:pPr>
-      <w:r>
-        <w:rPr>
-          <w:rFonts w:ascii="Times New Roman" w:hAnsi="Times New Roman" w:cs="Times New Roman"/>
-          <w:sz w:val="28"/>
-          <w:szCs w:val="28"/>
-        </w:rPr>
-        <w:t xml:space="preserve">    return "Мікрофон";</w:t>
-      </w:r>
-      <w:r/>
-    </w:p>
-    <w:p>
-      <w:pPr>
-        <w:pBdr/>
-        <w:spacing/>
-        <w:ind/>
-        <w:rPr/>
-      </w:pPr>
-      <w:r>
-        <w:rPr>
-          <w:rFonts w:ascii="Times New Roman" w:hAnsi="Times New Roman" w:cs="Times New Roman"/>
-          <w:sz w:val="28"/>
-          <w:szCs w:val="28"/>
-        </w:rPr>
-        <w:t xml:space="preserve">}</w:t>
-      </w:r>
-      <w:r/>
-    </w:p>
-    <w:p>
-      <w:pPr>
-        <w:pBdr/>
-        <w:spacing/>
-        <w:ind/>
-        <w:rPr/>
-      </w:pPr>
-      <w:r>
-        <w:rPr>
-          <w:rFonts w:ascii="Times New Roman" w:hAnsi="Times New Roman" w:cs="Times New Roman"/>
-          <w:sz w:val="28"/>
-          <w:szCs w:val="28"/>
-        </w:rPr>
-      </w:r>
-      <w:r/>
-    </w:p>
-    <w:p>
-      <w:pPr>
-        <w:pBdr/>
-        <w:spacing/>
-        <w:ind/>
-        <w:rPr/>
-      </w:pPr>
-      <w:r>
-        <w:rPr>
-          <w:rFonts w:ascii="Times New Roman" w:hAnsi="Times New Roman" w:cs="Times New Roman"/>
-          <w:sz w:val="28"/>
-          <w:szCs w:val="28"/>
-        </w:rPr>
-        <w:t xml:space="preserve">—— Файл: speaker.h ———</w:t>
-      </w:r>
-      <w:r/>
-    </w:p>
-    <w:p>
-      <w:pPr>
-        <w:pBdr/>
-        <w:spacing/>
-        <w:ind/>
-        <w:rPr/>
-      </w:pPr>
-      <w:r>
-        <w:rPr>
-          <w:rFonts w:ascii="Times New Roman" w:hAnsi="Times New Roman" w:cs="Times New Roman"/>
-          <w:sz w:val="28"/>
-          <w:szCs w:val="28"/>
-        </w:rPr>
-      </w:r>
-      <w:r/>
-    </w:p>
-    <w:p>
-      <w:pPr>
-        <w:pBdr/>
-        <w:spacing/>
-        <w:ind/>
-        <w:rPr/>
-      </w:pPr>
-      <w:r>
-        <w:rPr>
-          <w:rFonts w:ascii="Times New Roman" w:hAnsi="Times New Roman" w:cs="Times New Roman"/>
-          <w:sz w:val="28"/>
-          <w:szCs w:val="28"/>
-        </w:rPr>
-        <w:t xml:space="preserve">#ifndef SPEAKER_H</w:t>
-      </w:r>
-      <w:r/>
-    </w:p>
-    <w:p>
-      <w:pPr>
-        <w:pBdr/>
-        <w:spacing/>
-        <w:ind/>
-        <w:rPr/>
-      </w:pPr>
-      <w:r>
-        <w:rPr>
-          <w:rFonts w:ascii="Times New Roman" w:hAnsi="Times New Roman" w:cs="Times New Roman"/>
-          <w:sz w:val="28"/>
-          <w:szCs w:val="28"/>
-        </w:rPr>
-        <w:t xml:space="preserve">#define SPEAKER_H</w:t>
-      </w:r>
-      <w:r/>
-    </w:p>
-    <w:p>
-      <w:pPr>
-        <w:pBdr/>
-        <w:spacing/>
-        <w:ind/>
-        <w:rPr/>
-      </w:pPr>
-      <w:r>
-        <w:rPr>
-          <w:rFonts w:ascii="Times New Roman" w:hAnsi="Times New Roman" w:cs="Times New Roman"/>
-          <w:sz w:val="28"/>
-          <w:szCs w:val="28"/>
-        </w:rPr>
-      </w:r>
-      <w:r/>
-    </w:p>
-    <w:p>
-      <w:pPr>
-        <w:pBdr/>
-        <w:spacing/>
-        <w:ind/>
-        <w:rPr/>
-      </w:pPr>
-      <w:r>
-        <w:rPr>
-          <w:rFonts w:ascii="Times New Roman" w:hAnsi="Times New Roman" w:cs="Times New Roman"/>
-          <w:sz w:val="28"/>
-          <w:szCs w:val="28"/>
-        </w:rPr>
-        <w:t xml:space="preserve">#include "sound_device.h"</w:t>
-      </w:r>
-      <w:r/>
-    </w:p>
-    <w:p>
-      <w:pPr>
-        <w:pBdr/>
-        <w:spacing/>
-        <w:ind/>
-        <w:rPr/>
-      </w:pPr>
-      <w:r>
-        <w:rPr>
-          <w:rFonts w:ascii="Times New Roman" w:hAnsi="Times New Roman" w:cs="Times New Roman"/>
-          <w:sz w:val="28"/>
-          <w:szCs w:val="28"/>
-        </w:rPr>
-      </w:r>
-      <w:r/>
-    </w:p>
-    <w:p>
-      <w:pPr>
-        <w:pBdr/>
-        <w:spacing/>
-        <w:ind/>
-        <w:rPr/>
-      </w:pPr>
-      <w:r>
-        <w:rPr>
-          <w:rFonts w:ascii="Times New Roman" w:hAnsi="Times New Roman" w:cs="Times New Roman"/>
-          <w:sz w:val="28"/>
-          <w:szCs w:val="28"/>
-        </w:rPr>
-        <w:t xml:space="preserve">class Speaker : public SoundDevice {</w:t>
-      </w:r>
-      <w:r/>
-    </w:p>
-    <w:p>
-      <w:pPr>
-        <w:pBdr/>
-        <w:spacing/>
-        <w:ind/>
-        <w:rPr/>
-      </w:pPr>
-      <w:r>
-        <w:rPr>
-          <w:rFonts w:ascii="Times New Roman" w:hAnsi="Times New Roman" w:cs="Times New Roman"/>
-          <w:sz w:val="28"/>
-          <w:szCs w:val="28"/>
-        </w:rPr>
-        <w:t xml:space="preserve">private:</w:t>
-      </w:r>
-      <w:r/>
-    </w:p>
-    <w:p>
-      <w:pPr>
-        <w:pBdr/>
-        <w:spacing/>
-        <w:ind/>
-        <w:rPr/>
-      </w:pPr>
-      <w:r>
-        <w:rPr>
-          <w:rFonts w:ascii="Times New Roman" w:hAnsi="Times New Roman" w:cs="Times New Roman"/>
-          <w:sz w:val="28"/>
-          <w:szCs w:val="28"/>
-        </w:rPr>
-        <w:t xml:space="preserve">    int diameter;</w:t>
-      </w:r>
-      <w:r/>
-    </w:p>
-    <w:p>
-      <w:pPr>
-        <w:pBdr/>
-        <w:spacing/>
-        <w:ind/>
-        <w:rPr/>
-      </w:pPr>
-      <w:r>
-        <w:rPr>
-          <w:rFonts w:ascii="Times New Roman" w:hAnsi="Times New Roman" w:cs="Times New Roman"/>
-          <w:sz w:val="28"/>
-          <w:szCs w:val="28"/>
-        </w:rPr>
-        <w:t xml:space="preserve">    int impedance;</w:t>
-      </w:r>
-      <w:r/>
-    </w:p>
-    <w:p>
-      <w:pPr>
-        <w:pBdr/>
-        <w:spacing/>
-        <w:ind/>
-        <w:rPr/>
-      </w:pPr>
-      <w:r>
-        <w:rPr>
-          <w:rFonts w:ascii="Times New Roman" w:hAnsi="Times New Roman" w:cs="Times New Roman"/>
-          <w:sz w:val="28"/>
-          <w:szCs w:val="28"/>
-        </w:rPr>
-      </w:r>
-      <w:r/>
-    </w:p>
-    <w:p>
-      <w:pPr>
-        <w:pBdr/>
-        <w:spacing/>
-        <w:ind/>
-        <w:rPr/>
-      </w:pPr>
-      <w:r>
-        <w:rPr>
-          <w:rFonts w:ascii="Times New Roman" w:hAnsi="Times New Roman" w:cs="Times New Roman"/>
-          <w:sz w:val="28"/>
-          <w:szCs w:val="28"/>
-        </w:rPr>
-        <w:t xml:space="preserve">public:</w:t>
-      </w:r>
-      <w:r/>
-    </w:p>
-    <w:p>
-      <w:pPr>
-        <w:pBdr/>
-        <w:spacing/>
-        <w:ind/>
-        <w:rPr/>
-      </w:pPr>
-      <w:r>
-        <w:rPr>
-          <w:rFonts w:ascii="Times New Roman" w:hAnsi="Times New Roman" w:cs="Times New Roman"/>
-          <w:sz w:val="28"/>
-          <w:szCs w:val="28"/>
-        </w:rPr>
-        <w:t xml:space="preserve">    Speaker();</w:t>
-      </w:r>
-      <w:r/>
-    </w:p>
-    <w:p>
-      <w:pPr>
-        <w:pBdr/>
-        <w:spacing/>
-        <w:ind/>
-        <w:rPr/>
-      </w:pPr>
-      <w:r>
-        <w:rPr>
-          <w:rFonts w:ascii="Times New Roman" w:hAnsi="Times New Roman" w:cs="Times New Roman"/>
-          <w:sz w:val="28"/>
-          <w:szCs w:val="28"/>
-        </w:rPr>
-        <w:t xml:space="preserve">    Speaker(std::string model, int power, double price, int diameter, int impedance);</w:t>
-      </w:r>
-      <w:r/>
-    </w:p>
-    <w:p>
-      <w:pPr>
-        <w:pBdr/>
-        <w:spacing/>
-        <w:ind/>
-        <w:rPr/>
-      </w:pPr>
-      <w:r>
-        <w:rPr>
-          <w:rFonts w:ascii="Times New Roman" w:hAnsi="Times New Roman" w:cs="Times New Roman"/>
-          <w:sz w:val="28"/>
-          <w:szCs w:val="28"/>
-        </w:rPr>
-        <w:t xml:space="preserve">    ~Speaker();</w:t>
-      </w:r>
-      <w:r/>
-    </w:p>
-    <w:p>
-      <w:pPr>
-        <w:pBdr/>
-        <w:spacing/>
-        <w:ind/>
-        <w:rPr/>
-      </w:pPr>
-      <w:r>
-        <w:rPr>
-          <w:rFonts w:ascii="Times New Roman" w:hAnsi="Times New Roman" w:cs="Times New Roman"/>
-          <w:sz w:val="28"/>
-          <w:szCs w:val="28"/>
-        </w:rPr>
-      </w:r>
-      <w:r/>
-    </w:p>
-    <w:p>
-      <w:pPr>
-        <w:pBdr/>
-        <w:spacing/>
-        <w:ind/>
-        <w:rPr/>
-      </w:pPr>
-      <w:r>
-        <w:rPr>
-          <w:rFonts w:ascii="Times New Roman" w:hAnsi="Times New Roman" w:cs="Times New Roman"/>
-          <w:sz w:val="28"/>
-          <w:szCs w:val="28"/>
-        </w:rPr>
-        <w:t xml:space="preserve">    void setDiameter(int diameter);</w:t>
-      </w:r>
-      <w:r/>
-    </w:p>
-    <w:p>
-      <w:pPr>
-        <w:pBdr/>
-        <w:spacing/>
-        <w:ind/>
-        <w:rPr/>
-      </w:pPr>
-      <w:r>
-        <w:rPr>
-          <w:rFonts w:ascii="Times New Roman" w:hAnsi="Times New Roman" w:cs="Times New Roman"/>
-          <w:sz w:val="28"/>
-          <w:szCs w:val="28"/>
-        </w:rPr>
-        <w:t xml:space="preserve">    void setImpedance(int impedance);</w:t>
-      </w:r>
-      <w:r/>
-    </w:p>
-    <w:p>
-      <w:pPr>
-        <w:pBdr/>
-        <w:spacing/>
-        <w:ind/>
-        <w:rPr/>
-      </w:pPr>
-      <w:r>
-        <w:rPr>
-          <w:rFonts w:ascii="Times New Roman" w:hAnsi="Times New Roman" w:cs="Times New Roman"/>
-          <w:sz w:val="28"/>
-          <w:szCs w:val="28"/>
-        </w:rPr>
-      </w:r>
-      <w:r/>
-    </w:p>
-    <w:p>
-      <w:pPr>
-        <w:pBdr/>
-        <w:spacing/>
-        <w:ind/>
-        <w:rPr/>
-      </w:pPr>
-      <w:r>
-        <w:rPr>
-          <w:rFonts w:ascii="Times New Roman" w:hAnsi="Times New Roman" w:cs="Times New Roman"/>
-          <w:sz w:val="28"/>
-          <w:szCs w:val="28"/>
-        </w:rPr>
-        <w:t xml:space="preserve">    virtual void display() const;</w:t>
-      </w:r>
-      <w:r/>
-    </w:p>
-    <w:p>
-      <w:pPr>
-        <w:pBdr/>
-        <w:spacing/>
-        <w:ind/>
-        <w:rPr/>
-      </w:pPr>
-      <w:r>
-        <w:rPr>
-          <w:rFonts w:ascii="Times New Roman" w:hAnsi="Times New Roman" w:cs="Times New Roman"/>
-          <w:sz w:val="28"/>
-          <w:szCs w:val="28"/>
-        </w:rPr>
-        <w:t xml:space="preserve">    virtual std::string getType() const;</w:t>
-      </w:r>
-      <w:r/>
-    </w:p>
-    <w:p>
-      <w:pPr>
-        <w:pBdr/>
-        <w:spacing/>
-        <w:ind/>
-        <w:rPr/>
-      </w:pPr>
-      <w:r>
-        <w:rPr>
-          <w:rFonts w:ascii="Times New Roman" w:hAnsi="Times New Roman" w:cs="Times New Roman"/>
-          <w:sz w:val="28"/>
-          <w:szCs w:val="28"/>
-        </w:rPr>
-        <w:t xml:space="preserve">};</w:t>
-      </w:r>
-      <w:r/>
-    </w:p>
-    <w:p>
-      <w:pPr>
-        <w:pBdr/>
-        <w:spacing/>
-        <w:ind/>
-        <w:rPr/>
-      </w:pPr>
-      <w:r>
-        <w:rPr>
-          <w:rFonts w:ascii="Times New Roman" w:hAnsi="Times New Roman" w:cs="Times New Roman"/>
-          <w:sz w:val="28"/>
-          <w:szCs w:val="28"/>
-        </w:rPr>
-      </w:r>
-      <w:r/>
-    </w:p>
-    <w:p>
-      <w:pPr>
-        <w:pBdr/>
-        <w:spacing/>
-        <w:ind/>
-        <w:rPr/>
-      </w:pPr>
-      <w:r>
-        <w:rPr>
-          <w:rFonts w:ascii="Times New Roman" w:hAnsi="Times New Roman" w:cs="Times New Roman"/>
-          <w:sz w:val="28"/>
-          <w:szCs w:val="28"/>
-        </w:rPr>
-        <w:t xml:space="preserve">#endif</w:t>
-      </w:r>
-      <w:r/>
-    </w:p>
-    <w:p>
-      <w:pPr>
-        <w:pBdr/>
-        <w:spacing/>
-        <w:ind/>
-        <w:rPr/>
-      </w:pPr>
-      <w:r>
-        <w:rPr>
-          <w:rFonts w:ascii="Times New Roman" w:hAnsi="Times New Roman" w:cs="Times New Roman"/>
-          <w:sz w:val="28"/>
-          <w:szCs w:val="28"/>
-        </w:rPr>
-      </w:r>
-      <w:r/>
-    </w:p>
-    <w:p>
-      <w:pPr>
-        <w:pBdr/>
-        <w:spacing/>
-        <w:ind/>
-        <w:rPr/>
-      </w:pPr>
-      <w:r>
-        <w:rPr>
-          <w:rFonts w:ascii="Times New Roman" w:hAnsi="Times New Roman" w:cs="Times New Roman"/>
-          <w:sz w:val="28"/>
-          <w:szCs w:val="28"/>
-        </w:rPr>
-        <w:t xml:space="preserve">—— Файл: speaker.cpp ———</w:t>
-      </w:r>
-      <w:r/>
-    </w:p>
-    <w:p>
-      <w:pPr>
-        <w:pBdr/>
-        <w:spacing/>
-        <w:ind/>
-        <w:rPr/>
-      </w:pPr>
-      <w:r>
-        <w:rPr>
-          <w:rFonts w:ascii="Times New Roman" w:hAnsi="Times New Roman" w:cs="Times New Roman"/>
-          <w:sz w:val="28"/>
-          <w:szCs w:val="28"/>
-        </w:rPr>
-      </w:r>
-      <w:r/>
-    </w:p>
-    <w:p>
-      <w:pPr>
-        <w:pBdr/>
-        <w:spacing/>
-        <w:ind/>
-        <w:rPr/>
-      </w:pPr>
-      <w:r>
-        <w:rPr>
-          <w:rFonts w:ascii="Times New Roman" w:hAnsi="Times New Roman" w:cs="Times New Roman"/>
-          <w:sz w:val="28"/>
-          <w:szCs w:val="28"/>
-        </w:rPr>
-        <w:t xml:space="preserve">#include "speaker.h"</w:t>
-      </w:r>
-      <w:r/>
-    </w:p>
-    <w:p>
-      <w:pPr>
-        <w:pBdr/>
-        <w:spacing/>
-        <w:ind/>
-        <w:rPr/>
-      </w:pPr>
-      <w:r>
-        <w:rPr>
-          <w:rFonts w:ascii="Times New Roman" w:hAnsi="Times New Roman" w:cs="Times New Roman"/>
-          <w:sz w:val="28"/>
-          <w:szCs w:val="28"/>
-        </w:rPr>
-        <w:t xml:space="preserve">#include &lt;iostream&gt;</w:t>
-      </w:r>
-      <w:r/>
-    </w:p>
-    <w:p>
-      <w:pPr>
-        <w:pBdr/>
-        <w:spacing/>
-        <w:ind/>
-        <w:rPr/>
-      </w:pPr>
-      <w:r>
-        <w:rPr>
-          <w:rFonts w:ascii="Times New Roman" w:hAnsi="Times New Roman" w:cs="Times New Roman"/>
-          <w:sz w:val="28"/>
-          <w:szCs w:val="28"/>
-        </w:rPr>
-      </w:r>
-      <w:r/>
-    </w:p>
-    <w:p>
-      <w:pPr>
-        <w:pBdr/>
-        <w:spacing/>
-        <w:ind/>
-        <w:rPr/>
-      </w:pPr>
-      <w:r>
-        <w:rPr>
-          <w:rFonts w:ascii="Times New Roman" w:hAnsi="Times New Roman" w:cs="Times New Roman"/>
-          <w:sz w:val="28"/>
-          <w:szCs w:val="28"/>
-        </w:rPr>
-        <w:t xml:space="preserve">using namespace std;</w:t>
-      </w:r>
-      <w:r/>
-    </w:p>
-    <w:p>
-      <w:pPr>
-        <w:pBdr/>
-        <w:spacing/>
-        <w:ind/>
-        <w:rPr/>
-      </w:pPr>
-      <w:r>
-        <w:rPr>
-          <w:rFonts w:ascii="Times New Roman" w:hAnsi="Times New Roman" w:cs="Times New Roman"/>
-          <w:sz w:val="28"/>
-          <w:szCs w:val="28"/>
-        </w:rPr>
-      </w:r>
-      <w:r/>
-    </w:p>
-    <w:p>
-      <w:pPr>
-        <w:pBdr/>
-        <w:spacing/>
-        <w:ind/>
-        <w:rPr/>
-      </w:pPr>
-      <w:r>
-        <w:rPr>
-          <w:rFonts w:ascii="Times New Roman" w:hAnsi="Times New Roman" w:cs="Times New Roman"/>
-          <w:sz w:val="28"/>
-          <w:szCs w:val="28"/>
-        </w:rPr>
-        <w:t xml:space="preserve">Speaker::Speaker()</w:t>
-      </w:r>
-      <w:r/>
-    </w:p>
-    <w:p>
-      <w:pPr>
-        <w:pBdr/>
-        <w:spacing/>
-        <w:ind/>
-        <w:rPr/>
-      </w:pPr>
-      <w:r>
-        <w:rPr>
-          <w:rFonts w:ascii="Times New Roman" w:hAnsi="Times New Roman" w:cs="Times New Roman"/>
-          <w:sz w:val="28"/>
-          <w:szCs w:val="28"/>
-        </w:rPr>
-        <w:t xml:space="preserve">    : SoundDevice(), diameter(10), impedance(8) {</w:t>
-      </w:r>
-      <w:r/>
-    </w:p>
-    <w:p>
-      <w:pPr>
-        <w:pBdr/>
-        <w:spacing/>
-        <w:ind/>
-        <w:rPr/>
-      </w:pPr>
-      <w:r>
-        <w:rPr>
-          <w:rFonts w:ascii="Times New Roman" w:hAnsi="Times New Roman" w:cs="Times New Roman"/>
-          <w:sz w:val="28"/>
-          <w:szCs w:val="28"/>
-        </w:rPr>
-        <w:t xml:space="preserve">    cout &lt;&lt; "Конструктор Speaker\n";</w:t>
-      </w:r>
-      <w:r/>
-    </w:p>
-    <w:p>
-      <w:pPr>
-        <w:pBdr/>
-        <w:spacing/>
-        <w:ind/>
-        <w:rPr/>
-      </w:pPr>
-      <w:r>
-        <w:rPr>
-          <w:rFonts w:ascii="Times New Roman" w:hAnsi="Times New Roman" w:cs="Times New Roman"/>
-          <w:sz w:val="28"/>
-          <w:szCs w:val="28"/>
-        </w:rPr>
-        <w:t xml:space="preserve">}</w:t>
-      </w:r>
-      <w:r/>
-    </w:p>
-    <w:p>
-      <w:pPr>
-        <w:pBdr/>
-        <w:spacing/>
-        <w:ind/>
-        <w:rPr/>
-      </w:pPr>
-      <w:r>
-        <w:rPr>
-          <w:rFonts w:ascii="Times New Roman" w:hAnsi="Times New Roman" w:cs="Times New Roman"/>
-          <w:sz w:val="28"/>
-          <w:szCs w:val="28"/>
-        </w:rPr>
-      </w:r>
-      <w:r/>
-    </w:p>
-    <w:p>
-      <w:pPr>
-        <w:pBdr/>
-        <w:spacing/>
-        <w:ind/>
-        <w:rPr/>
-      </w:pPr>
-      <w:r>
-        <w:rPr>
-          <w:rFonts w:ascii="Times New Roman" w:hAnsi="Times New Roman" w:cs="Times New Roman"/>
-          <w:sz w:val="28"/>
-          <w:szCs w:val="28"/>
-        </w:rPr>
-        <w:t xml:space="preserve">Speaker::Speaker(string model, int power, double price, int diameter, int impedance)</w:t>
-      </w:r>
-      <w:r/>
-    </w:p>
-    <w:p>
-      <w:pPr>
-        <w:pBdr/>
-        <w:spacing/>
-        <w:ind/>
-        <w:rPr/>
-      </w:pPr>
-      <w:r>
-        <w:rPr>
-          <w:rFonts w:ascii="Times New Roman" w:hAnsi="Times New Roman" w:cs="Times New Roman"/>
-          <w:sz w:val="28"/>
-          <w:szCs w:val="28"/>
-        </w:rPr>
-        <w:t xml:space="preserve">    : SoundDevice(model, power, price), diameter(10), impedance(8) {</w:t>
-      </w:r>
-      <w:r/>
-    </w:p>
-    <w:p>
-      <w:pPr>
-        <w:pBdr/>
-        <w:spacing/>
-        <w:ind/>
-        <w:rPr/>
-      </w:pPr>
-      <w:r>
-        <w:rPr>
-          <w:rFonts w:ascii="Times New Roman" w:hAnsi="Times New Roman" w:cs="Times New Roman"/>
-          <w:sz w:val="28"/>
-          <w:szCs w:val="28"/>
-        </w:rPr>
-        <w:t xml:space="preserve">    setDiameter(diameter);</w:t>
-      </w:r>
-      <w:r/>
-    </w:p>
-    <w:p>
-      <w:pPr>
-        <w:pBdr/>
-        <w:spacing/>
-        <w:ind/>
-        <w:rPr/>
-      </w:pPr>
-      <w:r>
-        <w:rPr>
-          <w:rFonts w:ascii="Times New Roman" w:hAnsi="Times New Roman" w:cs="Times New Roman"/>
-          <w:sz w:val="28"/>
-          <w:szCs w:val="28"/>
-        </w:rPr>
-        <w:t xml:space="preserve">    setImpedance(impedance);</w:t>
-      </w:r>
-      <w:r/>
-    </w:p>
-    <w:p>
-      <w:pPr>
-        <w:pBdr/>
-        <w:spacing/>
-        <w:ind/>
-        <w:rPr/>
-      </w:pPr>
-      <w:r>
-        <w:rPr>
-          <w:rFonts w:ascii="Times New Roman" w:hAnsi="Times New Roman" w:cs="Times New Roman"/>
-          <w:sz w:val="28"/>
-          <w:szCs w:val="28"/>
-        </w:rPr>
-        <w:t xml:space="preserve">    cout &lt;&lt; "Конструктор Speaker (з параметрами)\n";</w:t>
-      </w:r>
-      <w:r/>
-    </w:p>
-    <w:p>
-      <w:pPr>
-        <w:pBdr/>
-        <w:spacing/>
-        <w:ind/>
-        <w:rPr/>
-      </w:pPr>
-      <w:r>
-        <w:rPr>
-          <w:rFonts w:ascii="Times New Roman" w:hAnsi="Times New Roman" w:cs="Times New Roman"/>
-          <w:sz w:val="28"/>
-          <w:szCs w:val="28"/>
-        </w:rPr>
-        <w:t xml:space="preserve">}</w:t>
-      </w:r>
-      <w:r/>
-    </w:p>
-    <w:p>
-      <w:pPr>
-        <w:pBdr/>
-        <w:spacing/>
-        <w:ind/>
-        <w:rPr/>
-      </w:pPr>
-      <w:r>
-        <w:rPr>
-          <w:rFonts w:ascii="Times New Roman" w:hAnsi="Times New Roman" w:cs="Times New Roman"/>
-          <w:sz w:val="28"/>
-          <w:szCs w:val="28"/>
-        </w:rPr>
-      </w:r>
-      <w:r/>
-    </w:p>
-    <w:p>
-      <w:pPr>
-        <w:pBdr/>
-        <w:spacing/>
-        <w:ind/>
-        <w:rPr/>
-      </w:pPr>
-      <w:r>
-        <w:rPr>
-          <w:rFonts w:ascii="Times New Roman" w:hAnsi="Times New Roman" w:cs="Times New Roman"/>
-          <w:sz w:val="28"/>
-          <w:szCs w:val="28"/>
-        </w:rPr>
-        <w:t xml:space="preserve">Speaker::~Speaker() {</w:t>
-      </w:r>
-      <w:r/>
-    </w:p>
-    <w:p>
-      <w:pPr>
-        <w:pBdr/>
-        <w:spacing/>
-        <w:ind/>
-        <w:rPr/>
-      </w:pPr>
-      <w:r>
-        <w:rPr>
-          <w:rFonts w:ascii="Times New Roman" w:hAnsi="Times New Roman" w:cs="Times New Roman"/>
-          <w:sz w:val="28"/>
-          <w:szCs w:val="28"/>
-        </w:rPr>
-        <w:t xml:space="preserve">    cout &lt;&lt; "Деструктор Speaker\n";</w:t>
-      </w:r>
-      <w:r/>
-    </w:p>
-    <w:p>
-      <w:pPr>
-        <w:pBdr/>
-        <w:spacing/>
-        <w:ind/>
-        <w:rPr/>
-      </w:pPr>
-      <w:r>
-        <w:rPr>
-          <w:rFonts w:ascii="Times New Roman" w:hAnsi="Times New Roman" w:cs="Times New Roman"/>
-          <w:sz w:val="28"/>
-          <w:szCs w:val="28"/>
-        </w:rPr>
-        <w:t xml:space="preserve">}</w:t>
-      </w:r>
-      <w:r/>
-    </w:p>
-    <w:p>
-      <w:pPr>
-        <w:pBdr/>
-        <w:spacing/>
-        <w:ind/>
-        <w:rPr/>
-      </w:pPr>
-      <w:r>
-        <w:rPr>
-          <w:rFonts w:ascii="Times New Roman" w:hAnsi="Times New Roman" w:cs="Times New Roman"/>
-          <w:sz w:val="28"/>
-          <w:szCs w:val="28"/>
-        </w:rPr>
-      </w:r>
-      <w:r/>
-    </w:p>
-    <w:p>
-      <w:pPr>
-        <w:pBdr/>
-        <w:spacing/>
-        <w:ind/>
-        <w:rPr/>
-      </w:pPr>
-      <w:r>
-        <w:rPr>
-          <w:rFonts w:ascii="Times New Roman" w:hAnsi="Times New Roman" w:cs="Times New Roman"/>
-          <w:sz w:val="28"/>
-          <w:szCs w:val="28"/>
-        </w:rPr>
-        <w:t xml:space="preserve">void Speaker::setDiameter(int d) {</w:t>
-      </w:r>
-      <w:r/>
-    </w:p>
-    <w:p>
-      <w:pPr>
-        <w:pBdr/>
-        <w:spacing/>
-        <w:ind/>
-        <w:rPr/>
-      </w:pPr>
-      <w:r>
-        <w:rPr>
-          <w:rFonts w:ascii="Times New Roman" w:hAnsi="Times New Roman" w:cs="Times New Roman"/>
-          <w:sz w:val="28"/>
-          <w:szCs w:val="28"/>
-        </w:rPr>
-        <w:t xml:space="preserve">    if (d &lt; 1 || d &gt; 100) {</w:t>
-      </w:r>
-      <w:r/>
-    </w:p>
-    <w:p>
-      <w:pPr>
-        <w:pBdr/>
-        <w:spacing/>
-        <w:ind/>
-        <w:rPr/>
-      </w:pPr>
-      <w:r>
-        <w:rPr>
-          <w:rFonts w:ascii="Times New Roman" w:hAnsi="Times New Roman" w:cs="Times New Roman"/>
-          <w:sz w:val="28"/>
-          <w:szCs w:val="28"/>
-        </w:rPr>
-        <w:t xml:space="preserve">        cout &lt;&lt; "Помилка: діаметр має бути від 1 до 100 см!\n";</w:t>
-      </w:r>
-      <w:r/>
-    </w:p>
-    <w:p>
-      <w:pPr>
-        <w:pBdr/>
-        <w:spacing/>
-        <w:ind/>
-        <w:rPr/>
-      </w:pPr>
-      <w:r>
-        <w:rPr>
-          <w:rFonts w:ascii="Times New Roman" w:hAnsi="Times New Roman" w:cs="Times New Roman"/>
-          <w:sz w:val="28"/>
-          <w:szCs w:val="28"/>
-        </w:rPr>
-        <w:t xml:space="preserve">        return;</w:t>
-      </w:r>
-      <w:r/>
-    </w:p>
-    <w:p>
-      <w:pPr>
-        <w:pBdr/>
-        <w:spacing/>
-        <w:ind/>
-        <w:rPr/>
-      </w:pPr>
-      <w:r>
-        <w:rPr>
-          <w:rFonts w:ascii="Times New Roman" w:hAnsi="Times New Roman" w:cs="Times New Roman"/>
-          <w:sz w:val="28"/>
-          <w:szCs w:val="28"/>
-        </w:rPr>
-        <w:t xml:space="preserve">    }</w:t>
-      </w:r>
-      <w:r/>
-    </w:p>
-    <w:p>
-      <w:pPr>
-        <w:pBdr/>
-        <w:spacing/>
-        <w:ind/>
-        <w:rPr/>
-      </w:pPr>
-      <w:r>
-        <w:rPr>
-          <w:rFonts w:ascii="Times New Roman" w:hAnsi="Times New Roman" w:cs="Times New Roman"/>
-          <w:sz w:val="28"/>
-          <w:szCs w:val="28"/>
-        </w:rPr>
-        <w:t xml:space="preserve">    diameter = d;</w:t>
-      </w:r>
-      <w:r/>
-    </w:p>
-    <w:p>
-      <w:pPr>
-        <w:pBdr/>
-        <w:spacing/>
-        <w:ind/>
-        <w:rPr/>
-      </w:pPr>
-      <w:r>
-        <w:rPr>
-          <w:rFonts w:ascii="Times New Roman" w:hAnsi="Times New Roman" w:cs="Times New Roman"/>
-          <w:sz w:val="28"/>
-          <w:szCs w:val="28"/>
-        </w:rPr>
-        <w:t xml:space="preserve">}</w:t>
-      </w:r>
-      <w:r/>
-    </w:p>
-    <w:p>
-      <w:pPr>
-        <w:pBdr/>
-        <w:spacing/>
-        <w:ind/>
-        <w:rPr/>
-      </w:pPr>
-      <w:r>
-        <w:rPr>
-          <w:rFonts w:ascii="Times New Roman" w:hAnsi="Times New Roman" w:cs="Times New Roman"/>
-          <w:sz w:val="28"/>
-          <w:szCs w:val="28"/>
-        </w:rPr>
-      </w:r>
-      <w:r/>
-    </w:p>
-    <w:p>
-      <w:pPr>
-        <w:pBdr/>
-        <w:spacing/>
-        <w:ind/>
-        <w:rPr/>
-      </w:pPr>
-      <w:r>
-        <w:rPr>
-          <w:rFonts w:ascii="Times New Roman" w:hAnsi="Times New Roman" w:cs="Times New Roman"/>
-          <w:sz w:val="28"/>
-          <w:szCs w:val="28"/>
-        </w:rPr>
-        <w:t xml:space="preserve">void Speaker::setImpedance(int z) {</w:t>
-      </w:r>
-      <w:r/>
-    </w:p>
-    <w:p>
-      <w:pPr>
-        <w:pBdr/>
-        <w:spacing/>
-        <w:ind/>
-        <w:rPr/>
-      </w:pPr>
-      <w:r>
-        <w:rPr>
-          <w:rFonts w:ascii="Times New Roman" w:hAnsi="Times New Roman" w:cs="Times New Roman"/>
-          <w:sz w:val="28"/>
-          <w:szCs w:val="28"/>
-        </w:rPr>
-        <w:t xml:space="preserve">    if (z &lt; 1 || z &gt; 32) {</w:t>
-      </w:r>
-      <w:r/>
-    </w:p>
-    <w:p>
-      <w:pPr>
-        <w:pBdr/>
-        <w:spacing/>
-        <w:ind/>
-        <w:rPr/>
-      </w:pPr>
-      <w:r>
-        <w:rPr>
-          <w:rFonts w:ascii="Times New Roman" w:hAnsi="Times New Roman" w:cs="Times New Roman"/>
-          <w:sz w:val="28"/>
-          <w:szCs w:val="28"/>
-        </w:rPr>
-        <w:t xml:space="preserve">        cout &lt;&lt; "Помилка: опір має бути від 1 до 32 Ом!\n";</w:t>
-      </w:r>
-      <w:r/>
-    </w:p>
-    <w:p>
-      <w:pPr>
-        <w:pBdr/>
-        <w:spacing/>
-        <w:ind/>
-        <w:rPr/>
-      </w:pPr>
-      <w:r>
-        <w:rPr>
-          <w:rFonts w:ascii="Times New Roman" w:hAnsi="Times New Roman" w:cs="Times New Roman"/>
-          <w:sz w:val="28"/>
-          <w:szCs w:val="28"/>
-        </w:rPr>
-        <w:t xml:space="preserve">        return;</w:t>
-      </w:r>
-      <w:r/>
-    </w:p>
-    <w:p>
-      <w:pPr>
-        <w:pBdr/>
-        <w:spacing/>
-        <w:ind/>
-        <w:rPr/>
-      </w:pPr>
-      <w:r>
-        <w:rPr>
-          <w:rFonts w:ascii="Times New Roman" w:hAnsi="Times New Roman" w:cs="Times New Roman"/>
-          <w:sz w:val="28"/>
-          <w:szCs w:val="28"/>
-        </w:rPr>
-        <w:t xml:space="preserve">    }</w:t>
-      </w:r>
-      <w:r/>
-    </w:p>
-    <w:p>
-      <w:pPr>
-        <w:pBdr/>
-        <w:spacing/>
-        <w:ind/>
-        <w:rPr/>
-      </w:pPr>
-      <w:r>
-        <w:rPr>
-          <w:rFonts w:ascii="Times New Roman" w:hAnsi="Times New Roman" w:cs="Times New Roman"/>
-          <w:sz w:val="28"/>
-          <w:szCs w:val="28"/>
-        </w:rPr>
-        <w:t xml:space="preserve">    impedance = z;</w:t>
-      </w:r>
-      <w:r/>
-    </w:p>
-    <w:p>
-      <w:pPr>
-        <w:pBdr/>
-        <w:spacing/>
-        <w:ind/>
-        <w:rPr/>
-      </w:pPr>
-      <w:r>
-        <w:rPr>
-          <w:rFonts w:ascii="Times New Roman" w:hAnsi="Times New Roman" w:cs="Times New Roman"/>
-          <w:sz w:val="28"/>
-          <w:szCs w:val="28"/>
-        </w:rPr>
-        <w:t xml:space="preserve">}</w:t>
-      </w:r>
-      <w:r/>
-    </w:p>
-    <w:p>
-      <w:pPr>
-        <w:pBdr/>
-        <w:spacing/>
-        <w:ind/>
-        <w:rPr/>
-      </w:pPr>
-      <w:r>
-        <w:rPr>
-          <w:rFonts w:ascii="Times New Roman" w:hAnsi="Times New Roman" w:cs="Times New Roman"/>
-          <w:sz w:val="28"/>
-          <w:szCs w:val="28"/>
-        </w:rPr>
-      </w:r>
-      <w:r/>
-    </w:p>
-    <w:p>
-      <w:pPr>
-        <w:pBdr/>
-        <w:spacing/>
-        <w:ind/>
-        <w:rPr/>
-      </w:pPr>
-      <w:r>
-        <w:rPr>
-          <w:rFonts w:ascii="Times New Roman" w:hAnsi="Times New Roman" w:cs="Times New Roman"/>
-          <w:sz w:val="28"/>
-          <w:szCs w:val="28"/>
-        </w:rPr>
-        <w:t xml:space="preserve">void Speaker::display() const {</w:t>
-      </w:r>
-      <w:r/>
-    </w:p>
-    <w:p>
-      <w:pPr>
-        <w:pBdr/>
-        <w:spacing/>
-        <w:ind/>
-        <w:rPr/>
-      </w:pPr>
-      <w:r>
-        <w:rPr>
-          <w:rFonts w:ascii="Times New Roman" w:hAnsi="Times New Roman" w:cs="Times New Roman"/>
-          <w:sz w:val="28"/>
-          <w:szCs w:val="28"/>
-        </w:rPr>
-        <w:t xml:space="preserve">    cout &lt;&lt; "Тип: " &lt;&lt; getType()</w:t>
-      </w:r>
-      <w:r/>
-    </w:p>
-    <w:p>
-      <w:pPr>
-        <w:pBdr/>
-        <w:spacing/>
-        <w:ind/>
-        <w:rPr/>
-      </w:pPr>
-      <w:r>
-        <w:rPr>
-          <w:rFonts w:ascii="Times New Roman" w:hAnsi="Times New Roman" w:cs="Times New Roman"/>
-          <w:sz w:val="28"/>
-          <w:szCs w:val="28"/>
-        </w:rPr>
-        <w:t xml:space="preserve">         &lt;&lt; ", модель: " &lt;&lt; getModel()</w:t>
-      </w:r>
-      <w:r/>
-    </w:p>
-    <w:p>
-      <w:pPr>
-        <w:pBdr/>
-        <w:spacing/>
-        <w:ind/>
-        <w:rPr/>
-      </w:pPr>
-      <w:r>
-        <w:rPr>
-          <w:rFonts w:ascii="Times New Roman" w:hAnsi="Times New Roman" w:cs="Times New Roman"/>
-          <w:sz w:val="28"/>
-          <w:szCs w:val="28"/>
-        </w:rPr>
-        <w:t xml:space="preserve">         &lt;&lt; ", потужність: " &lt;&lt; getPower() &lt;&lt; " Вт"</w:t>
-      </w:r>
-      <w:r/>
-    </w:p>
-    <w:p>
-      <w:pPr>
-        <w:pBdr/>
-        <w:spacing/>
-        <w:ind/>
-        <w:rPr/>
-      </w:pPr>
-      <w:r>
-        <w:rPr>
-          <w:rFonts w:ascii="Times New Roman" w:hAnsi="Times New Roman" w:cs="Times New Roman"/>
-          <w:sz w:val="28"/>
-          <w:szCs w:val="28"/>
-        </w:rPr>
-        <w:t xml:space="preserve">         &lt;&lt; ", ціна: " &lt;&lt; getPrice() &lt;&lt; " грн"</w:t>
-      </w:r>
-      <w:r/>
-    </w:p>
-    <w:p>
-      <w:pPr>
-        <w:pBdr/>
-        <w:spacing/>
-        <w:ind/>
-        <w:rPr/>
-      </w:pPr>
-      <w:r>
-        <w:rPr>
-          <w:rFonts w:ascii="Times New Roman" w:hAnsi="Times New Roman" w:cs="Times New Roman"/>
-          <w:sz w:val="28"/>
-          <w:szCs w:val="28"/>
-        </w:rPr>
-        <w:t xml:space="preserve">         &lt;&lt; ", діаметр: " &lt;&lt; diameter &lt;&lt; " см"</w:t>
-      </w:r>
-      <w:r/>
-    </w:p>
-    <w:p>
-      <w:pPr>
-        <w:pBdr/>
-        <w:spacing/>
-        <w:ind/>
-        <w:rPr/>
-      </w:pPr>
-      <w:r>
-        <w:rPr>
-          <w:rFonts w:ascii="Times New Roman" w:hAnsi="Times New Roman" w:cs="Times New Roman"/>
-          <w:sz w:val="28"/>
-          <w:szCs w:val="28"/>
-        </w:rPr>
-        <w:t xml:space="preserve">         &lt;&lt; ", опір: " &lt;&lt; impedance &lt;&lt; " Ом\n";</w:t>
-      </w:r>
-      <w:r/>
-    </w:p>
-    <w:p>
-      <w:pPr>
-        <w:pBdr/>
-        <w:spacing/>
-        <w:ind/>
-        <w:rPr/>
-      </w:pPr>
-      <w:r>
-        <w:rPr>
-          <w:rFonts w:ascii="Times New Roman" w:hAnsi="Times New Roman" w:cs="Times New Roman"/>
-          <w:sz w:val="28"/>
-          <w:szCs w:val="28"/>
-        </w:rPr>
-        <w:t xml:space="preserve">}</w:t>
-      </w:r>
-      <w:r/>
-    </w:p>
-    <w:p>
-      <w:pPr>
-        <w:pBdr/>
-        <w:spacing/>
-        <w:ind/>
-        <w:rPr/>
-      </w:pPr>
-      <w:r>
-        <w:rPr>
-          <w:rFonts w:ascii="Times New Roman" w:hAnsi="Times New Roman" w:cs="Times New Roman"/>
-          <w:sz w:val="28"/>
-          <w:szCs w:val="28"/>
-        </w:rPr>
-      </w:r>
-      <w:r/>
-    </w:p>
-    <w:p>
-      <w:pPr>
-        <w:pBdr/>
-        <w:spacing/>
-        <w:ind/>
-        <w:rPr/>
-      </w:pPr>
-      <w:r>
-        <w:rPr>
-          <w:rFonts w:ascii="Times New Roman" w:hAnsi="Times New Roman" w:cs="Times New Roman"/>
-          <w:sz w:val="28"/>
-          <w:szCs w:val="28"/>
-        </w:rPr>
-        <w:t xml:space="preserve">string Speaker::getType() const {</w:t>
-      </w:r>
-      <w:r/>
-    </w:p>
-    <w:p>
-      <w:pPr>
-        <w:pBdr/>
-        <w:spacing/>
-        <w:ind/>
-        <w:rPr/>
-      </w:pPr>
-      <w:r>
-        <w:rPr>
-          <w:rFonts w:ascii="Times New Roman" w:hAnsi="Times New Roman" w:cs="Times New Roman"/>
-          <w:sz w:val="28"/>
-          <w:szCs w:val="28"/>
-        </w:rPr>
-        <w:t xml:space="preserve">    return "Динамік";</w:t>
-      </w:r>
-      <w:r/>
-    </w:p>
-    <w:p>
-      <w:pPr>
-        <w:pBdr/>
-        <w:spacing/>
-        <w:ind/>
-        <w:rPr/>
-      </w:pPr>
-      <w:r>
-        <w:rPr>
-          <w:rFonts w:ascii="Times New Roman" w:hAnsi="Times New Roman" w:cs="Times New Roman"/>
-          <w:sz w:val="28"/>
-          <w:szCs w:val="28"/>
-        </w:rPr>
-        <w:t xml:space="preserve">}</w:t>
-      </w:r>
-      <w:r/>
-    </w:p>
-    <w:p>
-      <w:pPr>
-        <w:pBdr/>
-        <w:spacing/>
-        <w:ind/>
-        <w:rPr/>
-      </w:pPr>
-      <w:r>
-        <w:rPr>
-          <w:rFonts w:ascii="Times New Roman" w:hAnsi="Times New Roman" w:cs="Times New Roman"/>
-          <w:sz w:val="28"/>
-          <w:szCs w:val="28"/>
-        </w:rPr>
-      </w:r>
-      <w:r/>
-    </w:p>
-    <w:p>
-      <w:pPr>
-        <w:pBdr/>
-        <w:spacing/>
-        <w:ind/>
-        <w:rPr/>
-      </w:pPr>
-      <w:r>
-        <w:rPr>
-          <w:rFonts w:ascii="Times New Roman" w:hAnsi="Times New Roman" w:cs="Times New Roman"/>
-          <w:sz w:val="28"/>
-          <w:szCs w:val="28"/>
-        </w:rPr>
-        <w:t xml:space="preserve">—— Файл: device_catalog.h ———</w:t>
-      </w:r>
-      <w:r/>
-    </w:p>
-    <w:p>
-      <w:pPr>
-        <w:pBdr/>
-        <w:spacing/>
-        <w:ind/>
-        <w:rPr/>
-      </w:pPr>
-      <w:r>
-        <w:rPr>
-          <w:rFonts w:ascii="Times New Roman" w:hAnsi="Times New Roman" w:cs="Times New Roman"/>
-          <w:sz w:val="28"/>
-          <w:szCs w:val="28"/>
-        </w:rPr>
-      </w:r>
-      <w:r/>
-    </w:p>
-    <w:p>
-      <w:pPr>
-        <w:pBdr/>
-        <w:spacing/>
-        <w:ind/>
-        <w:rPr/>
-      </w:pPr>
-      <w:r>
-        <w:rPr>
-          <w:rFonts w:ascii="Times New Roman" w:hAnsi="Times New Roman" w:cs="Times New Roman"/>
-          <w:sz w:val="28"/>
-          <w:szCs w:val="28"/>
-        </w:rPr>
-        <w:t xml:space="preserve">#ifndef DEVICE_CATALOG_H</w:t>
-      </w:r>
-      <w:r/>
-    </w:p>
-    <w:p>
-      <w:pPr>
-        <w:pBdr/>
-        <w:spacing/>
-        <w:ind/>
-        <w:rPr/>
-      </w:pPr>
-      <w:r>
-        <w:rPr>
-          <w:rFonts w:ascii="Times New Roman" w:hAnsi="Times New Roman" w:cs="Times New Roman"/>
-          <w:sz w:val="28"/>
-          <w:szCs w:val="28"/>
-        </w:rPr>
-        <w:t xml:space="preserve">#define DEVICE_CATALOG_H</w:t>
-      </w:r>
-      <w:r/>
-    </w:p>
-    <w:p>
-      <w:pPr>
-        <w:pBdr/>
-        <w:spacing/>
-        <w:ind/>
-        <w:rPr/>
-      </w:pPr>
-      <w:r>
-        <w:rPr>
-          <w:rFonts w:ascii="Times New Roman" w:hAnsi="Times New Roman" w:cs="Times New Roman"/>
-          <w:sz w:val="28"/>
-          <w:szCs w:val="28"/>
-        </w:rPr>
-      </w:r>
-      <w:r/>
-    </w:p>
-    <w:p>
-      <w:pPr>
-        <w:pBdr/>
-        <w:spacing/>
-        <w:ind/>
-        <w:rPr/>
-      </w:pPr>
-      <w:r>
-        <w:rPr>
-          <w:rFonts w:ascii="Times New Roman" w:hAnsi="Times New Roman" w:cs="Times New Roman"/>
-          <w:sz w:val="28"/>
-          <w:szCs w:val="28"/>
-        </w:rPr>
-        <w:t xml:space="preserve">#include "sound_device.h"</w:t>
-      </w:r>
-      <w:r/>
-    </w:p>
-    <w:p>
-      <w:pPr>
-        <w:pBdr/>
-        <w:spacing/>
-        <w:ind/>
-        <w:rPr/>
-      </w:pPr>
-      <w:r>
-        <w:rPr>
-          <w:rFonts w:ascii="Times New Roman" w:hAnsi="Times New Roman" w:cs="Times New Roman"/>
-          <w:sz w:val="28"/>
-          <w:szCs w:val="28"/>
-        </w:rPr>
-        <w:t xml:space="preserve">#include &lt;vector&gt;</w:t>
-      </w:r>
-      <w:r/>
-    </w:p>
-    <w:p>
-      <w:pPr>
-        <w:pBdr/>
-        <w:spacing/>
-        <w:ind/>
-        <w:rPr/>
-      </w:pPr>
-      <w:r>
-        <w:rPr>
-          <w:rFonts w:ascii="Times New Roman" w:hAnsi="Times New Roman" w:cs="Times New Roman"/>
-          <w:sz w:val="28"/>
-          <w:szCs w:val="28"/>
-        </w:rPr>
-      </w:r>
-      <w:r/>
-    </w:p>
-    <w:p>
-      <w:pPr>
-        <w:pBdr/>
-        <w:spacing/>
-        <w:ind/>
-        <w:rPr/>
-      </w:pPr>
-      <w:r>
-        <w:rPr>
-          <w:rFonts w:ascii="Times New Roman" w:hAnsi="Times New Roman" w:cs="Times New Roman"/>
-          <w:sz w:val="28"/>
-          <w:szCs w:val="28"/>
-        </w:rPr>
-        <w:t xml:space="preserve">class DeviceCatalog {</w:t>
-      </w:r>
-      <w:r/>
-    </w:p>
-    <w:p>
-      <w:pPr>
-        <w:pBdr/>
-        <w:spacing/>
-        <w:ind/>
-        <w:rPr/>
-      </w:pPr>
-      <w:r>
-        <w:rPr>
-          <w:rFonts w:ascii="Times New Roman" w:hAnsi="Times New Roman" w:cs="Times New Roman"/>
-          <w:sz w:val="28"/>
-          <w:szCs w:val="28"/>
-        </w:rPr>
-        <w:t xml:space="preserve">private:</w:t>
-      </w:r>
-      <w:r/>
-    </w:p>
-    <w:p>
-      <w:pPr>
-        <w:pBdr/>
-        <w:spacing/>
-        <w:ind/>
-        <w:rPr/>
-      </w:pPr>
-      <w:r>
-        <w:rPr>
-          <w:rFonts w:ascii="Times New Roman" w:hAnsi="Times New Roman" w:cs="Times New Roman"/>
-          <w:sz w:val="28"/>
-          <w:szCs w:val="28"/>
-        </w:rPr>
-        <w:t xml:space="preserve">    std::vector&lt;SoundDevice*&gt; devices;</w:t>
-      </w:r>
-      <w:r/>
-    </w:p>
-    <w:p>
-      <w:pPr>
-        <w:pBdr/>
-        <w:spacing/>
-        <w:ind/>
-        <w:rPr/>
-      </w:pPr>
-      <w:r>
-        <w:rPr>
-          <w:rFonts w:ascii="Times New Roman" w:hAnsi="Times New Roman" w:cs="Times New Roman"/>
-          <w:sz w:val="28"/>
-          <w:szCs w:val="28"/>
-        </w:rPr>
-      </w:r>
-      <w:r/>
-    </w:p>
-    <w:p>
-      <w:pPr>
-        <w:pBdr/>
-        <w:spacing/>
-        <w:ind/>
-        <w:rPr/>
-      </w:pPr>
-      <w:r>
-        <w:rPr>
-          <w:rFonts w:ascii="Times New Roman" w:hAnsi="Times New Roman" w:cs="Times New Roman"/>
-          <w:sz w:val="28"/>
-          <w:szCs w:val="28"/>
-        </w:rPr>
-        <w:t xml:space="preserve">public:</w:t>
-      </w:r>
-      <w:r/>
-    </w:p>
-    <w:p>
-      <w:pPr>
-        <w:pBdr/>
-        <w:spacing/>
-        <w:ind/>
-        <w:rPr/>
-      </w:pPr>
-      <w:r>
-        <w:rPr>
-          <w:rFonts w:ascii="Times New Roman" w:hAnsi="Times New Roman" w:cs="Times New Roman"/>
-          <w:sz w:val="28"/>
-          <w:szCs w:val="28"/>
-        </w:rPr>
-        <w:t xml:space="preserve">    DeviceCatalog();</w:t>
-      </w:r>
-      <w:r/>
-    </w:p>
-    <w:p>
-      <w:pPr>
-        <w:pBdr/>
-        <w:spacing/>
-        <w:ind/>
-        <w:rPr/>
-      </w:pPr>
-      <w:r>
-        <w:rPr>
-          <w:rFonts w:ascii="Times New Roman" w:hAnsi="Times New Roman" w:cs="Times New Roman"/>
-          <w:sz w:val="28"/>
-          <w:szCs w:val="28"/>
-        </w:rPr>
-        <w:t xml:space="preserve">    ~DeviceCatalog();</w:t>
-      </w:r>
-      <w:r/>
-    </w:p>
-    <w:p>
-      <w:pPr>
-        <w:pBdr/>
-        <w:spacing/>
-        <w:ind/>
-        <w:rPr/>
-      </w:pPr>
-      <w:r>
-        <w:rPr>
-          <w:rFonts w:ascii="Times New Roman" w:hAnsi="Times New Roman" w:cs="Times New Roman"/>
-          <w:sz w:val="28"/>
-          <w:szCs w:val="28"/>
-        </w:rPr>
-      </w:r>
-      <w:r/>
-    </w:p>
-    <w:p>
-      <w:pPr>
-        <w:pBdr/>
-        <w:spacing/>
-        <w:ind/>
-        <w:rPr/>
-      </w:pPr>
-      <w:r>
-        <w:rPr>
-          <w:rFonts w:ascii="Times New Roman" w:hAnsi="Times New Roman" w:cs="Times New Roman"/>
-          <w:sz w:val="28"/>
-          <w:szCs w:val="28"/>
-        </w:rPr>
-        <w:t xml:space="preserve">    void add(SoundDevice* device);</w:t>
-      </w:r>
-      <w:r/>
-    </w:p>
-    <w:p>
-      <w:pPr>
-        <w:pBdr/>
-        <w:spacing/>
-        <w:ind/>
-        <w:rPr/>
-      </w:pPr>
-      <w:r>
-        <w:rPr>
-          <w:rFonts w:ascii="Times New Roman" w:hAnsi="Times New Roman" w:cs="Times New Roman"/>
-          <w:sz w:val="28"/>
-          <w:szCs w:val="28"/>
-        </w:rPr>
-        <w:t xml:space="preserve">    void displayAll() const;</w:t>
-      </w:r>
-      <w:r/>
-    </w:p>
-    <w:p>
-      <w:pPr>
-        <w:pBdr/>
-        <w:spacing/>
-        <w:ind/>
-        <w:rPr/>
-      </w:pPr>
-      <w:r>
-        <w:rPr>
-          <w:rFonts w:ascii="Times New Roman" w:hAnsi="Times New Roman" w:cs="Times New Roman"/>
-          <w:sz w:val="28"/>
-          <w:szCs w:val="28"/>
-        </w:rPr>
-        <w:t xml:space="preserve">    double totalPrice() const;</w:t>
-      </w:r>
-      <w:r/>
-    </w:p>
-    <w:p>
-      <w:pPr>
-        <w:pBdr/>
-        <w:spacing/>
-        <w:ind/>
-        <w:rPr/>
-      </w:pPr>
-      <w:r>
-        <w:rPr>
-          <w:rFonts w:ascii="Times New Roman" w:hAnsi="Times New Roman" w:cs="Times New Roman"/>
-          <w:sz w:val="28"/>
-          <w:szCs w:val="28"/>
-        </w:rPr>
-        <w:t xml:space="preserve">    int count() const;</w:t>
-      </w:r>
-      <w:r/>
-    </w:p>
-    <w:p>
-      <w:pPr>
-        <w:pBdr/>
-        <w:spacing/>
-        <w:ind/>
-        <w:rPr/>
-      </w:pPr>
-      <w:r>
-        <w:rPr>
-          <w:rFonts w:ascii="Times New Roman" w:hAnsi="Times New Roman" w:cs="Times New Roman"/>
-          <w:sz w:val="28"/>
-          <w:szCs w:val="28"/>
-        </w:rPr>
-        <w:t xml:space="preserve">};</w:t>
-      </w:r>
-      <w:r/>
-    </w:p>
-    <w:p>
-      <w:pPr>
-        <w:pBdr/>
-        <w:spacing/>
-        <w:ind/>
-        <w:rPr/>
-      </w:pPr>
-      <w:r>
-        <w:rPr>
-          <w:rFonts w:ascii="Times New Roman" w:hAnsi="Times New Roman" w:cs="Times New Roman"/>
-          <w:sz w:val="28"/>
-          <w:szCs w:val="28"/>
-        </w:rPr>
-      </w:r>
-      <w:r/>
-    </w:p>
-    <w:p>
-      <w:pPr>
-        <w:pBdr/>
-        <w:spacing/>
-        <w:ind/>
-        <w:rPr/>
-      </w:pPr>
-      <w:r>
-        <w:rPr>
-          <w:rFonts w:ascii="Times New Roman" w:hAnsi="Times New Roman" w:cs="Times New Roman"/>
-          <w:sz w:val="28"/>
-          <w:szCs w:val="28"/>
-        </w:rPr>
-        <w:t xml:space="preserve">#endif</w:t>
-      </w:r>
-      <w:r/>
-    </w:p>
-    <w:p>
-      <w:pPr>
-        <w:pBdr/>
-        <w:spacing/>
-        <w:ind/>
-        <w:rPr/>
-      </w:pPr>
-      <w:r>
-        <w:rPr>
-          <w:rFonts w:ascii="Times New Roman" w:hAnsi="Times New Roman" w:cs="Times New Roman"/>
-          <w:sz w:val="28"/>
-          <w:szCs w:val="28"/>
-        </w:rPr>
-      </w:r>
-      <w:r/>
-    </w:p>
-    <w:p>
-      <w:pPr>
-        <w:pBdr/>
-        <w:spacing/>
-        <w:ind/>
-        <w:rPr/>
-      </w:pPr>
-      <w:r>
-        <w:rPr>
-          <w:rFonts w:ascii="Times New Roman" w:hAnsi="Times New Roman" w:cs="Times New Roman"/>
-          <w:sz w:val="28"/>
-          <w:szCs w:val="28"/>
-        </w:rPr>
-        <w:t xml:space="preserve">—— Файл: device_catalog.cpp ———</w:t>
-      </w:r>
-      <w:r/>
-    </w:p>
-    <w:p>
-      <w:pPr>
-        <w:pBdr/>
-        <w:spacing/>
-        <w:ind/>
-        <w:rPr/>
-      </w:pPr>
-      <w:r>
-        <w:rPr>
-          <w:rFonts w:ascii="Times New Roman" w:hAnsi="Times New Roman" w:cs="Times New Roman"/>
-          <w:sz w:val="28"/>
-          <w:szCs w:val="28"/>
-        </w:rPr>
-      </w:r>
-      <w:r/>
-    </w:p>
-    <w:p>
-      <w:pPr>
-        <w:pBdr/>
-        <w:spacing/>
-        <w:ind/>
-        <w:rPr/>
-      </w:pPr>
-      <w:r>
-        <w:rPr>
-          <w:rFonts w:ascii="Times New Roman" w:hAnsi="Times New Roman" w:cs="Times New Roman"/>
-          <w:sz w:val="28"/>
-          <w:szCs w:val="28"/>
-        </w:rPr>
-        <w:t xml:space="preserve">#include "device_catalog.h"</w:t>
-      </w:r>
-      <w:r/>
-    </w:p>
-    <w:p>
-      <w:pPr>
-        <w:pBdr/>
-        <w:spacing/>
-        <w:ind/>
-        <w:rPr/>
-      </w:pPr>
-      <w:r>
-        <w:rPr>
-          <w:rFonts w:ascii="Times New Roman" w:hAnsi="Times New Roman" w:cs="Times New Roman"/>
-          <w:sz w:val="28"/>
-          <w:szCs w:val="28"/>
-        </w:rPr>
-        <w:t xml:space="preserve">#include &lt;iostream&gt;</w:t>
-      </w:r>
-      <w:r/>
-    </w:p>
-    <w:p>
-      <w:pPr>
-        <w:pBdr/>
-        <w:spacing/>
-        <w:ind/>
-        <w:rPr/>
-      </w:pPr>
-      <w:r>
-        <w:rPr>
-          <w:rFonts w:ascii="Times New Roman" w:hAnsi="Times New Roman" w:cs="Times New Roman"/>
-          <w:sz w:val="28"/>
-          <w:szCs w:val="28"/>
-        </w:rPr>
-      </w:r>
-      <w:r/>
-    </w:p>
-    <w:p>
-      <w:pPr>
-        <w:pBdr/>
-        <w:spacing/>
-        <w:ind/>
-        <w:rPr/>
-      </w:pPr>
-      <w:r>
-        <w:rPr>
-          <w:rFonts w:ascii="Times New Roman" w:hAnsi="Times New Roman" w:cs="Times New Roman"/>
-          <w:sz w:val="28"/>
-          <w:szCs w:val="28"/>
-        </w:rPr>
-        <w:t xml:space="preserve">using namespace std;</w:t>
-      </w:r>
-      <w:r/>
-    </w:p>
-    <w:p>
-      <w:pPr>
-        <w:pBdr/>
-        <w:spacing/>
-        <w:ind/>
-        <w:rPr/>
-      </w:pPr>
-      <w:r>
-        <w:rPr>
-          <w:rFonts w:ascii="Times New Roman" w:hAnsi="Times New Roman" w:cs="Times New Roman"/>
-          <w:sz w:val="28"/>
-          <w:szCs w:val="28"/>
-        </w:rPr>
-      </w:r>
-      <w:r/>
-    </w:p>
-    <w:p>
-      <w:pPr>
-        <w:pBdr/>
-        <w:spacing/>
-        <w:ind/>
-        <w:rPr/>
-      </w:pPr>
-      <w:r>
-        <w:rPr>
-          <w:rFonts w:ascii="Times New Roman" w:hAnsi="Times New Roman" w:cs="Times New Roman"/>
-          <w:sz w:val="28"/>
-          <w:szCs w:val="28"/>
-        </w:rPr>
-        <w:t xml:space="preserve">DeviceCatalog::DeviceCatalog() {</w:t>
-      </w:r>
-      <w:r/>
-    </w:p>
-    <w:p>
-      <w:pPr>
-        <w:pBdr/>
-        <w:spacing/>
-        <w:ind/>
-        <w:rPr/>
-      </w:pPr>
-      <w:r>
-        <w:rPr>
-          <w:rFonts w:ascii="Times New Roman" w:hAnsi="Times New Roman" w:cs="Times New Roman"/>
-          <w:sz w:val="28"/>
-          <w:szCs w:val="28"/>
-        </w:rPr>
-        <w:t xml:space="preserve">    cout &lt;&lt; "Конструктор DeviceCatalog\n";</w:t>
-      </w:r>
-      <w:r/>
-    </w:p>
-    <w:p>
-      <w:pPr>
-        <w:pBdr/>
-        <w:spacing/>
-        <w:ind/>
-        <w:rPr/>
-      </w:pPr>
-      <w:r>
-        <w:rPr>
-          <w:rFonts w:ascii="Times New Roman" w:hAnsi="Times New Roman" w:cs="Times New Roman"/>
-          <w:sz w:val="28"/>
-          <w:szCs w:val="28"/>
-        </w:rPr>
-        <w:t xml:space="preserve">}</w:t>
-      </w:r>
-      <w:r/>
-    </w:p>
-    <w:p>
-      <w:pPr>
-        <w:pBdr/>
-        <w:spacing/>
-        <w:ind/>
-        <w:rPr/>
-      </w:pPr>
-      <w:r>
-        <w:rPr>
-          <w:rFonts w:ascii="Times New Roman" w:hAnsi="Times New Roman" w:cs="Times New Roman"/>
-          <w:sz w:val="28"/>
-          <w:szCs w:val="28"/>
-        </w:rPr>
-      </w:r>
-      <w:r/>
-    </w:p>
-    <w:p>
-      <w:pPr>
-        <w:pBdr/>
-        <w:spacing/>
-        <w:ind/>
-        <w:rPr/>
-      </w:pPr>
-      <w:r>
-        <w:rPr>
-          <w:rFonts w:ascii="Times New Roman" w:hAnsi="Times New Roman" w:cs="Times New Roman"/>
-          <w:sz w:val="28"/>
-          <w:szCs w:val="28"/>
-        </w:rPr>
-        <w:t xml:space="preserve">DeviceCatalog::~DeviceCatalog() {</w:t>
-      </w:r>
-      <w:r/>
-    </w:p>
-    <w:p>
-      <w:pPr>
-        <w:pBdr/>
-        <w:spacing/>
-        <w:ind/>
-        <w:rPr/>
-      </w:pPr>
-      <w:r>
-        <w:rPr>
-          <w:rFonts w:ascii="Times New Roman" w:hAnsi="Times New Roman" w:cs="Times New Roman"/>
-          <w:sz w:val="28"/>
-          <w:szCs w:val="28"/>
-        </w:rPr>
-        <w:t xml:space="preserve">    devices.clear();</w:t>
-      </w:r>
-      <w:r/>
-    </w:p>
-    <w:p>
-      <w:pPr>
-        <w:pBdr/>
-        <w:spacing/>
-        <w:ind/>
-        <w:rPr/>
-      </w:pPr>
-      <w:r>
-        <w:rPr>
-          <w:rFonts w:ascii="Times New Roman" w:hAnsi="Times New Roman" w:cs="Times New Roman"/>
-          <w:sz w:val="28"/>
-          <w:szCs w:val="28"/>
-        </w:rPr>
-        <w:t xml:space="preserve">    cout &lt;&lt; "Деструктор DeviceCatalog\n";</w:t>
-      </w:r>
-      <w:r/>
-    </w:p>
-    <w:p>
-      <w:pPr>
-        <w:pBdr/>
-        <w:spacing/>
-        <w:ind/>
-        <w:rPr/>
-      </w:pPr>
-      <w:r>
-        <w:rPr>
-          <w:rFonts w:ascii="Times New Roman" w:hAnsi="Times New Roman" w:cs="Times New Roman"/>
-          <w:sz w:val="28"/>
-          <w:szCs w:val="28"/>
-        </w:rPr>
-        <w:t xml:space="preserve">}</w:t>
-      </w:r>
-      <w:r/>
-    </w:p>
-    <w:p>
-      <w:pPr>
-        <w:pBdr/>
-        <w:spacing/>
-        <w:ind/>
-        <w:rPr/>
-      </w:pPr>
-      <w:r>
-        <w:rPr>
-          <w:rFonts w:ascii="Times New Roman" w:hAnsi="Times New Roman" w:cs="Times New Roman"/>
-          <w:sz w:val="28"/>
-          <w:szCs w:val="28"/>
-        </w:rPr>
-      </w:r>
-      <w:r/>
-    </w:p>
-    <w:p>
-      <w:pPr>
-        <w:pBdr/>
-        <w:spacing/>
-        <w:ind/>
-        <w:rPr/>
-      </w:pPr>
-      <w:r>
-        <w:rPr>
-          <w:rFonts w:ascii="Times New Roman" w:hAnsi="Times New Roman" w:cs="Times New Roman"/>
-          <w:sz w:val="28"/>
-          <w:szCs w:val="28"/>
-        </w:rPr>
-        <w:t xml:space="preserve">void DeviceCatalog::add(SoundDevice* device) {</w:t>
-      </w:r>
-      <w:r/>
-    </w:p>
-    <w:p>
-      <w:pPr>
-        <w:pBdr/>
-        <w:spacing/>
-        <w:ind/>
-        <w:rPr/>
-      </w:pPr>
-      <w:r>
-        <w:rPr>
-          <w:rFonts w:ascii="Times New Roman" w:hAnsi="Times New Roman" w:cs="Times New Roman"/>
-          <w:sz w:val="28"/>
-          <w:szCs w:val="28"/>
-        </w:rPr>
-        <w:t xml:space="preserve">    if (device == nullptr) {</w:t>
-      </w:r>
-      <w:r/>
-    </w:p>
-    <w:p>
-      <w:pPr>
-        <w:pBdr/>
-        <w:spacing/>
-        <w:ind/>
-        <w:rPr/>
-      </w:pPr>
-      <w:r>
-        <w:rPr>
-          <w:rFonts w:ascii="Times New Roman" w:hAnsi="Times New Roman" w:cs="Times New Roman"/>
-          <w:sz w:val="28"/>
-          <w:szCs w:val="28"/>
-        </w:rPr>
-        <w:t xml:space="preserve">        cout &lt;&lt; "Помилка: порожній вказівник!\n";</w:t>
-      </w:r>
-      <w:r/>
-    </w:p>
-    <w:p>
-      <w:pPr>
-        <w:pBdr/>
-        <w:spacing/>
-        <w:ind/>
-        <w:rPr/>
-      </w:pPr>
-      <w:r>
-        <w:rPr>
-          <w:rFonts w:ascii="Times New Roman" w:hAnsi="Times New Roman" w:cs="Times New Roman"/>
-          <w:sz w:val="28"/>
-          <w:szCs w:val="28"/>
-        </w:rPr>
-        <w:t xml:space="preserve">        return;</w:t>
-      </w:r>
-      <w:r/>
-    </w:p>
-    <w:p>
-      <w:pPr>
-        <w:pBdr/>
-        <w:spacing/>
-        <w:ind/>
-        <w:rPr/>
-      </w:pPr>
-      <w:r>
-        <w:rPr>
-          <w:rFonts w:ascii="Times New Roman" w:hAnsi="Times New Roman" w:cs="Times New Roman"/>
-          <w:sz w:val="28"/>
-          <w:szCs w:val="28"/>
-        </w:rPr>
-        <w:t xml:space="preserve">    }</w:t>
-      </w:r>
-      <w:r/>
-    </w:p>
-    <w:p>
-      <w:pPr>
-        <w:pBdr/>
-        <w:spacing/>
-        <w:ind/>
-        <w:rPr/>
-      </w:pPr>
-      <w:r>
-        <w:rPr>
-          <w:rFonts w:ascii="Times New Roman" w:hAnsi="Times New Roman" w:cs="Times New Roman"/>
-          <w:sz w:val="28"/>
-          <w:szCs w:val="28"/>
-        </w:rPr>
-        <w:t xml:space="preserve">    devices.push_back(device);</w:t>
-      </w:r>
-      <w:r/>
-    </w:p>
-    <w:p>
-      <w:pPr>
-        <w:pBdr/>
-        <w:spacing/>
-        <w:ind/>
-        <w:rPr/>
-      </w:pPr>
-      <w:r>
-        <w:rPr>
-          <w:rFonts w:ascii="Times New Roman" w:hAnsi="Times New Roman" w:cs="Times New Roman"/>
-          <w:sz w:val="28"/>
-          <w:szCs w:val="28"/>
-        </w:rPr>
-        <w:t xml:space="preserve">}</w:t>
-      </w:r>
-      <w:r/>
-    </w:p>
-    <w:p>
-      <w:pPr>
-        <w:pBdr/>
-        <w:spacing/>
-        <w:ind/>
-        <w:rPr/>
-      </w:pPr>
-      <w:r>
-        <w:rPr>
-          <w:rFonts w:ascii="Times New Roman" w:hAnsi="Times New Roman" w:cs="Times New Roman"/>
-          <w:sz w:val="28"/>
-          <w:szCs w:val="28"/>
-        </w:rPr>
-      </w:r>
-      <w:r/>
-    </w:p>
-    <w:p>
-      <w:pPr>
-        <w:pBdr/>
-        <w:spacing/>
-        <w:ind/>
-        <w:rPr/>
-      </w:pPr>
-      <w:r>
-        <w:rPr>
-          <w:rFonts w:ascii="Times New Roman" w:hAnsi="Times New Roman" w:cs="Times New Roman"/>
-          <w:sz w:val="28"/>
-          <w:szCs w:val="28"/>
-        </w:rPr>
-        <w:t xml:space="preserve">void DeviceCatalog::displayAll() const {</w:t>
-      </w:r>
-      <w:r/>
-    </w:p>
-    <w:p>
-      <w:pPr>
-        <w:pBdr/>
-        <w:spacing/>
-        <w:ind/>
-        <w:rPr/>
-      </w:pPr>
-      <w:r>
-        <w:rPr>
-          <w:rFonts w:ascii="Times New Roman" w:hAnsi="Times New Roman" w:cs="Times New Roman"/>
-          <w:sz w:val="28"/>
-          <w:szCs w:val="28"/>
-        </w:rPr>
-        <w:t xml:space="preserve">    if (devices.empty()) {</w:t>
-      </w:r>
-      <w:r/>
-    </w:p>
-    <w:p>
-      <w:pPr>
-        <w:pBdr/>
-        <w:spacing/>
-        <w:ind/>
-        <w:rPr/>
-      </w:pPr>
-      <w:r>
-        <w:rPr>
-          <w:rFonts w:ascii="Times New Roman" w:hAnsi="Times New Roman" w:cs="Times New Roman"/>
-          <w:sz w:val="28"/>
-          <w:szCs w:val="28"/>
-        </w:rPr>
-        <w:t xml:space="preserve">        cout &lt;&lt; "Каталог порожній.\n";</w:t>
-      </w:r>
-      <w:r/>
-    </w:p>
-    <w:p>
-      <w:pPr>
-        <w:pBdr/>
-        <w:spacing/>
-        <w:ind/>
-        <w:rPr/>
-      </w:pPr>
-      <w:r>
-        <w:rPr>
-          <w:rFonts w:ascii="Times New Roman" w:hAnsi="Times New Roman" w:cs="Times New Roman"/>
-          <w:sz w:val="28"/>
-          <w:szCs w:val="28"/>
-        </w:rPr>
-        <w:t xml:space="preserve">        return;</w:t>
-      </w:r>
-      <w:r/>
-    </w:p>
-    <w:p>
-      <w:pPr>
-        <w:pBdr/>
-        <w:spacing/>
-        <w:ind/>
-        <w:rPr/>
-      </w:pPr>
-      <w:r>
-        <w:rPr>
-          <w:rFonts w:ascii="Times New Roman" w:hAnsi="Times New Roman" w:cs="Times New Roman"/>
-          <w:sz w:val="28"/>
-          <w:szCs w:val="28"/>
-        </w:rPr>
-        <w:t xml:space="preserve">    }</w:t>
-      </w:r>
-      <w:r/>
-    </w:p>
-    <w:p>
-      <w:pPr>
-        <w:pBdr/>
-        <w:spacing/>
-        <w:ind/>
-        <w:rPr/>
-      </w:pPr>
-      <w:r>
-        <w:rPr>
-          <w:rFonts w:ascii="Times New Roman" w:hAnsi="Times New Roman" w:cs="Times New Roman"/>
-          <w:sz w:val="28"/>
-          <w:szCs w:val="28"/>
-        </w:rPr>
-        <w:t xml:space="preserve">    for (size_t i = 0; i &lt; devices.size(); i++) {</w:t>
-      </w:r>
-      <w:r/>
-    </w:p>
-    <w:p>
-      <w:pPr>
-        <w:pBdr/>
-        <w:spacing/>
-        <w:ind/>
-        <w:rPr/>
-      </w:pPr>
-      <w:r>
-        <w:rPr>
-          <w:rFonts w:ascii="Times New Roman" w:hAnsi="Times New Roman" w:cs="Times New Roman"/>
-          <w:sz w:val="28"/>
-          <w:szCs w:val="28"/>
-        </w:rPr>
-        <w:t xml:space="preserve">        cout &lt;&lt; "[" &lt;&lt; i &lt;&lt; "] ";</w:t>
-      </w:r>
-      <w:r/>
-    </w:p>
-    <w:p>
-      <w:pPr>
-        <w:pBdr/>
-        <w:spacing/>
-        <w:ind/>
-        <w:rPr/>
-      </w:pPr>
-      <w:r>
-        <w:rPr>
-          <w:rFonts w:ascii="Times New Roman" w:hAnsi="Times New Roman" w:cs="Times New Roman"/>
-          <w:sz w:val="28"/>
-          <w:szCs w:val="28"/>
-        </w:rPr>
-        <w:t xml:space="preserve">        devices[i]-&gt;display();</w:t>
-      </w:r>
-      <w:r/>
-    </w:p>
-    <w:p>
-      <w:pPr>
-        <w:pBdr/>
-        <w:spacing/>
-        <w:ind/>
-        <w:rPr/>
-      </w:pPr>
-      <w:r>
-        <w:rPr>
-          <w:rFonts w:ascii="Times New Roman" w:hAnsi="Times New Roman" w:cs="Times New Roman"/>
-          <w:sz w:val="28"/>
-          <w:szCs w:val="28"/>
-        </w:rPr>
-        <w:t xml:space="preserve">    }</w:t>
-      </w:r>
-      <w:r/>
-    </w:p>
-    <w:p>
-      <w:pPr>
-        <w:pBdr/>
-        <w:spacing/>
-        <w:ind/>
-        <w:rPr/>
-      </w:pPr>
-      <w:r>
-        <w:rPr>
-          <w:rFonts w:ascii="Times New Roman" w:hAnsi="Times New Roman" w:cs="Times New Roman"/>
-          <w:sz w:val="28"/>
-          <w:szCs w:val="28"/>
-        </w:rPr>
-        <w:t xml:space="preserve">}</w:t>
-      </w:r>
-      <w:r/>
-    </w:p>
-    <w:p>
-      <w:pPr>
-        <w:pBdr/>
-        <w:spacing/>
-        <w:ind/>
-        <w:rPr/>
-      </w:pPr>
-      <w:r>
-        <w:rPr>
-          <w:rFonts w:ascii="Times New Roman" w:hAnsi="Times New Roman" w:cs="Times New Roman"/>
-          <w:sz w:val="28"/>
-          <w:szCs w:val="28"/>
-        </w:rPr>
-      </w:r>
-      <w:r/>
-    </w:p>
-    <w:p>
-      <w:pPr>
-        <w:pBdr/>
-        <w:spacing/>
-        <w:ind/>
-        <w:rPr/>
-      </w:pPr>
-      <w:r>
-        <w:rPr>
-          <w:rFonts w:ascii="Times New Roman" w:hAnsi="Times New Roman" w:cs="Times New Roman"/>
-          <w:sz w:val="28"/>
-          <w:szCs w:val="28"/>
-        </w:rPr>
-        <w:t xml:space="preserve">double DeviceCatalog::totalPrice() const {</w:t>
-      </w:r>
-      <w:r/>
-    </w:p>
-    <w:p>
-      <w:pPr>
-        <w:pBdr/>
-        <w:spacing/>
-        <w:ind/>
-        <w:rPr/>
-      </w:pPr>
-      <w:r>
-        <w:rPr>
-          <w:rFonts w:ascii="Times New Roman" w:hAnsi="Times New Roman" w:cs="Times New Roman"/>
-          <w:sz w:val="28"/>
-          <w:szCs w:val="28"/>
-        </w:rPr>
-        <w:t xml:space="preserve">    double sum = 0;</w:t>
-      </w:r>
-      <w:r/>
-    </w:p>
-    <w:p>
-      <w:pPr>
-        <w:pBdr/>
-        <w:spacing/>
-        <w:ind/>
-        <w:rPr/>
-      </w:pPr>
-      <w:r>
-        <w:rPr>
-          <w:rFonts w:ascii="Times New Roman" w:hAnsi="Times New Roman" w:cs="Times New Roman"/>
-          <w:sz w:val="28"/>
-          <w:szCs w:val="28"/>
-        </w:rPr>
-        <w:t xml:space="preserve">    for (size_t i = 0; i &lt; devices.size(); i++) {</w:t>
-      </w:r>
-      <w:r/>
-    </w:p>
-    <w:p>
-      <w:pPr>
-        <w:pBdr/>
-        <w:spacing/>
-        <w:ind/>
-        <w:rPr/>
-      </w:pPr>
-      <w:r>
-        <w:rPr>
-          <w:rFonts w:ascii="Times New Roman" w:hAnsi="Times New Roman" w:cs="Times New Roman"/>
-          <w:sz w:val="28"/>
-          <w:szCs w:val="28"/>
-        </w:rPr>
-        <w:t xml:space="preserve">        sum += devices[i]-&gt;getPrice();</w:t>
-      </w:r>
-      <w:r/>
-    </w:p>
-    <w:p>
-      <w:pPr>
-        <w:pBdr/>
-        <w:spacing/>
-        <w:ind/>
-        <w:rPr/>
-      </w:pPr>
-      <w:r>
-        <w:rPr>
-          <w:rFonts w:ascii="Times New Roman" w:hAnsi="Times New Roman" w:cs="Times New Roman"/>
-          <w:sz w:val="28"/>
-          <w:szCs w:val="28"/>
-        </w:rPr>
-        <w:t xml:space="preserve">    }</w:t>
-      </w:r>
-      <w:r/>
-    </w:p>
-    <w:p>
-      <w:pPr>
-        <w:pBdr/>
-        <w:spacing/>
-        <w:ind/>
-        <w:rPr/>
-      </w:pPr>
-      <w:r>
-        <w:rPr>
-          <w:rFonts w:ascii="Times New Roman" w:hAnsi="Times New Roman" w:cs="Times New Roman"/>
-          <w:sz w:val="28"/>
-          <w:szCs w:val="28"/>
-        </w:rPr>
-        <w:t xml:space="preserve">    return sum;</w:t>
-      </w:r>
-      <w:r/>
-    </w:p>
-    <w:p>
-      <w:pPr>
-        <w:pBdr/>
-        <w:spacing/>
-        <w:ind/>
-        <w:rPr/>
-      </w:pPr>
-      <w:r>
-        <w:rPr>
-          <w:rFonts w:ascii="Times New Roman" w:hAnsi="Times New Roman" w:cs="Times New Roman"/>
-          <w:sz w:val="28"/>
-          <w:szCs w:val="28"/>
-        </w:rPr>
-        <w:t xml:space="preserve">}</w:t>
-      </w:r>
-      <w:r/>
-    </w:p>
-    <w:p>
-      <w:pPr>
-        <w:pBdr/>
-        <w:spacing/>
-        <w:ind/>
-        <w:rPr/>
-      </w:pPr>
-      <w:r>
-        <w:rPr>
-          <w:rFonts w:ascii="Times New Roman" w:hAnsi="Times New Roman" w:cs="Times New Roman"/>
-          <w:sz w:val="28"/>
-          <w:szCs w:val="28"/>
-        </w:rPr>
-      </w:r>
-      <w:r/>
-    </w:p>
-    <w:p>
-      <w:pPr>
-        <w:pBdr/>
-        <w:spacing/>
-        <w:ind/>
-        <w:rPr/>
-      </w:pPr>
-      <w:r>
-        <w:rPr>
-          <w:rFonts w:ascii="Times New Roman" w:hAnsi="Times New Roman" w:cs="Times New Roman"/>
-          <w:sz w:val="28"/>
-          <w:szCs w:val="28"/>
-        </w:rPr>
-        <w:t xml:space="preserve">int DeviceCatalog::count() const {</w:t>
-      </w:r>
-      <w:r/>
-    </w:p>
-    <w:p>
-      <w:pPr>
-        <w:pBdr/>
-        <w:spacing/>
-        <w:ind/>
-        <w:rPr/>
-      </w:pPr>
-      <w:r>
-        <w:rPr>
-          <w:rFonts w:ascii="Times New Roman" w:hAnsi="Times New Roman" w:cs="Times New Roman"/>
-          <w:sz w:val="28"/>
-          <w:szCs w:val="28"/>
-        </w:rPr>
-        <w:t xml:space="preserve">    return (int)devices.size();</w:t>
-      </w:r>
-      <w:r/>
-    </w:p>
-    <w:p>
-      <w:pPr>
-        <w:pBdr/>
-        <w:spacing/>
-        <w:ind/>
-        <w:rPr/>
-      </w:pPr>
-      <w:r>
-        <w:rPr>
-          <w:rFonts w:ascii="Times New Roman" w:hAnsi="Times New Roman" w:cs="Times New Roman"/>
-          <w:sz w:val="28"/>
-          <w:szCs w:val="28"/>
-        </w:rPr>
-        <w:t xml:space="preserve">}</w:t>
-      </w:r>
-      <w:r/>
-    </w:p>
-    <w:p>
-      <w:pPr>
-        <w:pBdr/>
-        <w:spacing/>
-        <w:ind/>
-        <w:rPr/>
-      </w:pPr>
-      <w:r>
-        <w:rPr>
-          <w:rFonts w:ascii="Times New Roman" w:hAnsi="Times New Roman" w:cs="Times New Roman"/>
-          <w:sz w:val="28"/>
-          <w:szCs w:val="28"/>
-        </w:rPr>
-      </w:r>
-      <w:r/>
-    </w:p>
-    <w:p>
-      <w:pPr>
-        <w:pBdr/>
-        <w:spacing/>
-        <w:ind/>
-        <w:rPr/>
-      </w:pPr>
-      <w:r>
-        <w:rPr>
-          <w:rFonts w:ascii="Times New Roman" w:hAnsi="Times New Roman" w:cs="Times New Roman"/>
-          <w:sz w:val="28"/>
-          <w:szCs w:val="28"/>
-        </w:rPr>
-        <w:t xml:space="preserve">—— Файл: main.cpp ———</w:t>
-      </w:r>
-      <w:r/>
-    </w:p>
-    <w:p>
-      <w:pPr>
-        <w:pBdr/>
-        <w:spacing/>
-        <w:ind/>
-        <w:rPr/>
-      </w:pPr>
-      <w:r>
-        <w:rPr>
-          <w:rFonts w:ascii="Times New Roman" w:hAnsi="Times New Roman" w:cs="Times New Roman"/>
-          <w:sz w:val="28"/>
-          <w:szCs w:val="28"/>
-        </w:rPr>
-      </w:r>
-      <w:r/>
-    </w:p>
-    <w:p>
-      <w:pPr>
-        <w:pBdr/>
-        <w:spacing/>
-        <w:ind/>
-        <w:rPr/>
-      </w:pPr>
-      <w:r>
-        <w:rPr>
-          <w:rFonts w:ascii="Times New Roman" w:hAnsi="Times New Roman" w:cs="Times New Roman"/>
-          <w:sz w:val="28"/>
-          <w:szCs w:val="28"/>
-        </w:rPr>
-        <w:t xml:space="preserve">#include &lt;iostream&gt;</w:t>
-      </w:r>
-      <w:r/>
-    </w:p>
-    <w:p>
-      <w:pPr>
-        <w:pBdr/>
-        <w:spacing/>
-        <w:ind/>
-        <w:rPr/>
-      </w:pPr>
-      <w:r>
-        <w:rPr>
-          <w:rFonts w:ascii="Times New Roman" w:hAnsi="Times New Roman" w:cs="Times New Roman"/>
-          <w:sz w:val="28"/>
-          <w:szCs w:val="28"/>
-        </w:rPr>
-        <w:t xml:space="preserve">#include "microphone.h"</w:t>
-      </w:r>
-      <w:r/>
-    </w:p>
-    <w:p>
-      <w:pPr>
-        <w:pBdr/>
-        <w:spacing/>
-        <w:ind/>
-        <w:rPr/>
-      </w:pPr>
-      <w:r>
-        <w:rPr>
-          <w:rFonts w:ascii="Times New Roman" w:hAnsi="Times New Roman" w:cs="Times New Roman"/>
-          <w:sz w:val="28"/>
-          <w:szCs w:val="28"/>
-        </w:rPr>
-        <w:t xml:space="preserve">#include "speaker.h"</w:t>
-      </w:r>
-      <w:r/>
-    </w:p>
-    <w:p>
-      <w:pPr>
-        <w:pBdr/>
-        <w:spacing/>
-        <w:ind/>
-        <w:rPr/>
-      </w:pPr>
-      <w:r>
-        <w:rPr>
-          <w:rFonts w:ascii="Times New Roman" w:hAnsi="Times New Roman" w:cs="Times New Roman"/>
-          <w:sz w:val="28"/>
-          <w:szCs w:val="28"/>
-        </w:rPr>
-        <w:t xml:space="preserve">#include "device_catalog.h"</w:t>
-      </w:r>
-      <w:r/>
-    </w:p>
-    <w:p>
-      <w:pPr>
-        <w:pBdr/>
-        <w:spacing/>
-        <w:ind/>
-        <w:rPr/>
-      </w:pPr>
-      <w:r>
-        <w:rPr>
-          <w:rFonts w:ascii="Times New Roman" w:hAnsi="Times New Roman" w:cs="Times New Roman"/>
-          <w:sz w:val="28"/>
-          <w:szCs w:val="28"/>
-        </w:rPr>
-      </w:r>
-      <w:r/>
-    </w:p>
-    <w:p>
-      <w:pPr>
-        <w:pBdr/>
-        <w:spacing/>
-        <w:ind/>
-        <w:rPr/>
-      </w:pPr>
-      <w:r>
-        <w:rPr>
-          <w:rFonts w:ascii="Times New Roman" w:hAnsi="Times New Roman" w:cs="Times New Roman"/>
-          <w:sz w:val="28"/>
-          <w:szCs w:val="28"/>
-        </w:rPr>
-        <w:t xml:space="preserve">using namespace std;</w:t>
-      </w:r>
-      <w:r/>
-    </w:p>
-    <w:p>
-      <w:pPr>
-        <w:pBdr/>
-        <w:spacing/>
-        <w:ind/>
-        <w:rPr/>
-      </w:pPr>
-      <w:r>
-        <w:rPr>
-          <w:rFonts w:ascii="Times New Roman" w:hAnsi="Times New Roman" w:cs="Times New Roman"/>
-          <w:sz w:val="28"/>
-          <w:szCs w:val="28"/>
-        </w:rPr>
-      </w:r>
-      <w:r/>
-    </w:p>
-    <w:p>
-      <w:pPr>
-        <w:pBdr/>
-        <w:spacing/>
-        <w:ind/>
-        <w:rPr/>
-      </w:pPr>
-      <w:r>
-        <w:rPr>
-          <w:rFonts w:ascii="Times New Roman" w:hAnsi="Times New Roman" w:cs="Times New Roman"/>
-          <w:sz w:val="28"/>
-          <w:szCs w:val="28"/>
-        </w:rPr>
-        <w:t xml:space="preserve">void showByRef(SoundDevice&amp; device) {</w:t>
-      </w:r>
-      <w:r/>
-    </w:p>
-    <w:p>
-      <w:pPr>
-        <w:pBdr/>
-        <w:spacing/>
-        <w:ind/>
-        <w:rPr/>
-      </w:pPr>
-      <w:r>
-        <w:rPr>
-          <w:rFonts w:ascii="Times New Roman" w:hAnsi="Times New Roman" w:cs="Times New Roman"/>
-          <w:sz w:val="28"/>
-          <w:szCs w:val="28"/>
-        </w:rPr>
-        <w:t xml:space="preserve">    cout &lt;&lt; "Через посилання на базовий клас: ";</w:t>
-      </w:r>
-      <w:r/>
-    </w:p>
-    <w:p>
-      <w:pPr>
-        <w:pBdr/>
-        <w:spacing/>
-        <w:ind/>
-        <w:rPr/>
-      </w:pPr>
-      <w:r>
-        <w:rPr>
-          <w:rFonts w:ascii="Times New Roman" w:hAnsi="Times New Roman" w:cs="Times New Roman"/>
-          <w:sz w:val="28"/>
-          <w:szCs w:val="28"/>
-        </w:rPr>
-        <w:t xml:space="preserve">    device.display();</w:t>
-      </w:r>
-      <w:r/>
-    </w:p>
-    <w:p>
-      <w:pPr>
-        <w:pBdr/>
-        <w:spacing/>
-        <w:ind/>
-        <w:rPr/>
-      </w:pPr>
-      <w:r>
-        <w:rPr>
-          <w:rFonts w:ascii="Times New Roman" w:hAnsi="Times New Roman" w:cs="Times New Roman"/>
-          <w:sz w:val="28"/>
-          <w:szCs w:val="28"/>
-        </w:rPr>
-        <w:t xml:space="preserve">}</w:t>
-      </w:r>
-      <w:r/>
-    </w:p>
-    <w:p>
-      <w:pPr>
-        <w:pBdr/>
-        <w:spacing/>
-        <w:ind/>
-        <w:rPr/>
-      </w:pPr>
-      <w:r>
-        <w:rPr>
-          <w:rFonts w:ascii="Times New Roman" w:hAnsi="Times New Roman" w:cs="Times New Roman"/>
-          <w:sz w:val="28"/>
-          <w:szCs w:val="28"/>
-        </w:rPr>
-      </w:r>
-      <w:r/>
-    </w:p>
-    <w:p>
-      <w:pPr>
-        <w:pBdr/>
-        <w:spacing/>
-        <w:ind/>
-        <w:rPr/>
-      </w:pPr>
-      <w:r>
-        <w:rPr>
-          <w:rFonts w:ascii="Times New Roman" w:hAnsi="Times New Roman" w:cs="Times New Roman"/>
-          <w:sz w:val="28"/>
-          <w:szCs w:val="28"/>
-        </w:rPr>
-        <w:t xml:space="preserve">int main() {</w:t>
-      </w:r>
-      <w:r/>
-    </w:p>
-    <w:p>
-      <w:pPr>
-        <w:pBdr/>
-        <w:spacing/>
-        <w:ind/>
-        <w:rPr/>
-      </w:pPr>
-      <w:r>
-        <w:rPr>
-          <w:rFonts w:ascii="Times New Roman" w:hAnsi="Times New Roman" w:cs="Times New Roman"/>
-          <w:sz w:val="28"/>
-          <w:szCs w:val="28"/>
-        </w:rPr>
-        <w:t xml:space="preserve">    cout &lt;&lt; "=== Лаб. №9-10: Звуковий пристрій -&gt; Мікрофон, Динамік ===\n\n";</w:t>
-      </w:r>
-      <w:r/>
-    </w:p>
-    <w:p>
-      <w:pPr>
-        <w:pBdr/>
-        <w:spacing/>
-        <w:ind/>
-        <w:rPr/>
-      </w:pPr>
-      <w:r>
-        <w:rPr>
-          <w:rFonts w:ascii="Times New Roman" w:hAnsi="Times New Roman" w:cs="Times New Roman"/>
-          <w:sz w:val="28"/>
-          <w:szCs w:val="28"/>
-        </w:rPr>
-      </w:r>
-      <w:r/>
-    </w:p>
-    <w:p>
-      <w:pPr>
-        <w:pBdr/>
-        <w:spacing/>
-        <w:ind/>
-        <w:rPr/>
-      </w:pPr>
-      <w:r>
-        <w:rPr>
-          <w:rFonts w:ascii="Times New Roman" w:hAnsi="Times New Roman" w:cs="Times New Roman"/>
-          <w:sz w:val="28"/>
-          <w:szCs w:val="28"/>
-        </w:rPr>
-        <w:t xml:space="preserve">    cout &lt;&lt; "1. Створення об'єктів:\n";</w:t>
-      </w:r>
-      <w:r/>
-    </w:p>
-    <w:p>
-      <w:pPr>
-        <w:pBdr/>
-        <w:spacing/>
-        <w:ind/>
-        <w:rPr/>
-      </w:pPr>
-      <w:r>
-        <w:rPr>
-          <w:rFonts w:ascii="Times New Roman" w:hAnsi="Times New Roman" w:cs="Times New Roman"/>
-          <w:sz w:val="28"/>
-          <w:szCs w:val="28"/>
-        </w:rPr>
-        <w:t xml:space="preserve">    Microphone mic1("Shure SM58", 5, 4500, false, "кардіоїдна");</w:t>
-      </w:r>
-      <w:r/>
-    </w:p>
-    <w:p>
-      <w:pPr>
-        <w:pBdr/>
-        <w:spacing/>
-        <w:ind/>
-        <w:rPr/>
-      </w:pPr>
-      <w:r>
-        <w:rPr>
-          <w:rFonts w:ascii="Times New Roman" w:hAnsi="Times New Roman" w:cs="Times New Roman"/>
-          <w:sz w:val="28"/>
-          <w:szCs w:val="28"/>
-        </w:rPr>
-        <w:t xml:space="preserve">    Microphone mic2("Rode Wireless", 2, 12000, true, "омні");</w:t>
-      </w:r>
-      <w:r/>
-    </w:p>
-    <w:p>
-      <w:pPr>
-        <w:pBdr/>
-        <w:spacing/>
-        <w:ind/>
-        <w:rPr/>
-      </w:pPr>
-      <w:r>
-        <w:rPr>
-          <w:rFonts w:ascii="Times New Roman" w:hAnsi="Times New Roman" w:cs="Times New Roman"/>
-          <w:sz w:val="28"/>
-          <w:szCs w:val="28"/>
-        </w:rPr>
-        <w:t xml:space="preserve">    Speaker sp1("JBL Flip", 20, 3500, 8, 4);</w:t>
-      </w:r>
-      <w:r/>
-    </w:p>
-    <w:p>
-      <w:pPr>
-        <w:pBdr/>
-        <w:spacing/>
-        <w:ind/>
-        <w:rPr/>
-      </w:pPr>
-      <w:r>
-        <w:rPr>
-          <w:rFonts w:ascii="Times New Roman" w:hAnsi="Times New Roman" w:cs="Times New Roman"/>
-          <w:sz w:val="28"/>
-          <w:szCs w:val="28"/>
-        </w:rPr>
-        <w:t xml:space="preserve">    Speaker sp2("Yamaha HS8", 120, 18000, 20, 8);</w:t>
-      </w:r>
-      <w:r/>
-    </w:p>
-    <w:p>
-      <w:pPr>
-        <w:pBdr/>
-        <w:spacing/>
-        <w:ind/>
-        <w:rPr/>
-      </w:pPr>
-      <w:r>
-        <w:rPr>
-          <w:rFonts w:ascii="Times New Roman" w:hAnsi="Times New Roman" w:cs="Times New Roman"/>
-          <w:sz w:val="28"/>
-          <w:szCs w:val="28"/>
-        </w:rPr>
-      </w:r>
-      <w:r/>
-    </w:p>
-    <w:p>
-      <w:pPr>
-        <w:pBdr/>
-        <w:spacing/>
-        <w:ind/>
-        <w:rPr/>
-      </w:pPr>
-      <w:r>
-        <w:rPr>
-          <w:rFonts w:ascii="Times New Roman" w:hAnsi="Times New Roman" w:cs="Times New Roman"/>
-          <w:sz w:val="28"/>
-          <w:szCs w:val="28"/>
-        </w:rPr>
-        <w:t xml:space="preserve">    cout &lt;&lt; "\n2. Віртуальний виклик через посилання:\n";</w:t>
-      </w:r>
-      <w:r/>
-    </w:p>
-    <w:p>
-      <w:pPr>
-        <w:pBdr/>
-        <w:spacing/>
-        <w:ind/>
-        <w:rPr/>
-      </w:pPr>
-      <w:r>
-        <w:rPr>
-          <w:rFonts w:ascii="Times New Roman" w:hAnsi="Times New Roman" w:cs="Times New Roman"/>
-          <w:sz w:val="28"/>
-          <w:szCs w:val="28"/>
-        </w:rPr>
-        <w:t xml:space="preserve">    showByRef(mic1);</w:t>
-      </w:r>
-      <w:r/>
-    </w:p>
-    <w:p>
-      <w:pPr>
-        <w:pBdr/>
-        <w:spacing/>
-        <w:ind/>
-        <w:rPr/>
-      </w:pPr>
-      <w:r>
-        <w:rPr>
-          <w:rFonts w:ascii="Times New Roman" w:hAnsi="Times New Roman" w:cs="Times New Roman"/>
-          <w:sz w:val="28"/>
-          <w:szCs w:val="28"/>
-        </w:rPr>
-        <w:t xml:space="preserve">    showByRef(sp1);</w:t>
-      </w:r>
-      <w:r/>
-    </w:p>
-    <w:p>
-      <w:pPr>
-        <w:pBdr/>
-        <w:spacing/>
-        <w:ind/>
-        <w:rPr/>
-      </w:pPr>
-      <w:r>
-        <w:rPr>
-          <w:rFonts w:ascii="Times New Roman" w:hAnsi="Times New Roman" w:cs="Times New Roman"/>
-          <w:sz w:val="28"/>
-          <w:szCs w:val="28"/>
-        </w:rPr>
-      </w:r>
-      <w:r/>
-    </w:p>
-    <w:p>
-      <w:pPr>
-        <w:pBdr/>
-        <w:spacing/>
-        <w:ind/>
-        <w:rPr/>
-      </w:pPr>
-      <w:r>
-        <w:rPr>
-          <w:rFonts w:ascii="Times New Roman" w:hAnsi="Times New Roman" w:cs="Times New Roman"/>
-          <w:sz w:val="28"/>
-          <w:szCs w:val="28"/>
-        </w:rPr>
-        <w:t xml:space="preserve">    cout &lt;&lt; "\n3. Каталог (vector вказівників, поліморфізм):\n";</w:t>
-      </w:r>
-      <w:r/>
-    </w:p>
-    <w:p>
-      <w:pPr>
-        <w:pBdr/>
-        <w:spacing/>
-        <w:ind/>
-        <w:rPr/>
-      </w:pPr>
-      <w:r>
-        <w:rPr>
-          <w:rFonts w:ascii="Times New Roman" w:hAnsi="Times New Roman" w:cs="Times New Roman"/>
-          <w:sz w:val="28"/>
-          <w:szCs w:val="28"/>
-        </w:rPr>
-        <w:t xml:space="preserve">    DeviceCatalog catalog;</w:t>
-      </w:r>
-      <w:r/>
-    </w:p>
-    <w:p>
-      <w:pPr>
-        <w:pBdr/>
-        <w:spacing/>
-        <w:ind/>
-        <w:rPr/>
-      </w:pPr>
-      <w:r>
-        <w:rPr>
-          <w:rFonts w:ascii="Times New Roman" w:hAnsi="Times New Roman" w:cs="Times New Roman"/>
-          <w:sz w:val="28"/>
-          <w:szCs w:val="28"/>
-        </w:rPr>
-        <w:t xml:space="preserve">    catalog.add(&amp;mic1);</w:t>
-      </w:r>
-      <w:r/>
-    </w:p>
-    <w:p>
-      <w:pPr>
-        <w:pBdr/>
-        <w:spacing/>
-        <w:ind/>
-        <w:rPr/>
-      </w:pPr>
-      <w:r>
-        <w:rPr>
-          <w:rFonts w:ascii="Times New Roman" w:hAnsi="Times New Roman" w:cs="Times New Roman"/>
-          <w:sz w:val="28"/>
-          <w:szCs w:val="28"/>
-        </w:rPr>
-        <w:t xml:space="preserve">    catalog.add(&amp;mic2);</w:t>
-      </w:r>
-      <w:r/>
-    </w:p>
-    <w:p>
-      <w:pPr>
-        <w:pBdr/>
-        <w:spacing/>
-        <w:ind/>
-        <w:rPr/>
-      </w:pPr>
-      <w:r>
-        <w:rPr>
-          <w:rFonts w:ascii="Times New Roman" w:hAnsi="Times New Roman" w:cs="Times New Roman"/>
-          <w:sz w:val="28"/>
-          <w:szCs w:val="28"/>
-        </w:rPr>
-        <w:t xml:space="preserve">    catalog.add(&amp;sp1);</w:t>
-      </w:r>
-      <w:r/>
-    </w:p>
-    <w:p>
-      <w:pPr>
-        <w:pBdr/>
-        <w:spacing/>
-        <w:ind/>
-        <w:rPr/>
-      </w:pPr>
-      <w:r>
-        <w:rPr>
-          <w:rFonts w:ascii="Times New Roman" w:hAnsi="Times New Roman" w:cs="Times New Roman"/>
-          <w:sz w:val="28"/>
-          <w:szCs w:val="28"/>
-        </w:rPr>
-        <w:t xml:space="preserve">    catalog.add(&amp;sp2);</w:t>
-      </w:r>
-      <w:r/>
-    </w:p>
-    <w:p>
-      <w:pPr>
-        <w:pBdr/>
-        <w:spacing/>
-        <w:ind/>
-        <w:rPr/>
-      </w:pPr>
-      <w:r>
-        <w:rPr>
-          <w:rFonts w:ascii="Times New Roman" w:hAnsi="Times New Roman" w:cs="Times New Roman"/>
-          <w:sz w:val="28"/>
-          <w:szCs w:val="28"/>
-        </w:rPr>
-      </w:r>
-      <w:r/>
-    </w:p>
-    <w:p>
-      <w:pPr>
-        <w:pBdr/>
-        <w:spacing/>
-        <w:ind/>
-        <w:rPr/>
-      </w:pPr>
-      <w:r>
-        <w:rPr>
-          <w:rFonts w:ascii="Times New Roman" w:hAnsi="Times New Roman" w:cs="Times New Roman"/>
-          <w:sz w:val="28"/>
-          <w:szCs w:val="28"/>
-        </w:rPr>
-        <w:t xml:space="preserve">    cout &lt;&lt; "Вхідні дані / усі пристрої:\n";</w:t>
-      </w:r>
-      <w:r/>
-    </w:p>
-    <w:p>
-      <w:pPr>
-        <w:pBdr/>
-        <w:spacing/>
-        <w:ind/>
-        <w:rPr/>
-      </w:pPr>
-      <w:r>
-        <w:rPr>
-          <w:rFonts w:ascii="Times New Roman" w:hAnsi="Times New Roman" w:cs="Times New Roman"/>
-          <w:sz w:val="28"/>
-          <w:szCs w:val="28"/>
-        </w:rPr>
-        <w:t xml:space="preserve">    catalog.displayAll();</w:t>
-      </w:r>
-      <w:r/>
-    </w:p>
-    <w:p>
-      <w:pPr>
-        <w:pBdr/>
-        <w:spacing/>
-        <w:ind/>
-        <w:rPr/>
-      </w:pPr>
-      <w:r>
-        <w:rPr>
-          <w:rFonts w:ascii="Times New Roman" w:hAnsi="Times New Roman" w:cs="Times New Roman"/>
-          <w:sz w:val="28"/>
-          <w:szCs w:val="28"/>
-        </w:rPr>
-      </w:r>
-      <w:r/>
-    </w:p>
-    <w:p>
-      <w:pPr>
-        <w:pBdr/>
-        <w:spacing/>
-        <w:ind/>
-        <w:rPr/>
-      </w:pPr>
-      <w:r>
-        <w:rPr>
-          <w:rFonts w:ascii="Times New Roman" w:hAnsi="Times New Roman" w:cs="Times New Roman"/>
-          <w:sz w:val="28"/>
-          <w:szCs w:val="28"/>
-        </w:rPr>
-        <w:t xml:space="preserve">    cout &lt;&lt; "\n4. Зміна полів і валідація:\n";</w:t>
-      </w:r>
-      <w:r/>
-    </w:p>
-    <w:p>
-      <w:pPr>
-        <w:pBdr/>
-        <w:spacing/>
-        <w:ind/>
-        <w:rPr/>
-      </w:pPr>
-      <w:r>
-        <w:rPr>
-          <w:rFonts w:ascii="Times New Roman" w:hAnsi="Times New Roman" w:cs="Times New Roman"/>
-          <w:sz w:val="28"/>
-          <w:szCs w:val="28"/>
-        </w:rPr>
-        <w:t xml:space="preserve">    mic1.setPower(10);</w:t>
-      </w:r>
-      <w:r/>
-    </w:p>
-    <w:p>
-      <w:pPr>
-        <w:pBdr/>
-        <w:spacing/>
-        <w:ind/>
-        <w:rPr/>
-      </w:pPr>
-      <w:r>
-        <w:rPr>
-          <w:rFonts w:ascii="Times New Roman" w:hAnsi="Times New Roman" w:cs="Times New Roman"/>
-          <w:sz w:val="28"/>
-          <w:szCs w:val="28"/>
-        </w:rPr>
-        <w:t xml:space="preserve">    mic1.setPattern("");</w:t>
-      </w:r>
-      <w:r/>
-    </w:p>
-    <w:p>
-      <w:pPr>
-        <w:pBdr/>
-        <w:spacing/>
-        <w:ind/>
-        <w:rPr/>
-      </w:pPr>
-      <w:r>
-        <w:rPr>
-          <w:rFonts w:ascii="Times New Roman" w:hAnsi="Times New Roman" w:cs="Times New Roman"/>
-          <w:sz w:val="28"/>
-          <w:szCs w:val="28"/>
-        </w:rPr>
-        <w:t xml:space="preserve">    sp1.setImpedance(100);</w:t>
-      </w:r>
-      <w:r/>
-    </w:p>
-    <w:p>
-      <w:pPr>
-        <w:pBdr/>
-        <w:spacing/>
-        <w:ind/>
-        <w:rPr/>
-      </w:pPr>
-      <w:r>
-        <w:rPr>
-          <w:rFonts w:ascii="Times New Roman" w:hAnsi="Times New Roman" w:cs="Times New Roman"/>
-          <w:sz w:val="28"/>
-          <w:szCs w:val="28"/>
-        </w:rPr>
-        <w:t xml:space="preserve">    sp1.setDiameter(10);</w:t>
-      </w:r>
-      <w:r/>
-    </w:p>
-    <w:p>
-      <w:pPr>
-        <w:pBdr/>
-        <w:spacing/>
-        <w:ind/>
-        <w:rPr/>
-      </w:pPr>
-      <w:r>
-        <w:rPr>
-          <w:rFonts w:ascii="Times New Roman" w:hAnsi="Times New Roman" w:cs="Times New Roman"/>
-          <w:sz w:val="28"/>
-          <w:szCs w:val="28"/>
-        </w:rPr>
-        <w:t xml:space="preserve">    catalog.displayAll();</w:t>
-      </w:r>
-      <w:r/>
-    </w:p>
-    <w:p>
-      <w:pPr>
-        <w:pBdr/>
-        <w:spacing/>
-        <w:ind/>
-        <w:rPr/>
-      </w:pPr>
-      <w:r>
-        <w:rPr>
-          <w:rFonts w:ascii="Times New Roman" w:hAnsi="Times New Roman" w:cs="Times New Roman"/>
-          <w:sz w:val="28"/>
-          <w:szCs w:val="28"/>
-        </w:rPr>
-      </w:r>
-      <w:r/>
-    </w:p>
-    <w:p>
-      <w:pPr>
-        <w:pBdr/>
-        <w:spacing/>
-        <w:ind/>
-        <w:rPr/>
-      </w:pPr>
-      <w:r>
-        <w:rPr>
-          <w:rFonts w:ascii="Times New Roman" w:hAnsi="Times New Roman" w:cs="Times New Roman"/>
-          <w:sz w:val="28"/>
-          <w:szCs w:val="28"/>
-        </w:rPr>
-        <w:t xml:space="preserve">    cout &lt;&lt; "\n5. Результат обчислення:\n";</w:t>
-      </w:r>
-      <w:r/>
-    </w:p>
-    <w:p>
-      <w:pPr>
-        <w:pBdr/>
-        <w:spacing/>
-        <w:ind/>
-        <w:rPr/>
-      </w:pPr>
-      <w:r>
-        <w:rPr>
-          <w:rFonts w:ascii="Times New Roman" w:hAnsi="Times New Roman" w:cs="Times New Roman"/>
-          <w:sz w:val="28"/>
-          <w:szCs w:val="28"/>
-        </w:rPr>
-        <w:t xml:space="preserve">    cout &lt;&lt; "Кількість пристроїв: " &lt;&lt; catalog.count() &lt;&lt; endl;</w:t>
-      </w:r>
-      <w:r/>
-    </w:p>
-    <w:p>
-      <w:pPr>
-        <w:pBdr/>
-        <w:spacing/>
-        <w:ind/>
-        <w:rPr/>
-      </w:pPr>
-      <w:r>
-        <w:rPr>
-          <w:rFonts w:ascii="Times New Roman" w:hAnsi="Times New Roman" w:cs="Times New Roman"/>
-          <w:sz w:val="28"/>
-          <w:szCs w:val="28"/>
-        </w:rPr>
-        <w:t xml:space="preserve">    cout &lt;&lt; "Загальна вартість: " &lt;&lt; catalog.totalPrice() &lt;&lt; " грн\n";</w:t>
-      </w:r>
-      <w:r/>
-    </w:p>
-    <w:p>
-      <w:pPr>
-        <w:pBdr/>
-        <w:spacing/>
-        <w:ind/>
-        <w:rPr/>
-      </w:pPr>
-      <w:r>
-        <w:rPr>
-          <w:rFonts w:ascii="Times New Roman" w:hAnsi="Times New Roman" w:cs="Times New Roman"/>
-          <w:sz w:val="28"/>
-          <w:szCs w:val="28"/>
-        </w:rPr>
-      </w:r>
-      <w:r/>
-    </w:p>
-    <w:p>
-      <w:pPr>
-        <w:pBdr/>
-        <w:spacing/>
-        <w:ind/>
-        <w:rPr/>
-      </w:pPr>
-      <w:r>
-        <w:rPr>
-          <w:rFonts w:ascii="Times New Roman" w:hAnsi="Times New Roman" w:cs="Times New Roman"/>
-          <w:sz w:val="28"/>
-          <w:szCs w:val="28"/>
-        </w:rPr>
-        <w:t xml:space="preserve">    cout &lt;&lt; "\n=== Кінець програми ===\n";</w:t>
-      </w:r>
-      <w:r/>
-    </w:p>
-    <w:p>
-      <w:pPr>
-        <w:pBdr/>
-        <w:spacing/>
-        <w:ind/>
-        <w:rPr/>
-      </w:pPr>
-      <w:r>
-        <w:rPr>
-          <w:rFonts w:ascii="Times New Roman" w:hAnsi="Times New Roman" w:cs="Times New Roman"/>
-          <w:sz w:val="28"/>
-          <w:szCs w:val="28"/>
-        </w:rPr>
-        <w:t xml:space="preserve">    return 0;</w:t>
-      </w:r>
-      <w:r/>
-    </w:p>
-    <w:p>
-      <w:pPr>
-        <w:pBdr/>
-        <w:spacing/>
-        <w:ind/>
-        <w:rPr/>
-      </w:pPr>
-      <w:r>
-        <w:rPr>
-          <w:rFonts w:ascii="Times New Roman" w:hAnsi="Times New Roman" w:cs="Times New Roman"/>
-          <w:sz w:val="28"/>
-          <w:szCs w:val="28"/>
-        </w:rPr>
-        <w:t xml:space="preserve">}</w:t>
-      </w:r>
-      <w:r/>
-      <w:r>
-        <w:rPr>
-          <w:rFonts w:ascii="Times New Roman" w:hAnsi="Times New Roman" w:cs="Times New Roman"/>
-          <w:sz w:val="28"/>
-          <w:szCs w:val="28"/>
-        </w:rPr>
-      </w:r>
-      <w:r/>
-      <w:r>
-        <w:rPr>
-          <w:rFonts w:ascii="Times New Roman" w:hAnsi="Times New Roman" w:cs="Times New Roman"/>
-          <w:sz w:val="28"/>
-          <w:szCs w:val="28"/>
-        </w:rPr>
-      </w:r>
-    </w:p>
-    <w:p>
-      <w:pPr>
-        <w:pBdr/>
-        <w:spacing/>
-        <w:ind/>
-        <w:rPr/>
-      </w:pPr>
-      <w:r>
-        <w:rPr>
-          <w:rFonts w:ascii="Times New Roman" w:hAnsi="Times New Roman" w:cs="Times New Roman"/>
-          <w:sz w:val="28"/>
-          <w:szCs w:val="28"/>
-        </w:rPr>
-      </w:r>
-      <w:r/>
-    </w:p>
-    <w:p>
-      <w:pPr>
-        <w:pBdr/>
-        <w:spacing/>
-        <w:ind/>
-        <w:rPr>
-          <w:b/>
-          <w:bCs/>
-        </w:rPr>
-      </w:pPr>
       <w:r>
         <w:rPr>
           <w:rFonts w:ascii="Times New Roman" w:hAnsi="Times New Roman" w:cs="Times New Roman"/>
@@ -7912,22 +1396,9 @@
           <w:sz w:val="28"/>
           <w:szCs w:val="28"/>
         </w:rPr>
+        <w:br/>
         <w:t xml:space="preserve">Результати тестування для різних вхідних умов.</w:t>
       </w:r>
-      <w:r>
-        <w:rPr>
-          <w:b/>
-          <w:bCs/>
-        </w:rPr>
-      </w:r>
-      <w:r>
-        <w:rPr>
-          <w:rFonts w:ascii="Times New Roman" w:hAnsi="Times New Roman" w:cs="Times New Roman"/>
-          <w:sz w:val="28"/>
-          <w:szCs w:val="28"/>
-        </w:rPr>
-      </w:r>
-      <w:r/>
       <w:r>
         <w:rPr>
           <w:rFonts w:ascii="Times New Roman" w:hAnsi="Times New Roman" w:cs="Times New Roman"/>
@@ -7935,6 +1406,12 @@
           <w:bCs/>
           <w:sz w:val="28"/>
           <w:szCs w:val="28"/>
+        </w:rPr>
+      </w:r>
+      <w:r>
+        <w:rPr>
+          <w:b/>
+          <w:bCs/>
         </w:rPr>
       </w:r>
     </w:p>
@@ -7994,1335 +1471,6 @@
         <w:pBdr/>
         <w:spacing/>
         <w:ind/>
-        <w:rPr/>
-      </w:pPr>
-      <w:r>
-        <w:rPr>
-          <w:rFonts w:ascii="Times New Roman" w:hAnsi="Times New Roman" w:cs="Times New Roman"/>
-          <w:sz w:val="28"/>
-          <w:szCs w:val="28"/>
-        </w:rPr>
-      </w:r>
-      <w:r/>
-    </w:p>
-    <w:p>
-      <w:pPr>
-        <w:pBdr/>
-        <w:spacing/>
-        <w:ind/>
-        <w:rPr/>
-      </w:pPr>
-      <w:r>
-        <w:rPr>
-          <w:rFonts w:ascii="Times New Roman" w:hAnsi="Times New Roman" w:cs="Times New Roman"/>
-          <w:sz w:val="28"/>
-          <w:szCs w:val="28"/>
-        </w:rPr>
-        <w:t xml:space="preserve">----- Тест 1. Створення об’єктів (порядок конструкторів) -----</w:t>
-      </w:r>
-      <w:r/>
-    </w:p>
-    <w:p>
-      <w:pPr>
-        <w:pBdr/>
-        <w:spacing/>
-        <w:ind/>
-        <w:rPr/>
-      </w:pPr>
-      <w:r>
-        <w:rPr>
-          <w:rFonts w:ascii="Times New Roman" w:hAnsi="Times New Roman" w:cs="Times New Roman"/>
-          <w:sz w:val="28"/>
-          <w:szCs w:val="28"/>
-        </w:rPr>
-        <w:t xml:space="preserve">Вхідні дані: 2 мікрофони + 2 динаміки.</w:t>
-      </w:r>
-      <w:r/>
-    </w:p>
-    <w:p>
-      <w:pPr>
-        <w:pBdr/>
-        <w:spacing/>
-        <w:ind/>
-        <w:rPr/>
-      </w:pPr>
-      <w:r>
-        <w:rPr>
-          <w:rFonts w:ascii="Times New Roman" w:hAnsi="Times New Roman" w:cs="Times New Roman"/>
-          <w:sz w:val="28"/>
-          <w:szCs w:val="28"/>
-        </w:rPr>
-        <w:t xml:space="preserve">Вихід: спочатку конструктор SoundDevice, потім Microphone/Speaker.</w:t>
-      </w:r>
-      <w:r/>
-    </w:p>
-    <w:p>
-      <w:pPr>
-        <w:pBdr/>
-        <w:spacing/>
-        <w:ind/>
-        <w:rPr/>
-      </w:pPr>
-      <w:r>
-        <w:rPr>
-          <w:rFonts w:ascii="Times New Roman" w:hAnsi="Times New Roman" w:cs="Times New Roman"/>
-          <w:sz w:val="28"/>
-          <w:szCs w:val="28"/>
-        </w:rPr>
-      </w:r>
-      <w:r/>
-    </w:p>
-    <w:p>
-      <w:pPr>
-        <w:pBdr/>
-        <w:spacing/>
-        <w:ind/>
-        <w:rPr/>
-      </w:pPr>
-      <w:r>
-        <w:rPr>
-          <w:rFonts w:ascii="Times New Roman" w:hAnsi="Times New Roman" w:cs="Times New Roman"/>
-          <w:sz w:val="28"/>
-          <w:szCs w:val="28"/>
-        </w:rPr>
-        <w:t xml:space="preserve">----- Тест 2. Віртуальний виклик через SoundDevice&amp; -----</w:t>
-      </w:r>
-      <w:r/>
-    </w:p>
-    <w:p>
-      <w:pPr>
-        <w:pBdr/>
-        <w:spacing/>
-        <w:ind/>
-        <w:rPr/>
-      </w:pPr>
-      <w:r>
-        <w:rPr>
-          <w:rFonts w:ascii="Times New Roman" w:hAnsi="Times New Roman" w:cs="Times New Roman"/>
-          <w:sz w:val="28"/>
-          <w:szCs w:val="28"/>
-        </w:rPr>
-        <w:t xml:space="preserve">Вихід:</w:t>
-      </w:r>
-      <w:r/>
-    </w:p>
-    <w:p>
-      <w:pPr>
-        <w:pBdr/>
-        <w:spacing/>
-        <w:ind/>
-        <w:rPr/>
-      </w:pPr>
-      <w:r>
-        <w:rPr>
-          <w:rFonts w:ascii="Times New Roman" w:hAnsi="Times New Roman" w:cs="Times New Roman"/>
-          <w:sz w:val="28"/>
-          <w:szCs w:val="28"/>
-        </w:rPr>
-        <w:t xml:space="preserve">Через посилання на базовий клас: Тип: Мікрофон, ... Shure SM58 ...</w:t>
-      </w:r>
-      <w:r/>
-    </w:p>
-    <w:p>
-      <w:pPr>
-        <w:pBdr/>
-        <w:spacing/>
-        <w:ind/>
-        <w:rPr/>
-      </w:pPr>
-      <w:r>
-        <w:rPr>
-          <w:rFonts w:ascii="Times New Roman" w:hAnsi="Times New Roman" w:cs="Times New Roman"/>
-          <w:sz w:val="28"/>
-          <w:szCs w:val="28"/>
-        </w:rPr>
-        <w:t xml:space="preserve">Через посилання на базовий клас: Тип: Динамік, ... JBL Flip ...</w:t>
-      </w:r>
-      <w:r/>
-    </w:p>
-    <w:p>
-      <w:pPr>
-        <w:pBdr/>
-        <w:spacing/>
-        <w:ind/>
-        <w:rPr/>
-      </w:pPr>
-      <w:r>
-        <w:rPr>
-          <w:rFonts w:ascii="Times New Roman" w:hAnsi="Times New Roman" w:cs="Times New Roman"/>
-          <w:sz w:val="28"/>
-          <w:szCs w:val="28"/>
-        </w:rPr>
-        <w:t xml:space="preserve">Пояснення: викликаються перевизначені display()/getType() дочірніх класів.</w:t>
-      </w:r>
-      <w:r/>
-    </w:p>
-    <w:p>
-      <w:pPr>
-        <w:pBdr/>
-        <w:spacing/>
-        <w:ind/>
-        <w:rPr/>
-      </w:pPr>
-      <w:r>
-        <w:rPr>
-          <w:rFonts w:ascii="Times New Roman" w:hAnsi="Times New Roman" w:cs="Times New Roman"/>
-          <w:sz w:val="28"/>
-          <w:szCs w:val="28"/>
-        </w:rPr>
-      </w:r>
-      <w:r/>
-    </w:p>
-    <w:p>
-      <w:pPr>
-        <w:pBdr/>
-        <w:spacing/>
-        <w:ind/>
-        <w:rPr/>
-      </w:pPr>
-      <w:r>
-        <w:rPr>
-          <w:rFonts w:ascii="Times New Roman" w:hAnsi="Times New Roman" w:cs="Times New Roman"/>
-          <w:sz w:val="28"/>
-          <w:szCs w:val="28"/>
-        </w:rPr>
-        <w:t xml:space="preserve">----- Тест 3. Каталог (коректні дані) -----</w:t>
-      </w:r>
-      <w:r/>
-    </w:p>
-    <w:p>
-      <w:pPr>
-        <w:pBdr/>
-        <w:spacing/>
-        <w:ind/>
-        <w:rPr/>
-      </w:pPr>
-      <w:r>
-        <w:rPr>
-          <w:rFonts w:ascii="Times New Roman" w:hAnsi="Times New Roman" w:cs="Times New Roman"/>
-          <w:sz w:val="28"/>
-          <w:szCs w:val="28"/>
-        </w:rPr>
-        <w:t xml:space="preserve">Вихід: 4 пристрої з повними полями (модель, потужність, ціна + специфічні поля).</w:t>
-      </w:r>
-      <w:r/>
-    </w:p>
-    <w:p>
-      <w:pPr>
-        <w:pBdr/>
-        <w:spacing/>
-        <w:ind/>
-        <w:rPr/>
-      </w:pPr>
-      <w:r>
-        <w:rPr>
-          <w:rFonts w:ascii="Times New Roman" w:hAnsi="Times New Roman" w:cs="Times New Roman"/>
-          <w:sz w:val="28"/>
-          <w:szCs w:val="28"/>
-        </w:rPr>
-      </w:r>
-      <w:r/>
-    </w:p>
-    <w:p>
-      <w:pPr>
-        <w:pBdr/>
-        <w:spacing/>
-        <w:ind/>
-        <w:rPr/>
-      </w:pPr>
-      <w:r>
-        <w:rPr>
-          <w:rFonts w:ascii="Times New Roman" w:hAnsi="Times New Roman" w:cs="Times New Roman"/>
-          <w:sz w:val="28"/>
-          <w:szCs w:val="28"/>
-        </w:rPr>
-        <w:t xml:space="preserve">----- Тест 4. Валідація -----</w:t>
-      </w:r>
-      <w:r/>
-    </w:p>
-    <w:p>
-      <w:pPr>
-        <w:pBdr/>
-        <w:spacing/>
-        <w:ind/>
-        <w:rPr/>
-      </w:pPr>
-      <w:r>
-        <w:rPr>
-          <w:rFonts w:ascii="Times New Roman" w:hAnsi="Times New Roman" w:cs="Times New Roman"/>
-          <w:sz w:val="28"/>
-          <w:szCs w:val="28"/>
-        </w:rPr>
-        <w:t xml:space="preserve">Вхідні дані: setPattern(""), setImpedance(100); коректні setPower(10), setDiameter(10).</w:t>
-      </w:r>
-      <w:r/>
-    </w:p>
-    <w:p>
-      <w:pPr>
-        <w:pBdr/>
-        <w:spacing/>
-        <w:ind/>
-        <w:rPr/>
-      </w:pPr>
-      <w:r>
-        <w:rPr>
-          <w:rFonts w:ascii="Times New Roman" w:hAnsi="Times New Roman" w:cs="Times New Roman"/>
-          <w:sz w:val="28"/>
-          <w:szCs w:val="28"/>
-        </w:rPr>
-        <w:t xml:space="preserve">Вихід:</w:t>
-      </w:r>
-      <w:r/>
-    </w:p>
-    <w:p>
-      <w:pPr>
-        <w:pBdr/>
-        <w:spacing/>
-        <w:ind/>
-        <w:rPr/>
-      </w:pPr>
-      <w:r>
-        <w:rPr>
-          <w:rFonts w:ascii="Times New Roman" w:hAnsi="Times New Roman" w:cs="Times New Roman"/>
-          <w:sz w:val="28"/>
-          <w:szCs w:val="28"/>
-        </w:rPr>
-        <w:t xml:space="preserve">Помилка: діаграма спрямованості не може бути порожньою!</w:t>
-      </w:r>
-      <w:r/>
-    </w:p>
-    <w:p>
-      <w:pPr>
-        <w:pBdr/>
-        <w:spacing/>
-        <w:ind/>
-        <w:rPr/>
-      </w:pPr>
-      <w:r>
-        <w:rPr>
-          <w:rFonts w:ascii="Times New Roman" w:hAnsi="Times New Roman" w:cs="Times New Roman"/>
-          <w:sz w:val="28"/>
-          <w:szCs w:val="28"/>
-        </w:rPr>
-        <w:t xml:space="preserve">Помилка: опір має бути від 1 до 32 Ом!</w:t>
-      </w:r>
-      <w:r/>
-    </w:p>
-    <w:p>
-      <w:pPr>
-        <w:pBdr/>
-        <w:spacing/>
-        <w:ind/>
-        <w:rPr/>
-      </w:pPr>
-      <w:r>
-        <w:rPr>
-          <w:rFonts w:ascii="Times New Roman" w:hAnsi="Times New Roman" w:cs="Times New Roman"/>
-          <w:sz w:val="28"/>
-          <w:szCs w:val="28"/>
-        </w:rPr>
-        <w:t xml:space="preserve">mic1: потужність стала 10 Вт; діаграма не змінилась.</w:t>
-      </w:r>
-      <w:r/>
-    </w:p>
-    <w:p>
-      <w:pPr>
-        <w:pBdr/>
-        <w:spacing/>
-        <w:ind/>
-        <w:rPr/>
-      </w:pPr>
-      <w:r>
-        <w:rPr>
-          <w:rFonts w:ascii="Times New Roman" w:hAnsi="Times New Roman" w:cs="Times New Roman"/>
-          <w:sz w:val="28"/>
-          <w:szCs w:val="28"/>
-        </w:rPr>
-        <w:t xml:space="preserve">sp1: діаметр став 10 см; опір залишився 4 Ом.</w:t>
-      </w:r>
-      <w:r/>
-    </w:p>
-    <w:p>
-      <w:pPr>
-        <w:pBdr/>
-        <w:spacing/>
-        <w:ind/>
-        <w:rPr/>
-      </w:pPr>
-      <w:r>
-        <w:rPr>
-          <w:rFonts w:ascii="Times New Roman" w:hAnsi="Times New Roman" w:cs="Times New Roman"/>
-          <w:sz w:val="28"/>
-          <w:szCs w:val="28"/>
-        </w:rPr>
-      </w:r>
-      <w:r/>
-    </w:p>
-    <w:p>
-      <w:pPr>
-        <w:pBdr/>
-        <w:spacing/>
-        <w:ind/>
-        <w:rPr/>
-      </w:pPr>
-      <w:r>
-        <w:rPr>
-          <w:rFonts w:ascii="Times New Roman" w:hAnsi="Times New Roman" w:cs="Times New Roman"/>
-          <w:sz w:val="28"/>
-          <w:szCs w:val="28"/>
-        </w:rPr>
-        <w:t xml:space="preserve">----- Тест 5. Обчислення -----</w:t>
-      </w:r>
-      <w:r/>
-    </w:p>
-    <w:p>
-      <w:pPr>
-        <w:pBdr/>
-        <w:spacing/>
-        <w:ind/>
-        <w:rPr/>
-      </w:pPr>
-      <w:r>
-        <w:rPr>
-          <w:rFonts w:ascii="Times New Roman" w:hAnsi="Times New Roman" w:cs="Times New Roman"/>
-          <w:sz w:val="28"/>
-          <w:szCs w:val="28"/>
-        </w:rPr>
-        <w:t xml:space="preserve">Вихід:</w:t>
-      </w:r>
-      <w:r/>
-    </w:p>
-    <w:p>
-      <w:pPr>
-        <w:pBdr/>
-        <w:spacing/>
-        <w:ind/>
-        <w:rPr/>
-      </w:pPr>
-      <w:r>
-        <w:rPr>
-          <w:rFonts w:ascii="Times New Roman" w:hAnsi="Times New Roman" w:cs="Times New Roman"/>
-          <w:sz w:val="28"/>
-          <w:szCs w:val="28"/>
-        </w:rPr>
-        <w:t xml:space="preserve">Кількість пристроїв: 4</w:t>
-      </w:r>
-      <w:r/>
-    </w:p>
-    <w:p>
-      <w:pPr>
-        <w:pBdr/>
-        <w:spacing/>
-        <w:ind/>
-        <w:rPr/>
-      </w:pPr>
-      <w:r>
-        <w:rPr>
-          <w:rFonts w:ascii="Times New Roman" w:hAnsi="Times New Roman" w:cs="Times New Roman"/>
-          <w:sz w:val="28"/>
-          <w:szCs w:val="28"/>
-        </w:rPr>
-        <w:t xml:space="preserve">Загальна вартість: 38000 грн</w:t>
-      </w:r>
-      <w:r/>
-    </w:p>
-    <w:p>
-      <w:pPr>
-        <w:pBdr/>
-        <w:spacing/>
-        <w:ind/>
-        <w:rPr/>
-      </w:pPr>
-      <w:r>
-        <w:rPr>
-          <w:rFonts w:ascii="Times New Roman" w:hAnsi="Times New Roman" w:cs="Times New Roman"/>
-          <w:sz w:val="28"/>
-          <w:szCs w:val="28"/>
-        </w:rPr>
-        <w:t xml:space="preserve">(4500 + 12000 + 3500 + 18000)</w:t>
-      </w:r>
-      <w:r/>
-    </w:p>
-    <w:p>
-      <w:pPr>
-        <w:pBdr/>
-        <w:spacing/>
-        <w:ind/>
-        <w:rPr/>
-      </w:pPr>
-      <w:r>
-        <w:rPr>
-          <w:rFonts w:ascii="Times New Roman" w:hAnsi="Times New Roman" w:cs="Times New Roman"/>
-          <w:sz w:val="28"/>
-          <w:szCs w:val="28"/>
-        </w:rPr>
-      </w:r>
-      <w:r/>
-    </w:p>
-    <w:p>
-      <w:pPr>
-        <w:pBdr/>
-        <w:spacing/>
-        <w:ind/>
-        <w:rPr/>
-      </w:pPr>
-      <w:r>
-        <w:rPr>
-          <w:rFonts w:ascii="Times New Roman" w:hAnsi="Times New Roman" w:cs="Times New Roman"/>
-          <w:sz w:val="28"/>
-          <w:szCs w:val="28"/>
-        </w:rPr>
-        <w:t xml:space="preserve">----- Тест 6. Порядок деструкторів -----</w:t>
-      </w:r>
-      <w:r/>
-    </w:p>
-    <w:p>
-      <w:pPr>
-        <w:pBdr/>
-        <w:spacing/>
-        <w:ind/>
-        <w:rPr/>
-      </w:pPr>
-      <w:r>
-        <w:rPr>
-          <w:rFonts w:ascii="Times New Roman" w:hAnsi="Times New Roman" w:cs="Times New Roman"/>
-          <w:sz w:val="28"/>
-          <w:szCs w:val="28"/>
-        </w:rPr>
-        <w:t xml:space="preserve">Вихід: спочатку деструктор дочірнього класу, потім SoundDevice.</w:t>
-      </w:r>
-      <w:r/>
-    </w:p>
-    <w:p>
-      <w:pPr>
-        <w:pBdr/>
-        <w:spacing/>
-        <w:ind/>
-        <w:rPr/>
-      </w:pPr>
-      <w:r>
-        <w:rPr>
-          <w:rFonts w:ascii="Times New Roman" w:hAnsi="Times New Roman" w:cs="Times New Roman"/>
-          <w:sz w:val="28"/>
-          <w:szCs w:val="28"/>
-        </w:rPr>
-      </w:r>
-      <w:r/>
-    </w:p>
-    <w:p>
-      <w:pPr>
-        <w:pBdr/>
-        <w:spacing/>
-        <w:ind/>
-        <w:rPr/>
-      </w:pPr>
-      <w:r>
-        <w:rPr>
-          <w:rFonts w:ascii="Times New Roman" w:hAnsi="Times New Roman" w:cs="Times New Roman"/>
-          <w:sz w:val="28"/>
-          <w:szCs w:val="28"/>
-        </w:rPr>
-        <w:t xml:space="preserve">Повний вивід програми:</w:t>
-      </w:r>
-      <w:r/>
-    </w:p>
-    <w:p>
-      <w:pPr>
-        <w:pBdr/>
-        <w:spacing/>
-        <w:ind/>
-        <w:rPr/>
-      </w:pPr>
-      <w:r>
-        <w:rPr>
-          <w:rFonts w:ascii="Times New Roman" w:hAnsi="Times New Roman" w:cs="Times New Roman"/>
-          <w:sz w:val="28"/>
-          <w:szCs w:val="28"/>
-        </w:rPr>
-        <w:t xml:space="preserve">=== Лаб. №9-10: Звуковий пристрій -&gt; Мікрофон, Динамік ===</w:t>
-      </w:r>
-      <w:r/>
-    </w:p>
-    <w:p>
-      <w:pPr>
-        <w:pBdr/>
-        <w:spacing/>
-        <w:ind/>
-        <w:rPr/>
-      </w:pPr>
-      <w:r>
-        <w:rPr>
-          <w:rFonts w:ascii="Times New Roman" w:hAnsi="Times New Roman" w:cs="Times New Roman"/>
-          <w:sz w:val="28"/>
-          <w:szCs w:val="28"/>
-        </w:rPr>
-      </w:r>
-      <w:r/>
-    </w:p>
-    <w:p>
-      <w:pPr>
-        <w:pBdr/>
-        <w:spacing/>
-        <w:ind/>
-        <w:rPr/>
-      </w:pPr>
-      <w:r>
-        <w:rPr>
-          <w:rFonts w:ascii="Times New Roman" w:hAnsi="Times New Roman" w:cs="Times New Roman"/>
-          <w:sz w:val="28"/>
-          <w:szCs w:val="28"/>
-        </w:rPr>
-        <w:t xml:space="preserve">1. Створення об'єктів:</w:t>
-      </w:r>
-      <w:r/>
-    </w:p>
-    <w:p>
-      <w:pPr>
-        <w:pBdr/>
-        <w:spacing/>
-        <w:ind/>
-        <w:rPr/>
-      </w:pPr>
-      <w:r>
-        <w:rPr>
-          <w:rFonts w:ascii="Times New Roman" w:hAnsi="Times New Roman" w:cs="Times New Roman"/>
-          <w:sz w:val="28"/>
-          <w:szCs w:val="28"/>
-        </w:rPr>
-        <w:t xml:space="preserve">Конструктор SoundDevice (з параметрами)</w:t>
-      </w:r>
-      <w:r/>
-    </w:p>
-    <w:p>
-      <w:pPr>
-        <w:pBdr/>
-        <w:spacing/>
-        <w:ind/>
-        <w:rPr/>
-      </w:pPr>
-      <w:r>
-        <w:rPr>
-          <w:rFonts w:ascii="Times New Roman" w:hAnsi="Times New Roman" w:cs="Times New Roman"/>
-          <w:sz w:val="28"/>
-          <w:szCs w:val="28"/>
-        </w:rPr>
-        <w:t xml:space="preserve">Конструктор Microphone (з параметрами)</w:t>
-      </w:r>
-      <w:r/>
-    </w:p>
-    <w:p>
-      <w:pPr>
-        <w:pBdr/>
-        <w:spacing/>
-        <w:ind/>
-        <w:rPr/>
-      </w:pPr>
-      <w:r>
-        <w:rPr>
-          <w:rFonts w:ascii="Times New Roman" w:hAnsi="Times New Roman" w:cs="Times New Roman"/>
-          <w:sz w:val="28"/>
-          <w:szCs w:val="28"/>
-        </w:rPr>
-        <w:t xml:space="preserve">Конструктор SoundDevice (з параметрами)</w:t>
-      </w:r>
-      <w:r/>
-    </w:p>
-    <w:p>
-      <w:pPr>
-        <w:pBdr/>
-        <w:spacing/>
-        <w:ind/>
-        <w:rPr/>
-      </w:pPr>
-      <w:r>
-        <w:rPr>
-          <w:rFonts w:ascii="Times New Roman" w:hAnsi="Times New Roman" w:cs="Times New Roman"/>
-          <w:sz w:val="28"/>
-          <w:szCs w:val="28"/>
-        </w:rPr>
-        <w:t xml:space="preserve">Конструктор Microphone (з параметрами)</w:t>
-      </w:r>
-      <w:r/>
-    </w:p>
-    <w:p>
-      <w:pPr>
-        <w:pBdr/>
-        <w:spacing/>
-        <w:ind/>
-        <w:rPr/>
-      </w:pPr>
-      <w:r>
-        <w:rPr>
-          <w:rFonts w:ascii="Times New Roman" w:hAnsi="Times New Roman" w:cs="Times New Roman"/>
-          <w:sz w:val="28"/>
-          <w:szCs w:val="28"/>
-        </w:rPr>
-        <w:t xml:space="preserve">Конструктор SoundDevice (з параметрами)</w:t>
-      </w:r>
-      <w:r/>
-    </w:p>
-    <w:p>
-      <w:pPr>
-        <w:pBdr/>
-        <w:spacing/>
-        <w:ind/>
-        <w:rPr/>
-      </w:pPr>
-      <w:r>
-        <w:rPr>
-          <w:rFonts w:ascii="Times New Roman" w:hAnsi="Times New Roman" w:cs="Times New Roman"/>
-          <w:sz w:val="28"/>
-          <w:szCs w:val="28"/>
-        </w:rPr>
-        <w:t xml:space="preserve">Конструктор Speaker (з параметрами)</w:t>
-      </w:r>
-      <w:r/>
-    </w:p>
-    <w:p>
-      <w:pPr>
-        <w:pBdr/>
-        <w:spacing/>
-        <w:ind/>
-        <w:rPr/>
-      </w:pPr>
-      <w:r>
-        <w:rPr>
-          <w:rFonts w:ascii="Times New Roman" w:hAnsi="Times New Roman" w:cs="Times New Roman"/>
-          <w:sz w:val="28"/>
-          <w:szCs w:val="28"/>
-        </w:rPr>
-        <w:t xml:space="preserve">Конструктор SoundDevice (з параметрами)</w:t>
-      </w:r>
-      <w:r/>
-    </w:p>
-    <w:p>
-      <w:pPr>
-        <w:pBdr/>
-        <w:spacing/>
-        <w:ind/>
-        <w:rPr/>
-      </w:pPr>
-      <w:r>
-        <w:rPr>
-          <w:rFonts w:ascii="Times New Roman" w:hAnsi="Times New Roman" w:cs="Times New Roman"/>
-          <w:sz w:val="28"/>
-          <w:szCs w:val="28"/>
-        </w:rPr>
-        <w:t xml:space="preserve">Конструктор Speaker (з параметрами)</w:t>
-      </w:r>
-      <w:r/>
-    </w:p>
-    <w:p>
-      <w:pPr>
-        <w:pBdr/>
-        <w:spacing/>
-        <w:ind/>
-        <w:rPr/>
-      </w:pPr>
-      <w:r>
-        <w:rPr>
-          <w:rFonts w:ascii="Times New Roman" w:hAnsi="Times New Roman" w:cs="Times New Roman"/>
-          <w:sz w:val="28"/>
-          <w:szCs w:val="28"/>
-        </w:rPr>
-      </w:r>
-      <w:r/>
-    </w:p>
-    <w:p>
-      <w:pPr>
-        <w:pBdr/>
-        <w:spacing/>
-        <w:ind/>
-        <w:rPr/>
-      </w:pPr>
-      <w:r>
-        <w:rPr>
-          <w:rFonts w:ascii="Times New Roman" w:hAnsi="Times New Roman" w:cs="Times New Roman"/>
-          <w:sz w:val="28"/>
-          <w:szCs w:val="28"/>
-        </w:rPr>
-        <w:t xml:space="preserve">2. Віртуальний виклик через посилання:</w:t>
-      </w:r>
-      <w:r/>
-    </w:p>
-    <w:p>
-      <w:pPr>
-        <w:pBdr/>
-        <w:spacing/>
-        <w:ind/>
-        <w:rPr/>
-      </w:pPr>
-      <w:r>
-        <w:rPr>
-          <w:rFonts w:ascii="Times New Roman" w:hAnsi="Times New Roman" w:cs="Times New Roman"/>
-          <w:sz w:val="28"/>
-          <w:szCs w:val="28"/>
-        </w:rPr>
-        <w:t xml:space="preserve">Через посилання на базовий клас: Тип: Мікрофон, модель: Shure SM58, потужність: 5 Вт, ціна: 4500 грн, бездротовий: ні, діаграма: кардіоїдна</w:t>
-      </w:r>
-      <w:r/>
-    </w:p>
-    <w:p>
-      <w:pPr>
-        <w:pBdr/>
-        <w:spacing/>
-        <w:ind/>
-        <w:rPr/>
-      </w:pPr>
-      <w:r>
-        <w:rPr>
-          <w:rFonts w:ascii="Times New Roman" w:hAnsi="Times New Roman" w:cs="Times New Roman"/>
-          <w:sz w:val="28"/>
-          <w:szCs w:val="28"/>
-        </w:rPr>
-        <w:t xml:space="preserve">Через посилання на базовий клас: Тип: Динамік, модель: JBL Flip, потужність: 20 Вт, ціна: 3500 грн, діаметр: 8 см, опір: 4 Ом</w:t>
-      </w:r>
-      <w:r/>
-    </w:p>
-    <w:p>
-      <w:pPr>
-        <w:pBdr/>
-        <w:spacing/>
-        <w:ind/>
-        <w:rPr/>
-      </w:pPr>
-      <w:r>
-        <w:rPr>
-          <w:rFonts w:ascii="Times New Roman" w:hAnsi="Times New Roman" w:cs="Times New Roman"/>
-          <w:sz w:val="28"/>
-          <w:szCs w:val="28"/>
-        </w:rPr>
-      </w:r>
-      <w:r/>
-    </w:p>
-    <w:p>
-      <w:pPr>
-        <w:pBdr/>
-        <w:spacing/>
-        <w:ind/>
-        <w:rPr/>
-      </w:pPr>
-      <w:r>
-        <w:rPr>
-          <w:rFonts w:ascii="Times New Roman" w:hAnsi="Times New Roman" w:cs="Times New Roman"/>
-          <w:sz w:val="28"/>
-          <w:szCs w:val="28"/>
-        </w:rPr>
-        <w:t xml:space="preserve">3. Каталог (vector вказівників, поліморфізм):</w:t>
-      </w:r>
-      <w:r/>
-    </w:p>
-    <w:p>
-      <w:pPr>
-        <w:pBdr/>
-        <w:spacing/>
-        <w:ind/>
-        <w:rPr/>
-      </w:pPr>
-      <w:r>
-        <w:rPr>
-          <w:rFonts w:ascii="Times New Roman" w:hAnsi="Times New Roman" w:cs="Times New Roman"/>
-          <w:sz w:val="28"/>
-          <w:szCs w:val="28"/>
-        </w:rPr>
-        <w:t xml:space="preserve">Конструктор DeviceCatalog</w:t>
-      </w:r>
-      <w:r/>
-    </w:p>
-    <w:p>
-      <w:pPr>
-        <w:pBdr/>
-        <w:spacing/>
-        <w:ind/>
-        <w:rPr/>
-      </w:pPr>
-      <w:r>
-        <w:rPr>
-          <w:rFonts w:ascii="Times New Roman" w:hAnsi="Times New Roman" w:cs="Times New Roman"/>
-          <w:sz w:val="28"/>
-          <w:szCs w:val="28"/>
-        </w:rPr>
-        <w:t xml:space="preserve">Вхідні дані / усі пристрої:</w:t>
-      </w:r>
-      <w:r/>
-    </w:p>
-    <w:p>
-      <w:pPr>
-        <w:pBdr/>
-        <w:spacing/>
-        <w:ind/>
-        <w:rPr/>
-      </w:pPr>
-      <w:r>
-        <w:rPr>
-          <w:rFonts w:ascii="Times New Roman" w:hAnsi="Times New Roman" w:cs="Times New Roman"/>
-          <w:sz w:val="28"/>
-          <w:szCs w:val="28"/>
-        </w:rPr>
-        <w:t xml:space="preserve">[0] Тип: Мікрофон, модель: Shure SM58, потужність: 5 Вт, ціна: 4500 грн, бездротовий: ні, діаграма: кардіоїдна</w:t>
-      </w:r>
-      <w:r/>
-    </w:p>
-    <w:p>
-      <w:pPr>
-        <w:pBdr/>
-        <w:spacing/>
-        <w:ind/>
-        <w:rPr/>
-      </w:pPr>
-      <w:r>
-        <w:rPr>
-          <w:rFonts w:ascii="Times New Roman" w:hAnsi="Times New Roman" w:cs="Times New Roman"/>
-          <w:sz w:val="28"/>
-          <w:szCs w:val="28"/>
-        </w:rPr>
-        <w:t xml:space="preserve">[1] Тип: Мікрофон, модель: Rode Wireless, потужність: 2 Вт, ціна: 12000 грн, бездротовий: так, діаграма: омні</w:t>
-      </w:r>
-      <w:r/>
-    </w:p>
-    <w:p>
-      <w:pPr>
-        <w:pBdr/>
-        <w:spacing/>
-        <w:ind/>
-        <w:rPr/>
-      </w:pPr>
-      <w:r>
-        <w:rPr>
-          <w:rFonts w:ascii="Times New Roman" w:hAnsi="Times New Roman" w:cs="Times New Roman"/>
-          <w:sz w:val="28"/>
-          <w:szCs w:val="28"/>
-        </w:rPr>
-        <w:t xml:space="preserve">[2] Тип: Динамік, модель: JBL Flip, потужність: 20 Вт, ціна: 3500 грн, діаметр: 8 см, опір: 4 Ом</w:t>
-      </w:r>
-      <w:r/>
-    </w:p>
-    <w:p>
-      <w:pPr>
-        <w:pBdr/>
-        <w:spacing/>
-        <w:ind/>
-        <w:rPr/>
-      </w:pPr>
-      <w:r>
-        <w:rPr>
-          <w:rFonts w:ascii="Times New Roman" w:hAnsi="Times New Roman" w:cs="Times New Roman"/>
-          <w:sz w:val="28"/>
-          <w:szCs w:val="28"/>
-        </w:rPr>
-        <w:t xml:space="preserve">[3] Тип: Динамік, модель: Yamaha HS8, потужність: 120 Вт, ціна: 18000 грн, діаметр: 20 см, опір: 8 Ом</w:t>
-      </w:r>
-      <w:r/>
-    </w:p>
-    <w:p>
-      <w:pPr>
-        <w:pBdr/>
-        <w:spacing/>
-        <w:ind/>
-        <w:rPr/>
-      </w:pPr>
-      <w:r>
-        <w:rPr>
-          <w:rFonts w:ascii="Times New Roman" w:hAnsi="Times New Roman" w:cs="Times New Roman"/>
-          <w:sz w:val="28"/>
-          <w:szCs w:val="28"/>
-        </w:rPr>
-      </w:r>
-      <w:r/>
-    </w:p>
-    <w:p>
-      <w:pPr>
-        <w:pBdr/>
-        <w:spacing/>
-        <w:ind/>
-        <w:rPr/>
-      </w:pPr>
-      <w:r>
-        <w:rPr>
-          <w:rFonts w:ascii="Times New Roman" w:hAnsi="Times New Roman" w:cs="Times New Roman"/>
-          <w:sz w:val="28"/>
-          <w:szCs w:val="28"/>
-        </w:rPr>
-        <w:t xml:space="preserve">4. Зміна полів і валідація:</w:t>
-      </w:r>
-      <w:r/>
-    </w:p>
-    <w:p>
-      <w:pPr>
-        <w:pBdr/>
-        <w:spacing/>
-        <w:ind/>
-        <w:rPr/>
-      </w:pPr>
-      <w:r>
-        <w:rPr>
-          <w:rFonts w:ascii="Times New Roman" w:hAnsi="Times New Roman" w:cs="Times New Roman"/>
-          <w:sz w:val="28"/>
-          <w:szCs w:val="28"/>
-        </w:rPr>
-        <w:t xml:space="preserve">Помилка: діаграма спрямованості не може бути порожньою!</w:t>
-      </w:r>
-      <w:r/>
-    </w:p>
-    <w:p>
-      <w:pPr>
-        <w:pBdr/>
-        <w:spacing/>
-        <w:ind/>
-        <w:rPr/>
-      </w:pPr>
-      <w:r>
-        <w:rPr>
-          <w:rFonts w:ascii="Times New Roman" w:hAnsi="Times New Roman" w:cs="Times New Roman"/>
-          <w:sz w:val="28"/>
-          <w:szCs w:val="28"/>
-        </w:rPr>
-        <w:t xml:space="preserve">Помилка: опір має бути від 1 до 32 Ом!</w:t>
-      </w:r>
-      <w:r/>
-    </w:p>
-    <w:p>
-      <w:pPr>
-        <w:pBdr/>
-        <w:spacing/>
-        <w:ind/>
-        <w:rPr/>
-      </w:pPr>
-      <w:r>
-        <w:rPr>
-          <w:rFonts w:ascii="Times New Roman" w:hAnsi="Times New Roman" w:cs="Times New Roman"/>
-          <w:sz w:val="28"/>
-          <w:szCs w:val="28"/>
-        </w:rPr>
-        <w:t xml:space="preserve">[0] Тип: Мікрофон, модель: Shure SM58, потужність: 10 Вт, ціна: 4500 грн, бездротовий: ні, діаграма: кардіоїдна</w:t>
-      </w:r>
-      <w:r/>
-    </w:p>
-    <w:p>
-      <w:pPr>
-        <w:pBdr/>
-        <w:spacing/>
-        <w:ind/>
-        <w:rPr/>
-      </w:pPr>
-      <w:r>
-        <w:rPr>
-          <w:rFonts w:ascii="Times New Roman" w:hAnsi="Times New Roman" w:cs="Times New Roman"/>
-          <w:sz w:val="28"/>
-          <w:szCs w:val="28"/>
-        </w:rPr>
-        <w:t xml:space="preserve">[1] Тип: Мікрофон, модель: Rode Wireless, потужність: 2 Вт, ціна: 12000 грн, бездротовий: так, діаграма: омні</w:t>
-      </w:r>
-      <w:r/>
-    </w:p>
-    <w:p>
-      <w:pPr>
-        <w:pBdr/>
-        <w:spacing/>
-        <w:ind/>
-        <w:rPr/>
-      </w:pPr>
-      <w:r>
-        <w:rPr>
-          <w:rFonts w:ascii="Times New Roman" w:hAnsi="Times New Roman" w:cs="Times New Roman"/>
-          <w:sz w:val="28"/>
-          <w:szCs w:val="28"/>
-        </w:rPr>
-        <w:t xml:space="preserve">[2] Тип: Динамік, модель: JBL Flip, потужність: 20 Вт, ціна: 3500 грн, діаметр: 10 см, опір: 4 Ом</w:t>
-      </w:r>
-      <w:r/>
-    </w:p>
-    <w:p>
-      <w:pPr>
-        <w:pBdr/>
-        <w:spacing/>
-        <w:ind/>
-        <w:rPr/>
-      </w:pPr>
-      <w:r>
-        <w:rPr>
-          <w:rFonts w:ascii="Times New Roman" w:hAnsi="Times New Roman" w:cs="Times New Roman"/>
-          <w:sz w:val="28"/>
-          <w:szCs w:val="28"/>
-        </w:rPr>
-        <w:t xml:space="preserve">[3] Тип: Динамік, модель: Yamaha HS8, потужність: 120 Вт, ціна: 18000 грн, діаметр: 20 см, опір: 8 Ом</w:t>
-      </w:r>
-      <w:r/>
-    </w:p>
-    <w:p>
-      <w:pPr>
-        <w:pBdr/>
-        <w:spacing/>
-        <w:ind/>
-        <w:rPr/>
-      </w:pPr>
-      <w:r>
-        <w:rPr>
-          <w:rFonts w:ascii="Times New Roman" w:hAnsi="Times New Roman" w:cs="Times New Roman"/>
-          <w:sz w:val="28"/>
-          <w:szCs w:val="28"/>
-        </w:rPr>
-      </w:r>
-      <w:r/>
-    </w:p>
-    <w:p>
-      <w:pPr>
-        <w:pBdr/>
-        <w:spacing/>
-        <w:ind/>
-        <w:rPr/>
-      </w:pPr>
-      <w:r>
-        <w:rPr>
-          <w:rFonts w:ascii="Times New Roman" w:hAnsi="Times New Roman" w:cs="Times New Roman"/>
-          <w:sz w:val="28"/>
-          <w:szCs w:val="28"/>
-        </w:rPr>
-        <w:t xml:space="preserve">5. Результат обчислення:</w:t>
-      </w:r>
-      <w:r/>
-    </w:p>
-    <w:p>
-      <w:pPr>
-        <w:pBdr/>
-        <w:spacing/>
-        <w:ind/>
-        <w:rPr/>
-      </w:pPr>
-      <w:r>
-        <w:rPr>
-          <w:rFonts w:ascii="Times New Roman" w:hAnsi="Times New Roman" w:cs="Times New Roman"/>
-          <w:sz w:val="28"/>
-          <w:szCs w:val="28"/>
-        </w:rPr>
-        <w:t xml:space="preserve">Кількість пристроїв: 4</w:t>
-      </w:r>
-      <w:r/>
-    </w:p>
-    <w:p>
-      <w:pPr>
-        <w:pBdr/>
-        <w:spacing/>
-        <w:ind/>
-        <w:rPr/>
-      </w:pPr>
-      <w:r>
-        <w:rPr>
-          <w:rFonts w:ascii="Times New Roman" w:hAnsi="Times New Roman" w:cs="Times New Roman"/>
-          <w:sz w:val="28"/>
-          <w:szCs w:val="28"/>
-        </w:rPr>
-        <w:t xml:space="preserve">Загальна вартість: 38000 грн</w:t>
-      </w:r>
-      <w:r/>
-    </w:p>
-    <w:p>
-      <w:pPr>
-        <w:pBdr/>
-        <w:spacing/>
-        <w:ind/>
-        <w:rPr/>
-      </w:pPr>
-      <w:r>
-        <w:rPr>
-          <w:rFonts w:ascii="Times New Roman" w:hAnsi="Times New Roman" w:cs="Times New Roman"/>
-          <w:sz w:val="28"/>
-          <w:szCs w:val="28"/>
-        </w:rPr>
-      </w:r>
-      <w:r/>
-    </w:p>
-    <w:p>
-      <w:pPr>
-        <w:pBdr/>
-        <w:spacing/>
-        <w:ind/>
-        <w:rPr/>
-      </w:pPr>
-      <w:r>
-        <w:rPr>
-          <w:rFonts w:ascii="Times New Roman" w:hAnsi="Times New Roman" w:cs="Times New Roman"/>
-          <w:sz w:val="28"/>
-          <w:szCs w:val="28"/>
-        </w:rPr>
-        <w:t xml:space="preserve">=== Кінець програми ===</w:t>
-      </w:r>
-      <w:r/>
-    </w:p>
-    <w:p>
-      <w:pPr>
-        <w:pBdr/>
-        <w:spacing/>
-        <w:ind/>
-        <w:rPr/>
-      </w:pPr>
-      <w:r>
-        <w:rPr>
-          <w:rFonts w:ascii="Times New Roman" w:hAnsi="Times New Roman" w:cs="Times New Roman"/>
-          <w:sz w:val="28"/>
-          <w:szCs w:val="28"/>
-        </w:rPr>
-        <w:t xml:space="preserve">Деструктор DeviceCatalog</w:t>
-      </w:r>
-      <w:r/>
-    </w:p>
-    <w:p>
-      <w:pPr>
-        <w:pBdr/>
-        <w:spacing/>
-        <w:ind/>
-        <w:rPr/>
-      </w:pPr>
-      <w:r>
-        <w:rPr>
-          <w:rFonts w:ascii="Times New Roman" w:hAnsi="Times New Roman" w:cs="Times New Roman"/>
-          <w:sz w:val="28"/>
-          <w:szCs w:val="28"/>
-        </w:rPr>
-        <w:t xml:space="preserve">Деструктор Speaker</w:t>
-      </w:r>
-      <w:r/>
-    </w:p>
-    <w:p>
-      <w:pPr>
-        <w:pBdr/>
-        <w:spacing/>
-        <w:ind/>
-        <w:rPr/>
-      </w:pPr>
-      <w:r>
-        <w:rPr>
-          <w:rFonts w:ascii="Times New Roman" w:hAnsi="Times New Roman" w:cs="Times New Roman"/>
-          <w:sz w:val="28"/>
-          <w:szCs w:val="28"/>
-        </w:rPr>
-        <w:t xml:space="preserve">Деструктор SoundDevice (Yamaha HS8)</w:t>
-      </w:r>
-      <w:r/>
-    </w:p>
-    <w:p>
-      <w:pPr>
-        <w:pBdr/>
-        <w:spacing/>
-        <w:ind/>
-        <w:rPr/>
-      </w:pPr>
-      <w:r>
-        <w:rPr>
-          <w:rFonts w:ascii="Times New Roman" w:hAnsi="Times New Roman" w:cs="Times New Roman"/>
-          <w:sz w:val="28"/>
-          <w:szCs w:val="28"/>
-        </w:rPr>
-        <w:t xml:space="preserve">Деструктор Speaker</w:t>
-      </w:r>
-      <w:r/>
-    </w:p>
-    <w:p>
-      <w:pPr>
-        <w:pBdr/>
-        <w:spacing/>
-        <w:ind/>
-        <w:rPr/>
-      </w:pPr>
-      <w:r>
-        <w:rPr>
-          <w:rFonts w:ascii="Times New Roman" w:hAnsi="Times New Roman" w:cs="Times New Roman"/>
-          <w:sz w:val="28"/>
-          <w:szCs w:val="28"/>
-        </w:rPr>
-        <w:t xml:space="preserve">Деструктор SoundDevice (JBL Flip)</w:t>
-      </w:r>
-      <w:r/>
-    </w:p>
-    <w:p>
-      <w:pPr>
-        <w:pBdr/>
-        <w:spacing/>
-        <w:ind/>
-        <w:rPr/>
-      </w:pPr>
-      <w:r>
-        <w:rPr>
-          <w:rFonts w:ascii="Times New Roman" w:hAnsi="Times New Roman" w:cs="Times New Roman"/>
-          <w:sz w:val="28"/>
-          <w:szCs w:val="28"/>
-        </w:rPr>
-        <w:t xml:space="preserve">Деструктор Microphone</w:t>
-      </w:r>
-      <w:r/>
-    </w:p>
-    <w:p>
-      <w:pPr>
-        <w:pBdr/>
-        <w:spacing/>
-        <w:ind/>
-        <w:rPr/>
-      </w:pPr>
-      <w:r>
-        <w:rPr>
-          <w:rFonts w:ascii="Times New Roman" w:hAnsi="Times New Roman" w:cs="Times New Roman"/>
-          <w:sz w:val="28"/>
-          <w:szCs w:val="28"/>
-        </w:rPr>
-        <w:t xml:space="preserve">Деструктор SoundDevice (Rode Wireless)</w:t>
-      </w:r>
-      <w:r/>
-    </w:p>
-    <w:p>
-      <w:pPr>
-        <w:pBdr/>
-        <w:spacing/>
-        <w:ind/>
-        <w:rPr/>
-      </w:pPr>
-      <w:r>
-        <w:rPr>
-          <w:rFonts w:ascii="Times New Roman" w:hAnsi="Times New Roman" w:cs="Times New Roman"/>
-          <w:sz w:val="28"/>
-          <w:szCs w:val="28"/>
-        </w:rPr>
-        <w:t xml:space="preserve">Деструктор Microphone</w:t>
-      </w:r>
-      <w:r/>
-    </w:p>
-    <w:p>
-      <w:pPr>
-        <w:pBdr/>
-        <w:spacing/>
-        <w:ind/>
-        <w:rPr/>
-      </w:pPr>
-      <w:r>
-        <w:rPr>
-          <w:rFonts w:ascii="Times New Roman" w:hAnsi="Times New Roman" w:cs="Times New Roman"/>
-          <w:sz w:val="28"/>
-          <w:szCs w:val="28"/>
-        </w:rPr>
-        <w:t xml:space="preserve">Деструктор SoundDevice (Shure SM58)</w:t>
-      </w:r>
-      <w:r/>
-    </w:p>
-    <w:p>
-      <w:pPr>
-        <w:pBdr/>
-        <w:spacing/>
-        <w:ind/>
-        <w:rPr/>
-      </w:pPr>
-      <w:r>
-        <w:rPr>
-          <w:rFonts w:ascii="Times New Roman" w:hAnsi="Times New Roman" w:cs="Times New Roman"/>
-          <w:sz w:val="28"/>
-          <w:szCs w:val="28"/>
-        </w:rPr>
-      </w:r>
-      <w:r/>
-    </w:p>
-    <w:p>
-      <w:pPr>
-        <w:pBdr/>
-        <w:spacing/>
-        <w:ind/>
         <w:rPr>
           <w:b/>
           <w:bCs/>
@@ -9336,7 +1484,94 @@
           <w:sz w:val="28"/>
           <w:szCs w:val="28"/>
         </w:rPr>
+        <w:br/>
+      </w:r>
+      <w:r>
+        <mc:AlternateContent>
+          <mc:Choice Requires="wpg">
+            <w:drawing>
+              <wp:inline xmlns:wp="http://schemas.openxmlformats.org/drawingml/2006/wordprocessingDrawing" distT="0" distB="0" distL="0" distR="0">
+                <wp:extent cx="6120765" cy="4142025"/>
+                <wp:effectExtent l="0" t="0" r="0" b="0"/>
+                <wp:docPr id="3" name=""/>
+                <wp:cNvGraphicFramePr>
+                  <a:graphicFrameLocks xmlns:a="http://schemas.openxmlformats.org/drawingml/2006/main" noChangeAspect="1"/>
+                </wp:cNvGraphicFramePr>
+                <a:graphic xmlns:a="http://schemas.openxmlformats.org/drawingml/2006/main">
+                  <a:graphicData uri="http://schemas.openxmlformats.org/drawingml/2006/picture">
+                    <pic:pic xmlns:pic="http://schemas.openxmlformats.org/drawingml/2006/picture">
+                      <pic:nvPicPr>
+                        <pic:cNvPr id="74088939" name=""/>
+                        <pic:cNvPicPr>
+                          <a:picLocks noChangeAspect="1"/>
+                        </pic:cNvPicPr>
+                        <pic:nvPr/>
+                      </pic:nvPicPr>
+                      <pic:blipFill rotWithShape="1">
+                        <a:blip r:embed="rId22"/>
+                        <a:stretch/>
+                      </pic:blipFill>
+                      <pic:spPr bwMode="auto">
+                        <a:xfrm>
+                          <a:off x="0" y="0"/>
+                          <a:ext cx="6120765" cy="4142025"/>
+                        </a:xfrm>
+                        <a:prstGeom prst="rect">
+                          <a:avLst/>
+                        </a:prstGeom>
+                      </pic:spPr>
+                    </pic:pic>
+                  </a:graphicData>
+                </a:graphic>
+              </wp:inline>
+            </w:drawing>
+          </mc:Choice>
+          <mc:Fallback>
+            <w:pict>
+              <v:shapetype id="_x0000_t75" coordsize="21600,21600" o:spt="75" o:preferrelative="t" path="m@4@5l@4@11@9@11@9@5xe" filled="f" stroked="f">
+                <v:stroke joinstyle="miter"/>
+                <v:formulas>
+                  <v:f eqn="if lineDrawn pixelLineWidth 0"/>
+                  <v:f eqn="sum @0 1 0"/>
+                  <v:f eqn="sum 0 0 @1"/>
+                  <v:f eqn="prod @2 1 2"/>
+                  <v:f eqn="prod @3 21600 pixelWidth"/>
+                  <v:f eqn="prod @3 21600 pixelHeight"/>
+                  <v:f eqn="sum @0 0 1"/>
+                  <v:f eqn="prod @6 1 2"/>
+                  <v:f eqn="prod @7 21600 pixelWidth"/>
+                  <v:f eqn="sum @8 21600 0"/>
+                  <v:f eqn="prod @7 21600 pixelHeight"/>
+                  <v:f eqn="sum @10 21600 0"/>
+                </v:formulas>
+                <v:path o:extrusionok="f" gradientshapeok="t" o:connecttype="rect"/>
+                <o:lock v:ext="edit" aspectratio="t"/>
+              </v:shapetype>
+              <v:shape id="_x0000_i2" o:spid="_x0000_s2" type="#_x0000_t75" style="width:481.95pt;height:326.14pt;mso-wrap-distance-left:0.00pt;mso-wrap-distance-top:0.00pt;mso-wrap-distance-right:0.00pt;mso-wrap-distance-bottom:0.00pt;z-index:1;" stroked="false">
+                <v:imagedata r:id="rId22" o:title=""/>
+                <o:lock v:ext="edit" rotation="t"/>
+              </v:shape>
+            </w:pict>
+          </mc:Fallback>
+        </mc:AlternateContent>
+      </w:r>
+      <w:r>
+        <w:rPr>
+          <w:rFonts w:ascii="Times New Roman" w:hAnsi="Times New Roman" w:cs="Times New Roman"/>
+          <w:b/>
+          <w:bCs/>
+          <w:sz w:val="28"/>
+          <w:szCs w:val="28"/>
+        </w:rPr>
+        <w:br/>
+        <w:br/>
         <w:t xml:space="preserve">Висновок:</w:t>
+      </w:r>
+      <w:r>
+        <w:rPr>
+          <w:b/>
+          <w:bCs/>
+        </w:rPr>
       </w:r>
       <w:r>
         <w:rPr>
@@ -9595,7 +1830,6 @@
         </w:rPr>
         <w:t xml:space="preserve">компілятор g++ (GCC), стандартна бібліотека C++ (iostream, string, vector).</w:t>
       </w:r>
-      <w:r/>
       <w:r>
         <w:rPr>
           <w:rFonts w:ascii="Times New Roman" w:hAnsi="Times New Roman" w:cs="Times New Roman"/>
@@ -9603,7 +1837,6 @@
           <w:szCs w:val="28"/>
         </w:rPr>
       </w:r>
-      <w:r/>
       <w:r/>
     </w:p>
     <w:sectPr>

--- a/L_9-10/Звіт 9-10 В. Стахнюк.docx
+++ b/L_9-10/Звіт 9-10 В. Стахнюк.docx
@@ -95,72 +95,6 @@
       <w:r>
         <w:rPr>
           <w:rFonts w:ascii="Times New Roman" w:hAnsi="Times New Roman" w:cs="Times New Roman"/>
-          <w:sz w:val="32"/>
-          <w:szCs w:val="32"/>
-        </w:rPr>
-      </w:r>
-      <w:r>
-        <w:rPr>
-          <w:rFonts w:ascii="Times New Roman" w:hAnsi="Times New Roman" w:cs="Times New Roman"/>
-          <w:sz w:val="32"/>
-          <w:szCs w:val="32"/>
-        </w:rPr>
-      </w:r>
-    </w:p>
-    <w:p>
-      <w:pPr>
-        <w:pBdr/>
-        <w:spacing w:line="360" w:lineRule="auto"/>
-        <w:ind/>
-        <w:jc w:val="center"/>
-        <w:rPr>
-          <w:rFonts w:ascii="Times New Roman" w:hAnsi="Times New Roman" w:cs="Times New Roman"/>
-          <w:b/>
-          <w:bCs/>
-          <w:sz w:val="32"/>
-          <w:szCs w:val="32"/>
-        </w:rPr>
-      </w:pPr>
-      <w:r>
-        <w:rPr>
-          <w:rFonts w:ascii="Times New Roman" w:hAnsi="Times New Roman" w:cs="Times New Roman"/>
-          <w:sz w:val="32"/>
-          <w:szCs w:val="32"/>
-        </w:rPr>
-        <w:t xml:space="preserve">Кафедра радіоелектронних пристроїв</w:t>
-      </w:r>
-      <w:r>
-        <w:rPr>
-          <w:rFonts w:ascii="Times New Roman" w:hAnsi="Times New Roman" w:cs="Times New Roman"/>
-          <w:b/>
-          <w:bCs/>
-          <w:sz w:val="32"/>
-          <w:szCs w:val="32"/>
-        </w:rPr>
-        <w:t xml:space="preserve"> </w:t>
-      </w:r>
-      <w:r>
-        <w:rPr>
-          <w:rFonts w:ascii="Times New Roman" w:hAnsi="Times New Roman" w:cs="Times New Roman"/>
-          <w:sz w:val="32"/>
-          <w:szCs w:val="32"/>
-        </w:rPr>
-        <w:t xml:space="preserve">та систем</w:t>
-      </w:r>
-      <w:r>
-        <w:rPr>
-          <w:rFonts w:ascii="Times New Roman" w:hAnsi="Times New Roman" w:cs="Times New Roman"/>
-          <w:b/>
-          <w:bCs/>
-          <w:sz w:val="32"/>
-          <w:szCs w:val="32"/>
-        </w:rPr>
-      </w:r>
-      <w:r>
-        <w:rPr>
-          <w:rFonts w:ascii="Times New Roman" w:hAnsi="Times New Roman" w:cs="Times New Roman"/>
-          <w:b/>
-          <w:bCs/>
           <w:sz w:val="32"/>
           <w:szCs w:val="32"/>
         </w:rPr>
@@ -1023,6 +957,15 @@
           <w:szCs w:val="28"/>
         </w:rPr>
       </w:r>
+      <w:r>
+        <w:rPr>
+          <w:rFonts w:ascii="Times New Roman" w:hAnsi="Times New Roman" w:cs="Times New Roman"/>
+          <w:b/>
+          <w:bCs/>
+          <w:sz w:val="28"/>
+          <w:szCs w:val="28"/>
+        </w:rPr>
+      </w:r>
     </w:p>
     <w:p>
       <w:pPr>
@@ -1110,6 +1053,12 @@
           <w:bCs/>
         </w:rPr>
       </w:r>
+      <w:r>
+        <w:rPr>
+          <w:b/>
+          <w:bCs/>
+        </w:rPr>
+      </w:r>
     </w:p>
     <w:p>
       <w:pPr>
@@ -1122,6 +1071,12 @@
           <w:bCs/>
         </w:rPr>
       </w:pPr>
+      <w:r>
+        <w:rPr>
+          <w:b/>
+          <w:bCs/>
+        </w:rPr>
+      </w:r>
       <w:r>
         <w:rPr>
           <w:b/>
@@ -1157,11 +1112,8 @@
       </w:r>
       <w:r>
         <w:rPr>
-          <w:rFonts w:ascii="Times New Roman" w:hAnsi="Times New Roman" w:cs="Times New Roman"/>
           <w:b/>
           <w:bCs/>
-          <w:sz w:val="28"/>
-          <w:szCs w:val="28"/>
         </w:rPr>
       </w:r>
       <w:r>
@@ -1401,11 +1353,8 @@
       </w:r>
       <w:r>
         <w:rPr>
-          <w:rFonts w:ascii="Times New Roman" w:hAnsi="Times New Roman" w:cs="Times New Roman"/>
           <w:b/>
           <w:bCs/>
-          <w:sz w:val="28"/>
-          <w:szCs w:val="28"/>
         </w:rPr>
       </w:r>
       <w:r>
